--- a/downloads/workbook/ai-4-week-29.docx
+++ b/downloads/workbook/ai-4-week-29.docx
@@ -1557,6 +1557,178 @@
         <w:t>Project connection: For your Responsible Plant Classifier, save the input, procedure, observed result and limitation of this check. Label this worked example as practice; use a different, previously unreviewed case when checking independent understanding.</w:t>
       </w:r>
     </w:p>
+    <w:p>
+      <w:pPr>
+        <w:pStyle w:val="Heading1"/>
+      </w:pPr>
+      <w:r>
+        <w:t>24. Project portfolio milestone</w:t>
+      </w:r>
+    </w:p>
+    <w:p>
+      <w:r>
+        <w:t>Project: Responsible Plant Classifier</w:t>
+      </w:r>
+    </w:p>
+    <w:p>
+      <w:r>
+        <w:t>Current milestone: Prepare the demonstration. Gather reproducible instructions, evidence, access checks and remaining limitations.</w:t>
+      </w:r>
+    </w:p>
+    <w:p>
+      <w:r>
+        <w:t>For your Responsible Plant Classifier, save the input, procedure, observed result and limitation of this check. Label this worked example as practice; use a different, previously unreviewed case when checking independent understanding.</w:t>
+      </w:r>
+    </w:p>
+    <w:tbl>
+      <w:tblPr>
+        <w:tblStyle w:val="LightShading-Accent1"/>
+        <w:tblW w:type="auto" w:w="0"/>
+        <w:tblLook w:firstColumn="1" w:firstRow="1" w:lastColumn="0" w:lastRow="0" w:noHBand="0" w:noVBand="1" w:val="04A0"/>
+      </w:tblPr>
+      <w:tblGrid>
+        <w:gridCol w:w="5112"/>
+        <w:gridCol w:w="5112"/>
+      </w:tblGrid>
+      <w:tr>
+        <w:trPr>
+          <w:tblHeader/>
+        </w:trPr>
+        <w:tc>
+          <w:tcPr>
+            <w:tcW w:type="dxa" w:w="5112"/>
+          </w:tcPr>
+          <w:p>
+            <w:r>
+              <w:t>Evidence to keep</w:t>
+            </w:r>
+          </w:p>
+        </w:tc>
+        <w:tc>
+          <w:tcPr>
+            <w:tcW w:type="dxa" w:w="5112"/>
+          </w:tcPr>
+          <w:p>
+            <w:r>
+              <w:t>My record</w:t>
+            </w:r>
+          </w:p>
+        </w:tc>
+      </w:tr>
+      <w:tr>
+        <w:tc>
+          <w:tcPr>
+            <w:tcW w:type="dxa" w:w="5112"/>
+          </w:tcPr>
+          <w:p>
+            <w:r>
+              <w:t>This week’s input and deciding step</w:t>
+            </w:r>
+          </w:p>
+        </w:tc>
+        <w:tc>
+          <w:tcPr>
+            <w:tcW w:type="dxa" w:w="5112"/>
+          </w:tcPr>
+          <w:p>
+            <w:r/>
+          </w:p>
+        </w:tc>
+      </w:tr>
+      <w:tr>
+        <w:tc>
+          <w:tcPr>
+            <w:tcW w:type="dxa" w:w="5112"/>
+          </w:tcPr>
+          <w:p>
+            <w:r>
+              <w:t>Prediction and actual result (or labelled paper trace)</w:t>
+            </w:r>
+          </w:p>
+        </w:tc>
+        <w:tc>
+          <w:tcPr>
+            <w:tcW w:type="dxa" w:w="5112"/>
+          </w:tcPr>
+          <w:p>
+            <w:r/>
+          </w:p>
+        </w:tc>
+      </w:tr>
+      <w:tr>
+        <w:tc>
+          <w:tcPr>
+            <w:tcW w:type="dxa" w:w="5112"/>
+          </w:tcPr>
+          <w:p>
+            <w:r>
+              <w:t>One change since the previous checkpoint and why</w:t>
+            </w:r>
+          </w:p>
+        </w:tc>
+        <w:tc>
+          <w:tcPr>
+            <w:tcW w:type="dxa" w:w="5112"/>
+          </w:tcPr>
+          <w:p>
+            <w:r/>
+          </w:p>
+        </w:tc>
+      </w:tr>
+      <w:tr>
+        <w:tc>
+          <w:tcPr>
+            <w:tcW w:type="dxa" w:w="5112"/>
+          </w:tcPr>
+          <w:p>
+            <w:r>
+              <w:t>One error or limit and the next test</w:t>
+            </w:r>
+          </w:p>
+        </w:tc>
+        <w:tc>
+          <w:tcPr>
+            <w:tcW w:type="dxa" w:w="5112"/>
+          </w:tcPr>
+          <w:p>
+            <w:r/>
+          </w:p>
+        </w:tc>
+      </w:tr>
+    </w:tbl>
+    <w:p>
+      <w:pPr>
+        <w:pStyle w:val="Heading3"/>
+      </w:pPr>
+      <w:r>
+        <w:t>Explain what this week adds to your project. Reuse last week’s record rather than starting again.</w:t>
+      </w:r>
+    </w:p>
+    <w:p>
+      <w:r>
+        <w:t>________________________________________________________________</w:t>
+      </w:r>
+    </w:p>
+    <w:p>
+      <w:r>
+        <w:t>________________________________________________________________</w:t>
+      </w:r>
+    </w:p>
+    <w:p>
+      <w:r>
+        <w:t>________________________________________________________________</w:t>
+      </w:r>
+    </w:p>
+    <w:p>
+      <w:r>
+        <w:t>________________________________________________________________</w:t>
+      </w:r>
+    </w:p>
+    <w:p>
+      <w:r>
+        <w:t>________________________________________________________________</w:t>
+      </w:r>
+    </w:p>
     <w:sectPr>
       <w:pgSz w:w="12240" w:h="15840"/>
       <w:pgMar w:top="936" w:right="1008" w:bottom="936" w:left="1008" w:header="720" w:footer="720" w:gutter="0"/>

--- a/downloads/workbook/ai-4-week-29.docx
+++ b/downloads/workbook/ai-4-week-29.docx
@@ -1729,6 +1729,248 @@
         <w:t>________________________________________________________________</w:t>
       </w:r>
     </w:p>
+    <w:p>
+      <w:pPr>
+        <w:pStyle w:val="Heading1"/>
+      </w:pPr>
+      <w:r>
+        <w:t>25. Supported practice and learning evidence</w:t>
+      </w:r>
+    </w:p>
+    <w:p>
+      <w:r>
+        <w:t>Use this supported practice once, in the browser or on paper. Keep the reserved independent assessment for a separate first attempt before teacher feedback.</w:t>
+      </w:r>
+    </w:p>
+    <w:p>
+      <w:r>
+        <w:t>Engineer a feature with a transformation defined before evaluating a new leaf.</w:t>
+      </w:r>
+    </w:p>
+    <w:p>
+      <w:pPr>
+        <w:pStyle w:val="Heading3"/>
+      </w:pPr>
+      <w:r>
+        <w:t>Practice 1: explain the deciding evidence</w:t>
+      </w:r>
+    </w:p>
+    <w:p>
+      <w:r>
+        <w:t>Which labelled step matches this detail? Centered query feature=8-6=2 cm².</w:t>
+      </w:r>
+    </w:p>
+    <w:p>
+      <w:r>
+        <w:t>1. Construct area</w:t>
+      </w:r>
+    </w:p>
+    <w:p>
+      <w:r>
+        <w:t>2. Fit centering</w:t>
+      </w:r>
+    </w:p>
+    <w:p>
+      <w:r>
+        <w:t>3. Apply unchanged transform</w:t>
+      </w:r>
+    </w:p>
+    <w:p>
+      <w:pPr>
+        <w:pStyle w:val="Heading3"/>
+      </w:pPr>
+      <w:r>
+        <w:t>My selected conclusion, deciding fact and explanation</w:t>
+      </w:r>
+    </w:p>
+    <w:p>
+      <w:r>
+        <w:t>________________________________________________________________</w:t>
+      </w:r>
+    </w:p>
+    <w:p>
+      <w:r>
+        <w:t>________________________________________________________________</w:t>
+      </w:r>
+    </w:p>
+    <w:p>
+      <w:r>
+        <w:t>________________________________________________________________</w:t>
+      </w:r>
+    </w:p>
+    <w:p>
+      <w:r>
+        <w:t>________________________________________________________________</w:t>
+      </w:r>
+    </w:p>
+    <w:p>
+      <w:r>
+        <w:t>________________________________________________________________</w:t>
+      </w:r>
+    </w:p>
+    <w:p>
+      <w:r>
+        <w:t>Hint if needed: Read the steps in the pictorial case. Match the supplied detail to the stage that performs or records it.</w:t>
+      </w:r>
+    </w:p>
+    <w:p>
+      <w:r>
+        <w:t>After your attempt, compare with the supported explanation: Apply unchanged transform Centered query feature=8-6=2 cm². Read the picture in order. Centered query feature=8-6=2 cm². The arrows show which recorded input or intermediate result each decision uses. Explain the deciding step aloud before checking the changed case; pointing to the final answer alone does not show how it follows.</w:t>
+      </w:r>
+    </w:p>
+    <w:p>
+      <w:pPr>
+        <w:pStyle w:val="Heading3"/>
+      </w:pPr>
+      <w:r>
+        <w:t>Practice 2: explain the deciding evidence</w:t>
+      </w:r>
+    </w:p>
+    <w:p>
+      <w:r>
+        <w:t>Changed-case practice: Include the query in the centering mean. Which conclusion is supported by the supplied facts?</w:t>
+      </w:r>
+    </w:p>
+    <w:p>
+      <w:r>
+        <w:t>1. Mean becomes26/4=6.5 cm² and query feature1.5 cm²; this changes the fitted transformation.</w:t>
+      </w:r>
+    </w:p>
+    <w:p>
+      <w:r>
+        <w:t>2. This one example guarantees correct results for every future input.</w:t>
+      </w:r>
+    </w:p>
+    <w:p>
+      <w:r>
+        <w:t>3. We can decide the result without examining the changed input or the procedure.</w:t>
+      </w:r>
+    </w:p>
+    <w:p>
+      <w:pPr>
+        <w:pStyle w:val="Heading3"/>
+      </w:pPr>
+      <w:r>
+        <w:t>My selected conclusion, deciding fact and explanation</w:t>
+      </w:r>
+    </w:p>
+    <w:p>
+      <w:r>
+        <w:t>________________________________________________________________</w:t>
+      </w:r>
+    </w:p>
+    <w:p>
+      <w:r>
+        <w:t>________________________________________________________________</w:t>
+      </w:r>
+    </w:p>
+    <w:p>
+      <w:r>
+        <w:t>________________________________________________________________</w:t>
+      </w:r>
+    </w:p>
+    <w:p>
+      <w:r>
+        <w:t>________________________________________________________________</w:t>
+      </w:r>
+    </w:p>
+    <w:p>
+      <w:r>
+        <w:t>________________________________________________________________</w:t>
+      </w:r>
+    </w:p>
+    <w:p>
+      <w:r>
+        <w:t>Hint if needed: Use the changed condition and the deciding step in the pictorial trace. The answer must say what follows from those facts.</w:t>
+      </w:r>
+    </w:p>
+    <w:p>
+      <w:r>
+        <w:t>After your attempt, compare with the supported explanation: Mean becomes26/4=6.5 cm² and query feature1.5 cm²; this changes the fitted transformation. A held-out input should not silently redefine a training-fitted preprocessing step.</w:t>
+      </w:r>
+    </w:p>
+    <w:p>
+      <w:pPr>
+        <w:pStyle w:val="Heading3"/>
+      </w:pPr>
+      <w:r>
+        <w:t>Repair a missing building block</w:t>
+      </w:r>
+    </w:p>
+    <w:p>
+      <w:r>
+        <w:t>Review Learning Curves (ai-4/28). Goal: Read training-size learning curves. Short practice: What comparison is valid if the validation set changes between sizes? Point to the relevant step in the picture, then write the changed result and the rule or evidence that supports it.. Return to this week and explain what you changed.</w:t>
+      </w:r>
+    </w:p>
+    <w:p>
+      <w:r>
+        <w:t>Review Reproducible Experiments (ai-4/26). Goal: Record enough detail to reproduce a run. Short practice: What should accompany the mean 70%? Point to the relevant step in the picture, then write the changed result and the rule or evidence that supports it.. Return to this week and explain what you changed.</w:t>
+      </w:r>
+    </w:p>
+    <w:p>
+      <w:r>
+        <w:t>Review Hold Out Test Data (ai-4/23). Goal: Freeze the full evaluation procedure before testing. Short practice: What is needed for an honest final claim about the revised version? Point to the relevant step in the picture, then write the changed result and the rule or evidence that supports it.. Return to this week and explain what you changed.</w:t>
+      </w:r>
+    </w:p>
+    <w:p>
+      <w:pPr>
+        <w:pStyle w:val="Heading3"/>
+      </w:pPr>
+      <w:r>
+        <w:t>Predict, run and debug</w:t>
+      </w:r>
+    </w:p>
+    <w:p>
+      <w:r>
+        <w:t>The browser lab lets you edit the supported Python examples already included in this lesson. Predict first, run, inspect the actual output or error, change one input, then run again. Keep code, predictions, actual results and a reasoned revision together. On paper, label your result as a trace rather than an execution.</w:t>
+      </w:r>
+    </w:p>
+    <w:p>
+      <w:pPr>
+        <w:pStyle w:val="Heading3"/>
+      </w:pPr>
+      <w:r>
+        <w:t>Keep your completed work</w:t>
+      </w:r>
+    </w:p>
+    <w:p>
+      <w:r>
+        <w:t>Use Download completed work in the hosted lesson to export your answers, reflections, practice feedback and code-run evidence. Open the HTML copy to read or print it. Drafts stay in this browser when storage is available; clear drafts on a shared device.</w:t>
+      </w:r>
+    </w:p>
+    <w:p>
+      <w:pPr>
+        <w:pStyle w:val="Heading3"/>
+      </w:pPr>
+      <w:r>
+        <w:t>What I repaired, the evidence I kept and the next test</w:t>
+      </w:r>
+    </w:p>
+    <w:p>
+      <w:r>
+        <w:t>________________________________________________________________</w:t>
+      </w:r>
+    </w:p>
+    <w:p>
+      <w:r>
+        <w:t>________________________________________________________________</w:t>
+      </w:r>
+    </w:p>
+    <w:p>
+      <w:r>
+        <w:t>________________________________________________________________</w:t>
+      </w:r>
+    </w:p>
+    <w:p>
+      <w:r>
+        <w:t>________________________________________________________________</w:t>
+      </w:r>
+    </w:p>
+    <w:p>
+      <w:r>
+        <w:t>________________________________________________________________</w:t>
+      </w:r>
+    </w:p>
     <w:sectPr>
       <w:pgSz w:w="12240" w:h="15840"/>
       <w:pgMar w:top="936" w:right="1008" w:bottom="936" w:left="1008" w:header="720" w:footer="720" w:gutter="0"/>

--- a/downloads/workbook/ai-4-week-29.docx
+++ b/downloads/workbook/ai-4-week-29.docx
@@ -30,6 +30,17 @@
     </w:p>
     <w:p>
       <w:r>
+        <w:t>Record your starting explanation for Feature Engineering before opening notes. Show any later correction separately.</w:t>
+      </w:r>
+    </w:p>
+    <w:p>
+      <w:pPr>
+        <w:spacing w:line="336" w:lineRule="auto" w:after="180"/>
+      </w:pPr>
+      <w:r>
+        <w:rPr>
+          <w:b w:val="0"/>
+        </w:rPr>
         <w:t>Try the recall before opening notes. Then use a different colour or a labelled second line to correct your explanation.</w:t>
       </w:r>
     </w:p>
@@ -42,7 +53,13 @@
       </w:r>
     </w:p>
     <w:p>
-      <w:r>
+      <w:pPr>
+        <w:spacing w:line="336" w:lineRule="auto" w:after="180"/>
+      </w:pPr>
+      <w:r>
+        <w:rPr>
+          <w:b w:val="0"/>
+        </w:rPr>
         <w:t>Without opening the old lesson, explain one key idea from Learning Curves. Give an example and a mistake that the idea helps you avoid.</w:t>
       </w:r>
     </w:p>
@@ -78,7 +95,13 @@
       </w:r>
     </w:p>
     <w:p>
-      <w:r>
+      <w:pPr>
+        <w:spacing w:line="336" w:lineRule="auto" w:after="180"/>
+      </w:pPr>
+      <w:r>
+        <w:rPr>
+          <w:b w:val="0"/>
+        </w:rPr>
         <w:t>Without opening the old lesson, explain one key idea from Reproducible Experiments. Give an example and a mistake that the idea helps you avoid.</w:t>
       </w:r>
     </w:p>
@@ -114,7 +137,13 @@
       </w:r>
     </w:p>
     <w:p>
-      <w:r>
+      <w:pPr>
+        <w:spacing w:line="336" w:lineRule="auto" w:after="180"/>
+      </w:pPr>
+      <w:r>
+        <w:rPr>
+          <w:b w:val="0"/>
+        </w:rPr>
         <w:t>Without opening the old lesson, explain one key idea from Hold Out Test Data. Give an example and a mistake that the idea helps you avoid.</w:t>
       </w:r>
     </w:p>
@@ -151,7 +180,30 @@
     </w:p>
     <w:p>
       <w:r>
-        <w:t>Use W2: Transform validation for Feature engineering. Record the answer once; the lesson and workbook refer to the same attempt.</w:t>
+        <w:t>Complete the supported Feature Engineering trace and record the first step you can explain without help.</w:t>
+      </w:r>
+    </w:p>
+    <w:p>
+      <w:pPr>
+        <w:spacing w:line="336" w:lineRule="auto" w:after="180"/>
+      </w:pPr>
+      <w:r>
+        <w:rPr>
+          <w:b w:val="0"/>
+        </w:rPr>
+        <w:t xml:space="preserve">Use W2: Transform validation for </w:t>
+      </w:r>
+      <w:r>
+        <w:rPr>
+          <w:b/>
+        </w:rPr>
+        <w:t>Feature engineering</w:t>
+      </w:r>
+      <w:r>
+        <w:rPr>
+          <w:b w:val="0"/>
+        </w:rPr>
+        <w:t>. Record the answer once; the lesson and workbook refer to the same attempt.</w:t>
       </w:r>
     </w:p>
     <w:tbl>
@@ -279,7 +331,30 @@
     </w:p>
     <w:p>
       <w:r>
-        <w:t>Use the worked case for Feature engineering. Proposed explanation: “A final answer is enough”. Decide whether this explanation is supported. Point to the step or supplied fact that decides; explain your repair if needed.</w:t>
+        <w:t>Check the proposed Feature Engineering explanation against the supplied facts before discussing it.</w:t>
+      </w:r>
+    </w:p>
+    <w:p>
+      <w:pPr>
+        <w:spacing w:line="336" w:lineRule="auto" w:after="180"/>
+      </w:pPr>
+      <w:r>
+        <w:rPr>
+          <w:b w:val="0"/>
+        </w:rPr>
+        <w:t xml:space="preserve">Use the worked case for </w:t>
+      </w:r>
+      <w:r>
+        <w:rPr>
+          <w:b/>
+        </w:rPr>
+        <w:t>Feature engineering</w:t>
+      </w:r>
+      <w:r>
+        <w:rPr>
+          <w:b w:val="0"/>
+        </w:rPr>
+        <w:t>. Proposed explanation: “A final answer is enough”. Decide whether this explanation is supported. Point to the step or supplied fact that decides; explain your repair if needed.</w:t>
       </w:r>
     </w:p>
     <w:p>
@@ -319,6 +394,11 @@
       </w:r>
     </w:p>
     <w:p>
+      <w:r>
+        <w:t>Write one first attempt at the reserved independent case before feedback. Repeated copies of that case refer to the same recorded attempt.</w:t>
+      </w:r>
+    </w:p>
+    <w:p>
       <w:pPr>
         <w:pStyle w:val="Heading3"/>
       </w:pPr>
@@ -327,8 +407,32 @@
       </w:r>
     </w:p>
     <w:p>
-      <w:r>
-        <w:t>Training areas [4, 8, 12]. A new rectangle has length 3 width 4. Compute the training mean and centered new feature; state units.</w:t>
+      <w:pPr>
+        <w:spacing w:line="336" w:lineRule="auto" w:after="180"/>
+      </w:pPr>
+      <w:r>
+        <w:rPr>
+          <w:b/>
+        </w:rPr>
+        <w:t>Training</w:t>
+      </w:r>
+      <w:r>
+        <w:rPr>
+          <w:b w:val="0"/>
+        </w:rPr>
+        <w:t xml:space="preserve"> areas [4, 8, 12]. A new rectangle has length 3 width 4. Compute the </w:t>
+      </w:r>
+      <w:r>
+        <w:rPr>
+          <w:b/>
+        </w:rPr>
+        <w:t>training</w:t>
+      </w:r>
+      <w:r>
+        <w:rPr>
+          <w:b w:val="0"/>
+        </w:rPr>
+        <w:t xml:space="preserve"> mean and centered new feature; state units.</w:t>
       </w:r>
     </w:p>
     <w:p>
@@ -375,7 +479,13 @@
       </w:r>
     </w:p>
     <w:p>
-      <w:r>
+      <w:pPr>
+        <w:spacing w:line="336" w:lineRule="auto" w:after="180"/>
+      </w:pPr>
+      <w:r>
+        <w:rPr>
+          <w:b w:val="0"/>
+        </w:rPr>
         <w:t>Attempt this case before feedback. Record any help. Earlier examples below are further practice; a case already practised with feedback cannot establish fresh transfer.</w:t>
       </w:r>
     </w:p>
@@ -389,6 +499,17 @@
     </w:p>
     <w:p>
       <w:r>
+        <w:t>Connect the Feature Engineering target to a trace and a justified conclusion.</w:t>
+      </w:r>
+    </w:p>
+    <w:p>
+      <w:pPr>
+        <w:spacing w:line="336" w:lineRule="auto" w:after="180"/>
+      </w:pPr>
+      <w:r>
+        <w:rPr>
+          <w:b w:val="0"/>
+        </w:rPr>
         <w:t>Length=12 cm, width=30 mm. Compute length/width using matching units. Explain handling for zero or missing width and where learned scaling is fitted.</w:t>
       </w:r>
     </w:p>
@@ -402,17 +523,46 @@
     </w:p>
     <w:p>
       <w:r>
+        <w:t>Solve the supplied Feature Engineering case and show the deciding evidence.</w:t>
+      </w:r>
+    </w:p>
+    <w:p>
+      <w:pPr>
+        <w:spacing w:line="336" w:lineRule="auto" w:after="180"/>
+      </w:pPr>
+      <w:r>
+        <w:rPr>
+          <w:b w:val="0"/>
+        </w:rPr>
         <w:t>Features are leaf length and width in cm; add length/width.</w:t>
       </w:r>
     </w:p>
     <w:p>
-      <w:r>
+      <w:pPr>
+        <w:spacing w:line="336" w:lineRule="auto" w:after="180"/>
+      </w:pPr>
+      <w:r>
+        <w:rPr>
+          <w:b w:val="0"/>
+        </w:rPr>
         <w:t>Compute for8 and2; state boundary checks.</w:t>
       </w:r>
     </w:p>
     <w:p>
-      <w:r>
-        <w:t>Show your trace, calculation or evidence</w:t>
+      <w:pPr>
+        <w:spacing w:line="336" w:lineRule="auto" w:after="180"/>
+      </w:pPr>
+      <w:r>
+        <w:rPr>
+          <w:b w:val="0"/>
+        </w:rPr>
+        <w:t xml:space="preserve">Show your trace, calculation or </w:t>
+      </w:r>
+      <w:r>
+        <w:rPr>
+          <w:b/>
+        </w:rPr>
+        <w:t>evidence</w:t>
       </w:r>
     </w:p>
     <w:p>
@@ -458,11 +608,41 @@
     </w:p>
     <w:p>
       <w:r>
-        <w:t>A feature is leaf_length divided by leaf_width. A row has width zero. What should the preprocessing rule do before division?</w:t>
-      </w:r>
-    </w:p>
-    <w:p>
-      <w:r>
+        <w:t>Apply the procedure to the changed case and record why the conclusion follows.</w:t>
+      </w:r>
+    </w:p>
+    <w:p>
+      <w:pPr>
+        <w:spacing w:line="336" w:lineRule="auto" w:after="180"/>
+        <w:shd w:fill="F5F1FB"/>
+      </w:pPr>
+      <w:r>
+        <w:rPr>
+          <w:b w:val="0"/>
+        </w:rPr>
+        <w:t>A feature is leaf_length divided by leaf_width. A row has width zero. What should the pre</w:t>
+      </w:r>
+      <w:r>
+        <w:rPr>
+          <w:b/>
+        </w:rPr>
+        <w:t>process</w:t>
+      </w:r>
+      <w:r>
+        <w:rPr>
+          <w:b w:val="0"/>
+        </w:rPr>
+        <w:t>ing rule do before division?</w:t>
+      </w:r>
+    </w:p>
+    <w:p>
+      <w:pPr>
+        <w:spacing w:line="336" w:lineRule="auto" w:after="180"/>
+      </w:pPr>
+      <w:r>
+        <w:rPr>
+          <w:b w:val="0"/>
+        </w:rPr>
         <w:t>My independent answer and reason</w:t>
       </w:r>
     </w:p>
@@ -517,7 +697,30 @@
     </w:p>
     <w:p>
       <w:r>
-        <w:t>Create a changed input, boundary case or missing-information case. Write the expected answer or safe response before testing.</w:t>
+        <w:t>Specify a changed input, expected result and observation separately.</w:t>
+      </w:r>
+    </w:p>
+    <w:p>
+      <w:pPr>
+        <w:spacing w:line="336" w:lineRule="auto" w:after="180"/>
+      </w:pPr>
+      <w:r>
+        <w:rPr>
+          <w:b w:val="0"/>
+        </w:rPr>
+        <w:t xml:space="preserve">Create a changed </w:t>
+      </w:r>
+      <w:r>
+        <w:rPr>
+          <w:b/>
+        </w:rPr>
+        <w:t>input</w:t>
+      </w:r>
+      <w:r>
+        <w:rPr>
+          <w:b w:val="0"/>
+        </w:rPr>
+        <w:t>, boundary case or missing-information case. Write the expected answer or safe response before testing.</w:t>
       </w:r>
     </w:p>
     <w:tbl>
@@ -646,12 +849,53 @@
     </w:p>
     <w:p>
       <w:r>
-        <w:t>Add only justified Plant Classifier features, with formula, source fields, expected benefit, and leakage test.</w:t>
-      </w:r>
-    </w:p>
-    <w:p>
-      <w:r>
-        <w:t>The project change and evidence I will keep</w:t>
+        <w:t>Justify what Feature Engineering adds to Responsible Plant Classifier and keep the evidence.</w:t>
+      </w:r>
+    </w:p>
+    <w:p>
+      <w:pPr>
+        <w:spacing w:line="336" w:lineRule="auto" w:after="180"/>
+      </w:pPr>
+      <w:r>
+        <w:rPr>
+          <w:b w:val="0"/>
+        </w:rPr>
+        <w:t xml:space="preserve">Add only justified Plant Classifier features, with formula, source fields, expected benefit, and </w:t>
+      </w:r>
+      <w:r>
+        <w:rPr>
+          <w:b/>
+        </w:rPr>
+        <w:t>leakage</w:t>
+      </w:r>
+      <w:r>
+        <w:rPr>
+          <w:b w:val="0"/>
+        </w:rPr>
+        <w:t xml:space="preserve"> test.</w:t>
+      </w:r>
+    </w:p>
+    <w:p>
+      <w:pPr>
+        <w:spacing w:line="336" w:lineRule="auto" w:after="180"/>
+      </w:pPr>
+      <w:r>
+        <w:rPr>
+          <w:b w:val="0"/>
+        </w:rPr>
+        <w:t xml:space="preserve">The project change and </w:t>
+      </w:r>
+      <w:r>
+        <w:rPr>
+          <w:b/>
+        </w:rPr>
+        <w:t>evidence</w:t>
+      </w:r>
+      <w:r>
+        <w:rPr>
+          <w:b w:val="0"/>
+        </w:rPr>
+        <w:t xml:space="preserve"> I will keep</w:t>
       </w:r>
     </w:p>
     <w:p>
@@ -697,11 +941,54 @@
     </w:p>
     <w:p>
       <w:r>
-        <w:t>I can explain the mechanism. I can show evidence. I can handle a changed case. I can name a limit. Mark each as not yet, with help or independently, and attach supporting work.</w:t>
-      </w:r>
-    </w:p>
-    <w:p>
-      <w:r>
+        <w:t>Judge explanation, evidence, transfer and limits separately; attach the work behind your judgement.</w:t>
+      </w:r>
+    </w:p>
+    <w:p>
+      <w:pPr>
+        <w:pStyle w:val="ListBullet"/>
+      </w:pPr>
+      <w:r>
+        <w:t>I can explain the mechanism.</w:t>
+      </w:r>
+    </w:p>
+    <w:p>
+      <w:pPr>
+        <w:pStyle w:val="ListBullet"/>
+      </w:pPr>
+      <w:r>
+        <w:t>I can show evidence.</w:t>
+      </w:r>
+    </w:p>
+    <w:p>
+      <w:pPr>
+        <w:pStyle w:val="ListBullet"/>
+      </w:pPr>
+      <w:r>
+        <w:t>I can handle a changed case.</w:t>
+      </w:r>
+    </w:p>
+    <w:p>
+      <w:pPr>
+        <w:pStyle w:val="ListBullet"/>
+      </w:pPr>
+      <w:r>
+        <w:t>I can name a limit.</w:t>
+      </w:r>
+    </w:p>
+    <w:p>
+      <w:r>
+        <w:t>Mark each as not yet, with help or independently, and attach supporting work.</w:t>
+      </w:r>
+    </w:p>
+    <w:p>
+      <w:pPr>
+        <w:spacing w:line="336" w:lineRule="auto" w:after="180"/>
+      </w:pPr>
+      <w:r>
+        <w:rPr>
+          <w:b w:val="0"/>
+        </w:rPr>
         <w:t>Teacher review ____________________  Next step ____________________</w:t>
       </w:r>
     </w:p>
@@ -715,6 +1002,17 @@
     </w:p>
     <w:p>
       <w:r>
+        <w:t>Use this earlier case as transfer practice. A case already discussed with feedback is not fresh assessment evidence.</w:t>
+      </w:r>
+    </w:p>
+    <w:p>
+      <w:pPr>
+        <w:spacing w:line="336" w:lineRule="auto" w:after="180"/>
+      </w:pPr>
+      <w:r>
+        <w:rPr>
+          <w:b w:val="0"/>
+        </w:rPr>
         <w:t>Length=12 cm, width=30 mm. Compute length/width using matching units. Explain handling for zero or missing width and where learned scaling is fitted.</w:t>
       </w:r>
     </w:p>
@@ -762,7 +1060,13 @@
       </w:r>
     </w:p>
     <w:p>
-      <w:r>
+      <w:pPr>
+        <w:spacing w:line="336" w:lineRule="auto" w:after="180"/>
+      </w:pPr>
+      <w:r>
+        <w:rPr>
+          <w:b w:val="0"/>
+        </w:rPr>
         <w:t>Record support used: none, hint or teacher explanation.</w:t>
       </w:r>
     </w:p>
@@ -776,7 +1080,30 @@
     </w:p>
     <w:p>
       <w:r>
-        <w:t>Compute the worked areas and their training mean.</w:t>
+        <w:t>Compute features. Apply the supplied Feature Engineering facts and keep your reasoning.</w:t>
+      </w:r>
+    </w:p>
+    <w:p>
+      <w:pPr>
+        <w:spacing w:line="336" w:lineRule="auto" w:after="180"/>
+      </w:pPr>
+      <w:r>
+        <w:rPr>
+          <w:b w:val="0"/>
+        </w:rPr>
+        <w:t xml:space="preserve">Compute the worked areas and their </w:t>
+      </w:r>
+      <w:r>
+        <w:rPr>
+          <w:b/>
+        </w:rPr>
+        <w:t>training</w:t>
+      </w:r>
+      <w:r>
+        <w:rPr>
+          <w:b w:val="0"/>
+        </w:rPr>
+        <w:t xml:space="preserve"> mean.</w:t>
       </w:r>
     </w:p>
     <w:p>
@@ -827,7 +1154,30 @@
     </w:p>
     <w:p>
       <w:r>
-        <w:t>Center the validation area using the frozen training mean.</w:t>
+        <w:t>Transform validation. Apply the supplied Feature Engineering facts and keep your reasoning.</w:t>
+      </w:r>
+    </w:p>
+    <w:p>
+      <w:pPr>
+        <w:spacing w:line="336" w:lineRule="auto" w:after="180"/>
+      </w:pPr>
+      <w:r>
+        <w:rPr>
+          <w:b w:val="0"/>
+        </w:rPr>
+        <w:t xml:space="preserve">Center the validation area using the frozen </w:t>
+      </w:r>
+      <w:r>
+        <w:rPr>
+          <w:b/>
+        </w:rPr>
+        <w:t>training</w:t>
+      </w:r>
+      <w:r>
+        <w:rPr>
+          <w:b w:val="0"/>
+        </w:rPr>
+        <w:t xml:space="preserve"> mean.</w:t>
       </w:r>
     </w:p>
     <w:p>
@@ -878,7 +1228,31 @@
     </w:p>
     <w:p>
       <w:r>
-        <w:t>Why is delivery delay invalid for a prediction made before dispatch?</w:t>
+        <w:t>Reject leakage. Apply the supplied Feature Engineering facts and keep your reasoning.</w:t>
+      </w:r>
+    </w:p>
+    <w:p>
+      <w:pPr>
+        <w:spacing w:line="336" w:lineRule="auto" w:after="180"/>
+        <w:shd w:fill="F5F1FB"/>
+      </w:pPr>
+      <w:r>
+        <w:rPr>
+          <w:b w:val="0"/>
+        </w:rPr>
+        <w:t xml:space="preserve">Why is delivery delay invalid for a </w:t>
+      </w:r>
+      <w:r>
+        <w:rPr>
+          <w:b/>
+        </w:rPr>
+        <w:t>prediction</w:t>
+      </w:r>
+      <w:r>
+        <w:rPr>
+          <w:b w:val="0"/>
+        </w:rPr>
+        <w:t xml:space="preserve"> made before dispatch?</w:t>
       </w:r>
     </w:p>
     <w:p>
@@ -929,7 +1303,36 @@
     </w:p>
     <w:p>
       <w:r>
-        <w:t>Training areas [4, 8, 12]. A new rectangle has length 3 width 4. Compute the training mean and centered new feature; state units.</w:t>
+        <w:t>Attempt before feedback. If this repeats the selected independent case, reuse that first attempt; otherwise keep a separate record. Apply independently. Apply the supplied Feature Engineering facts and keep your reasoning.</w:t>
+      </w:r>
+    </w:p>
+    <w:p>
+      <w:pPr>
+        <w:spacing w:line="336" w:lineRule="auto" w:after="180"/>
+      </w:pPr>
+      <w:r>
+        <w:rPr>
+          <w:b/>
+        </w:rPr>
+        <w:t>Training</w:t>
+      </w:r>
+      <w:r>
+        <w:rPr>
+          <w:b w:val="0"/>
+        </w:rPr>
+        <w:t xml:space="preserve"> areas [4, 8, 12]. A new rectangle has length 3 width 4. Compute the </w:t>
+      </w:r>
+      <w:r>
+        <w:rPr>
+          <w:b/>
+        </w:rPr>
+        <w:t>training</w:t>
+      </w:r>
+      <w:r>
+        <w:rPr>
+          <w:b w:val="0"/>
+        </w:rPr>
+        <w:t xml:space="preserve"> mean and centered new feature; state units.</w:t>
       </w:r>
     </w:p>
     <w:p>
@@ -990,6 +1393,18 @@
     </w:p>
     <w:p>
       <w:r>
+        <w:t>Plan a fair comparison. Apply the supplied Feature Engineering facts and keep your reasoning.</w:t>
+      </w:r>
+    </w:p>
+    <w:p>
+      <w:pPr>
+        <w:spacing w:line="336" w:lineRule="auto" w:after="180"/>
+        <w:shd w:fill="F5F1FB"/>
+      </w:pPr>
+      <w:r>
+        <w:rPr>
+          <w:b w:val="0"/>
+        </w:rPr>
         <w:t>How would you test adding area without claiming it must help?</w:t>
       </w:r>
     </w:p>
@@ -1041,7 +1456,30 @@
     </w:p>
     <w:p>
       <w:r>
-        <w:t>State the pattern in the three worked records without using caused or guaranteed.</w:t>
+        <w:t>Use the supplied Feature Engineering task to record your reasoning, evidence and next step.</w:t>
+      </w:r>
+    </w:p>
+    <w:p>
+      <w:pPr>
+        <w:spacing w:line="336" w:lineRule="auto" w:after="180"/>
+      </w:pPr>
+      <w:r>
+        <w:rPr>
+          <w:b w:val="0"/>
+        </w:rPr>
+        <w:t xml:space="preserve">State the pattern in the three worked records without using </w:t>
+      </w:r>
+      <w:r>
+        <w:rPr>
+          <w:b/>
+        </w:rPr>
+        <w:t>cause</w:t>
+      </w:r>
+      <w:r>
+        <w:rPr>
+          <w:b w:val="0"/>
+        </w:rPr>
+        <w:t>d or guaranteed.</w:t>
       </w:r>
     </w:p>
     <w:p>
@@ -1092,6 +1530,17 @@
     </w:p>
     <w:p>
       <w:r>
+        <w:t>Use the supplied Feature Engineering task to record your reasoning, evidence and next step.</w:t>
+      </w:r>
+    </w:p>
+    <w:p>
+      <w:pPr>
+        <w:spacing w:line="336" w:lineRule="auto" w:after="180"/>
+      </w:pPr>
+      <w:r>
+        <w:rPr>
+          <w:b w:val="0"/>
+        </w:rPr>
         <w:t>Explain how prior experience could relate to both practice time and score.</w:t>
       </w:r>
     </w:p>
@@ -1143,6 +1592,17 @@
     </w:p>
     <w:p>
       <w:r>
+        <w:t>Use the supplied Feature Engineering task to record your reasoning, evidence and next step.</w:t>
+      </w:r>
+    </w:p>
+    <w:p>
+      <w:pPr>
+        <w:spacing w:line="336" w:lineRule="auto" w:after="180"/>
+      </w:pPr>
+      <w:r>
+        <w:rPr>
+          <w:b w:val="0"/>
+        </w:rPr>
         <w:t>A learner predicts every student gains 2 points per extra hour. Explain why that is unsupported.</w:t>
       </w:r>
     </w:p>
@@ -1194,7 +1654,30 @@
     </w:p>
     <w:p>
       <w:r>
-        <w:t>A fictional dataset links more hints used with lower scores. Give a noncausal explanation and plan a fairer comparison of whether hints help.</w:t>
+        <w:t>Use the supplied Feature Engineering task to record your reasoning, evidence and next step.</w:t>
+      </w:r>
+    </w:p>
+    <w:p>
+      <w:pPr>
+        <w:spacing w:line="336" w:lineRule="auto" w:after="180"/>
+      </w:pPr>
+      <w:r>
+        <w:rPr>
+          <w:b w:val="0"/>
+        </w:rPr>
+        <w:t xml:space="preserve">A fictional dataset links more hints used with lower scores. Give a noncausal explanation and plan a fairer </w:t>
+      </w:r>
+      <w:r>
+        <w:rPr>
+          <w:b/>
+        </w:rPr>
+        <w:t>comparison</w:t>
+      </w:r>
+      <w:r>
+        <w:rPr>
+          <w:b w:val="0"/>
+        </w:rPr>
+        <w:t xml:space="preserve"> of whether hints help.</w:t>
       </w:r>
     </w:p>
     <w:p>
@@ -1255,7 +1738,31 @@
     </w:p>
     <w:p>
       <w:r>
-        <w:t>Even a better comparison has only four fictional groups. What should be reported?</w:t>
+        <w:t>Use the supplied Feature Engineering task to record your reasoning, evidence and next step.</w:t>
+      </w:r>
+    </w:p>
+    <w:p>
+      <w:pPr>
+        <w:spacing w:line="336" w:lineRule="auto" w:after="180"/>
+        <w:shd w:fill="F5F1FB"/>
+      </w:pPr>
+      <w:r>
+        <w:rPr>
+          <w:b w:val="0"/>
+        </w:rPr>
+        <w:t xml:space="preserve">Even a better </w:t>
+      </w:r>
+      <w:r>
+        <w:rPr>
+          <w:b/>
+        </w:rPr>
+        <w:t>comparison</w:t>
+      </w:r>
+      <w:r>
+        <w:rPr>
+          <w:b w:val="0"/>
+        </w:rPr>
+        <w:t xml:space="preserve"> has only four fictional groups. What should be reported?</w:t>
       </w:r>
     </w:p>
     <w:p>
@@ -1302,6 +1809,11 @@
       </w:pPr>
       <w:r>
         <w:t>22. Feedback, return check and learning record</w:t>
+      </w:r>
+    </w:p>
+    <w:p>
+      <w:r>
+        <w:t>Record the first repaired step and a different case to revisit after a delay.</w:t>
       </w:r>
     </w:p>
     <w:tbl>
@@ -1441,7 +1953,13 @@
       </w:tr>
     </w:tbl>
     <w:p>
-      <w:r>
+      <w:pPr>
+        <w:spacing w:line="336" w:lineRule="auto" w:after="180"/>
+      </w:pPr>
+      <w:r>
+        <w:rPr>
+          <w:b w:val="0"/>
+        </w:rPr>
         <w:t>Revisit this idea with your teacher after a delay. Familiarity is different from explaining and using it on a changed case.</w:t>
       </w:r>
     </w:p>
@@ -1455,17 +1973,82 @@
     </w:p>
     <w:p>
       <w:r>
-        <w:t>Engineer a feature with a transformation defined before evaluating a new leaf.</w:t>
-      </w:r>
-    </w:p>
-    <w:p>
-      <w:r>
-        <w:t>Training rectangular leaf cards have areas [2, 6, 10] cm². Area=length×width; center by training mean. Query length 2, width 4 cm.</w:t>
-      </w:r>
-    </w:p>
-    <w:p>
-      <w:r>
-        <w:t>All inputs and outcomes in this worked example are invented classroom data; no real model run is claimed.</w:t>
+        <w:t>Engineer a feature with a transformation defined before evaluating a new leaf. Explain the labelled step before checking the changed condition.</w:t>
+      </w:r>
+    </w:p>
+    <w:p>
+      <w:pPr>
+        <w:spacing w:line="336" w:lineRule="auto" w:after="180"/>
+      </w:pPr>
+      <w:r>
+        <w:rPr>
+          <w:b w:val="0"/>
+        </w:rPr>
+        <w:t xml:space="preserve">Engineer a feature with a </w:t>
+      </w:r>
+      <w:r>
+        <w:rPr>
+          <w:b/>
+        </w:rPr>
+        <w:t>transformation</w:t>
+      </w:r>
+      <w:r>
+        <w:rPr>
+          <w:b w:val="0"/>
+        </w:rPr>
+        <w:t xml:space="preserve"> defined before evaluating a new leaf.</w:t>
+      </w:r>
+    </w:p>
+    <w:p>
+      <w:pPr>
+        <w:spacing w:line="336" w:lineRule="auto" w:after="180"/>
+      </w:pPr>
+      <w:r>
+        <w:rPr>
+          <w:b/>
+        </w:rPr>
+        <w:t>Training</w:t>
+      </w:r>
+      <w:r>
+        <w:rPr>
+          <w:b w:val="0"/>
+        </w:rPr>
+        <w:t xml:space="preserve"> rectangular leaf cards have areas [2, 6, 10] cm². Area=length×width; center by </w:t>
+      </w:r>
+      <w:r>
+        <w:rPr>
+          <w:b/>
+        </w:rPr>
+        <w:t>training</w:t>
+      </w:r>
+      <w:r>
+        <w:rPr>
+          <w:b w:val="0"/>
+        </w:rPr>
+        <w:t xml:space="preserve"> mean. Query length 2, width 4 cm.</w:t>
+      </w:r>
+    </w:p>
+    <w:p>
+      <w:pPr>
+        <w:spacing w:line="336" w:lineRule="auto" w:after="180"/>
+      </w:pPr>
+      <w:r>
+        <w:rPr>
+          <w:b w:val="0"/>
+        </w:rPr>
+        <w:t xml:space="preserve">All </w:t>
+      </w:r>
+      <w:r>
+        <w:rPr>
+          <w:b/>
+        </w:rPr>
+        <w:t>input</w:t>
+      </w:r>
+      <w:r>
+        <w:rPr>
+          <w:b w:val="0"/>
+        </w:rPr>
+        <w:t>s and outcomes in this worked example are invented classroom data; no real model run is claimed.</w:t>
       </w:r>
     </w:p>
     <w:p>
@@ -1505,8 +2088,26 @@
       </w:r>
     </w:p>
     <w:p>
-      <w:r>
-        <w:t>What should be saved so another group transforms the query identically? Point to the relevant step in the picture, then write the changed result and the rule or evidence that supports it.</w:t>
+      <w:pPr>
+        <w:spacing w:line="336" w:lineRule="auto" w:after="180"/>
+      </w:pPr>
+      <w:r>
+        <w:rPr>
+          <w:b w:val="0"/>
+        </w:rPr>
+        <w:t xml:space="preserve">What should be saved so another group transforms the query identically? Point to the relevant step in the picture, then write the changed result and the rule or </w:t>
+      </w:r>
+      <w:r>
+        <w:rPr>
+          <w:b/>
+        </w:rPr>
+        <w:t>evidence</w:t>
+      </w:r>
+      <w:r>
+        <w:rPr>
+          <w:b w:val="0"/>
+        </w:rPr>
+        <w:t xml:space="preserve"> that supports it.</w:t>
       </w:r>
     </w:p>
     <w:p>
@@ -1548,13 +2149,69 @@
       </w:r>
     </w:p>
     <w:p>
-      <w:r>
-        <w:t>Support used: alone / hint / worked example. This record is practice evidence.</w:t>
-      </w:r>
-    </w:p>
-    <w:p>
-      <w:r>
-        <w:t>Project connection: For your Responsible Plant Classifier, save the input, procedure, observed result and limitation of this check. Label this worked example as practice; use a different, previously unreviewed case when checking independent understanding.</w:t>
+      <w:pPr>
+        <w:pStyle w:val="Heading3"/>
+      </w:pPr>
+      <w:r>
+        <w:t>Record the help used</w:t>
+      </w:r>
+    </w:p>
+    <w:p>
+      <w:pPr>
+        <w:spacing w:line="336" w:lineRule="auto" w:after="180"/>
+        <w:shd w:fill="F1F6F8"/>
+      </w:pPr>
+      <w:r>
+        <w:rPr>
+          <w:b w:val="0"/>
+        </w:rPr>
+        <w:t xml:space="preserve">Support used: alone / hint / worked example. This record is practice </w:t>
+      </w:r>
+      <w:r>
+        <w:rPr>
+          <w:b/>
+        </w:rPr>
+        <w:t>evidence</w:t>
+      </w:r>
+      <w:r>
+        <w:rPr>
+          <w:b w:val="0"/>
+        </w:rPr>
+        <w:t>.</w:t>
+      </w:r>
+    </w:p>
+    <w:p>
+      <w:pPr>
+        <w:spacing w:line="336" w:lineRule="auto" w:after="180"/>
+      </w:pPr>
+      <w:r>
+        <w:rPr>
+          <w:b w:val="0"/>
+        </w:rPr>
+        <w:t xml:space="preserve">Project connection: For your Responsible Plant Classifier, save the </w:t>
+      </w:r>
+      <w:r>
+        <w:rPr>
+          <w:b/>
+        </w:rPr>
+        <w:t>input</w:t>
+      </w:r>
+      <w:r>
+        <w:rPr>
+          <w:b w:val="0"/>
+        </w:rPr>
+        <w:t>, procedure, observed result and limitation of this check.</w:t>
+      </w:r>
+    </w:p>
+    <w:p>
+      <w:pPr>
+        <w:spacing w:line="336" w:lineRule="auto" w:after="180"/>
+      </w:pPr>
+      <w:r>
+        <w:rPr>
+          <w:b w:val="0"/>
+        </w:rPr>
+        <w:t>Label this worked example as practice; use a different, previously unreviewed case when checking independent understanding.</w:t>
       </w:r>
     </w:p>
     <w:p>
@@ -1567,17 +2224,75 @@
     </w:p>
     <w:p>
       <w:r>
+        <w:t>Keep this week’s input, deciding step, result and limit together in the Responsible Plant Classifier record.</w:t>
+      </w:r>
+    </w:p>
+    <w:p>
+      <w:pPr>
+        <w:spacing w:line="336" w:lineRule="auto" w:after="180"/>
+      </w:pPr>
+      <w:r>
+        <w:rPr>
+          <w:b w:val="0"/>
+        </w:rPr>
         <w:t>Project: Responsible Plant Classifier</w:t>
       </w:r>
     </w:p>
     <w:p>
-      <w:r>
-        <w:t>Current milestone: Prepare the demonstration. Gather reproducible instructions, evidence, access checks and remaining limitations.</w:t>
-      </w:r>
-    </w:p>
-    <w:p>
-      <w:r>
-        <w:t>For your Responsible Plant Classifier, save the input, procedure, observed result and limitation of this check. Label this worked example as practice; use a different, previously unreviewed case when checking independent understanding.</w:t>
+      <w:pPr>
+        <w:spacing w:line="336" w:lineRule="auto" w:after="180"/>
+      </w:pPr>
+      <w:r>
+        <w:rPr>
+          <w:b w:val="0"/>
+        </w:rPr>
+        <w:t xml:space="preserve">Current milestone: Prepare the demonstration. Gather reproducible instructions, </w:t>
+      </w:r>
+      <w:r>
+        <w:rPr>
+          <w:b/>
+        </w:rPr>
+        <w:t>evidence</w:t>
+      </w:r>
+      <w:r>
+        <w:rPr>
+          <w:b w:val="0"/>
+        </w:rPr>
+        <w:t>, access checks and remaining limitations.</w:t>
+      </w:r>
+    </w:p>
+    <w:p>
+      <w:pPr>
+        <w:spacing w:line="336" w:lineRule="auto" w:after="180"/>
+      </w:pPr>
+      <w:r>
+        <w:rPr>
+          <w:b w:val="0"/>
+        </w:rPr>
+        <w:t xml:space="preserve">For your Responsible Plant Classifier, save the </w:t>
+      </w:r>
+      <w:r>
+        <w:rPr>
+          <w:b/>
+        </w:rPr>
+        <w:t>input</w:t>
+      </w:r>
+      <w:r>
+        <w:rPr>
+          <w:b w:val="0"/>
+        </w:rPr>
+        <w:t>, procedure, observed result and limitation of this check.</w:t>
+      </w:r>
+    </w:p>
+    <w:p>
+      <w:pPr>
+        <w:spacing w:line="336" w:lineRule="auto" w:after="180"/>
+      </w:pPr>
+      <w:r>
+        <w:rPr>
+          <w:b w:val="0"/>
+        </w:rPr>
+        <w:t>Label this worked example as practice; use a different, previously unreviewed case when checking independent understanding.</w:t>
       </w:r>
     </w:p>
     <w:tbl>
@@ -1739,12 +2454,41 @@
     </w:p>
     <w:p>
       <w:r>
+        <w:t>Try the supported questions before comparing with hints and feedback. Record what you repaired and the evidence you retained.</w:t>
+      </w:r>
+    </w:p>
+    <w:p>
+      <w:pPr>
+        <w:spacing w:line="336" w:lineRule="auto" w:after="180"/>
+      </w:pPr>
+      <w:r>
+        <w:rPr>
+          <w:b w:val="0"/>
+        </w:rPr>
         <w:t>Use this supported practice once, in the browser or on paper. Keep the reserved independent assessment for a separate first attempt before teacher feedback.</w:t>
       </w:r>
     </w:p>
     <w:p>
-      <w:r>
-        <w:t>Engineer a feature with a transformation defined before evaluating a new leaf.</w:t>
+      <w:pPr>
+        <w:spacing w:line="336" w:lineRule="auto" w:after="180"/>
+      </w:pPr>
+      <w:r>
+        <w:rPr>
+          <w:b w:val="0"/>
+        </w:rPr>
+        <w:t xml:space="preserve">Engineer a feature with a </w:t>
+      </w:r>
+      <w:r>
+        <w:rPr>
+          <w:b/>
+        </w:rPr>
+        <w:t>transformation</w:t>
+      </w:r>
+      <w:r>
+        <w:rPr>
+          <w:b w:val="0"/>
+        </w:rPr>
+        <w:t xml:space="preserve"> defined before evaluating a new leaf.</w:t>
       </w:r>
     </w:p>
     <w:p>
@@ -1756,22 +2500,49 @@
       </w:r>
     </w:p>
     <w:p>
-      <w:r>
+      <w:pPr>
+        <w:spacing w:line="336" w:lineRule="auto" w:after="180"/>
+      </w:pPr>
+      <w:r>
+        <w:rPr>
+          <w:b w:val="0"/>
+        </w:rPr>
         <w:t>Which labelled step matches this detail? Centered query feature=8-6=2 cm².</w:t>
       </w:r>
     </w:p>
     <w:p>
-      <w:r>
+      <w:pPr>
+        <w:spacing w:line="336" w:lineRule="auto" w:after="180"/>
+        <w:shd w:fill="F4F9FC"/>
+      </w:pPr>
+      <w:r>
+        <w:rPr>
+          <w:b w:val="0"/>
+        </w:rPr>
         <w:t>1. Construct area</w:t>
       </w:r>
     </w:p>
     <w:p>
-      <w:r>
+      <w:pPr>
+        <w:spacing w:line="336" w:lineRule="auto" w:after="180"/>
+        <w:shd w:fill="F4F9FC"/>
+      </w:pPr>
+      <w:r>
+        <w:rPr>
+          <w:b w:val="0"/>
+        </w:rPr>
         <w:t>2. Fit centering</w:t>
       </w:r>
     </w:p>
     <w:p>
-      <w:r>
+      <w:pPr>
+        <w:spacing w:line="336" w:lineRule="auto" w:after="180"/>
+        <w:shd w:fill="F4F9FC"/>
+      </w:pPr>
+      <w:r>
+        <w:rPr>
+          <w:b w:val="0"/>
+        </w:rPr>
         <w:t>3. Apply unchanged transform</w:t>
       </w:r>
     </w:p>
@@ -1809,41 +2580,167 @@
       </w:r>
     </w:p>
     <w:p>
-      <w:r>
+      <w:pPr>
+        <w:pStyle w:val="Heading3"/>
+      </w:pPr>
+      <w:r>
+        <w:t>Hint · try first</w:t>
+      </w:r>
+    </w:p>
+    <w:p>
+      <w:pPr>
+        <w:spacing w:line="336" w:lineRule="auto" w:after="180"/>
+        <w:shd w:fill="F1F6F8"/>
+      </w:pPr>
+      <w:r>
+        <w:rPr>
+          <w:b w:val="0"/>
+        </w:rPr>
         <w:t>Hint if needed: Read the steps in the pictorial case. Match the supplied detail to the stage that performs or records it.</w:t>
       </w:r>
     </w:p>
     <w:p>
-      <w:r>
-        <w:t>After your attempt, compare with the supported explanation: Apply unchanged transform Centered query feature=8-6=2 cm². Read the picture in order. Centered query feature=8-6=2 cm². The arrows show which recorded input or intermediate result each decision uses. Explain the deciding step aloud before checking the changed case; pointing to the final answer alone does not show how it follows.</w:t>
-      </w:r>
-    </w:p>
-    <w:p>
       <w:pPr>
         <w:pStyle w:val="Heading3"/>
       </w:pPr>
       <w:r>
+        <w:t>Feedback · compare after trying</w:t>
+      </w:r>
+    </w:p>
+    <w:p>
+      <w:pPr>
+        <w:spacing w:line="336" w:lineRule="auto" w:after="180"/>
+        <w:shd w:fill="F1F6FC"/>
+      </w:pPr>
+      <w:r>
+        <w:rPr>
+          <w:b w:val="0"/>
+        </w:rPr>
+        <w:t>After your attempt, compare with the supported explanation: Apply unchanged transform Centered query feature=8-6=2 cm². Read the picture in order. Centered query feature=8-6=2 cm².</w:t>
+      </w:r>
+    </w:p>
+    <w:p>
+      <w:pPr>
+        <w:spacing w:line="336" w:lineRule="auto" w:after="180"/>
+        <w:shd w:fill="F1F6FC"/>
+      </w:pPr>
+      <w:r>
+        <w:rPr>
+          <w:b w:val="0"/>
+        </w:rPr>
+        <w:t xml:space="preserve">The arrows show which recorded </w:t>
+      </w:r>
+      <w:r>
+        <w:rPr>
+          <w:b/>
+        </w:rPr>
+        <w:t>input</w:t>
+      </w:r>
+      <w:r>
+        <w:rPr>
+          <w:b w:val="0"/>
+        </w:rPr>
+        <w:t xml:space="preserve"> or intermediate result each decision uses. Explain the deciding step aloud before checking the changed case; pointing to the final answer alone does not show how it follows.</w:t>
+      </w:r>
+    </w:p>
+    <w:p>
+      <w:pPr>
+        <w:pStyle w:val="Heading3"/>
+      </w:pPr>
+      <w:r>
         <w:t>Practice 2: explain the deciding evidence</w:t>
       </w:r>
     </w:p>
     <w:p>
-      <w:r>
+      <w:pPr>
+        <w:pStyle w:val="Heading3"/>
+      </w:pPr>
+      <w:r>
+        <w:t>Changed case · predict first</w:t>
+      </w:r>
+    </w:p>
+    <w:p>
+      <w:pPr>
+        <w:spacing w:line="336" w:lineRule="auto" w:after="180"/>
+        <w:shd w:fill="F5F1FB"/>
+      </w:pPr>
+      <w:r>
+        <w:rPr>
+          <w:b w:val="0"/>
+        </w:rPr>
         <w:t>Changed-case practice: Include the query in the centering mean. Which conclusion is supported by the supplied facts?</w:t>
       </w:r>
     </w:p>
     <w:p>
-      <w:r>
-        <w:t>1. Mean becomes26/4=6.5 cm² and query feature1.5 cm²; this changes the fitted transformation.</w:t>
-      </w:r>
-    </w:p>
-    <w:p>
-      <w:r>
-        <w:t>2. This one example guarantees correct results for every future input.</w:t>
-      </w:r>
-    </w:p>
-    <w:p>
-      <w:r>
-        <w:t>3. We can decide the result without examining the changed input or the procedure.</w:t>
+      <w:pPr>
+        <w:spacing w:line="336" w:lineRule="auto" w:after="180"/>
+        <w:shd w:fill="F4F9FC"/>
+      </w:pPr>
+      <w:r>
+        <w:rPr>
+          <w:b w:val="0"/>
+        </w:rPr>
+        <w:t xml:space="preserve">1. Mean becomes26/4=6.5 cm² and query feature1.5 cm²; this changes the fitted </w:t>
+      </w:r>
+      <w:r>
+        <w:rPr>
+          <w:b/>
+        </w:rPr>
+        <w:t>transformation</w:t>
+      </w:r>
+      <w:r>
+        <w:rPr>
+          <w:b w:val="0"/>
+        </w:rPr>
+        <w:t>.</w:t>
+      </w:r>
+    </w:p>
+    <w:p>
+      <w:pPr>
+        <w:spacing w:line="336" w:lineRule="auto" w:after="180"/>
+        <w:shd w:fill="F4F9FC"/>
+      </w:pPr>
+      <w:r>
+        <w:rPr>
+          <w:b w:val="0"/>
+        </w:rPr>
+        <w:t xml:space="preserve">2. This one example guarantees correct results for every future </w:t>
+      </w:r>
+      <w:r>
+        <w:rPr>
+          <w:b/>
+        </w:rPr>
+        <w:t>input</w:t>
+      </w:r>
+      <w:r>
+        <w:rPr>
+          <w:b w:val="0"/>
+        </w:rPr>
+        <w:t>.</w:t>
+      </w:r>
+    </w:p>
+    <w:p>
+      <w:pPr>
+        <w:spacing w:line="336" w:lineRule="auto" w:after="180"/>
+        <w:shd w:fill="F4F9FC"/>
+      </w:pPr>
+      <w:r>
+        <w:rPr>
+          <w:b w:val="0"/>
+        </w:rPr>
+        <w:t xml:space="preserve">3. We can decide the result without examining the changed </w:t>
+      </w:r>
+      <w:r>
+        <w:rPr>
+          <w:b/>
+        </w:rPr>
+        <w:t>input</w:t>
+      </w:r>
+      <w:r>
+        <w:rPr>
+          <w:b w:val="0"/>
+        </w:rPr>
+        <w:t xml:space="preserve"> or the procedure.</w:t>
       </w:r>
     </w:p>
     <w:p>
@@ -1880,36 +2777,249 @@
       </w:r>
     </w:p>
     <w:p>
-      <w:r>
+      <w:pPr>
+        <w:pStyle w:val="Heading3"/>
+      </w:pPr>
+      <w:r>
+        <w:t>Hint · try first</w:t>
+      </w:r>
+    </w:p>
+    <w:p>
+      <w:pPr>
+        <w:spacing w:line="336" w:lineRule="auto" w:after="180"/>
+        <w:shd w:fill="F1F6F8"/>
+      </w:pPr>
+      <w:r>
+        <w:rPr>
+          <w:b w:val="0"/>
+        </w:rPr>
         <w:t>Hint if needed: Use the changed condition and the deciding step in the pictorial trace. The answer must say what follows from those facts.</w:t>
       </w:r>
     </w:p>
     <w:p>
-      <w:r>
-        <w:t>After your attempt, compare with the supported explanation: Mean becomes26/4=6.5 cm² and query feature1.5 cm²; this changes the fitted transformation. A held-out input should not silently redefine a training-fitted preprocessing step.</w:t>
-      </w:r>
-    </w:p>
-    <w:p>
       <w:pPr>
         <w:pStyle w:val="Heading3"/>
       </w:pPr>
       <w:r>
+        <w:t>Feedback · compare after trying</w:t>
+      </w:r>
+    </w:p>
+    <w:p>
+      <w:pPr>
+        <w:spacing w:line="336" w:lineRule="auto" w:after="180"/>
+        <w:shd w:fill="F1F6FC"/>
+      </w:pPr>
+      <w:r>
+        <w:rPr>
+          <w:b w:val="0"/>
+        </w:rPr>
+        <w:t xml:space="preserve">After your attempt, compare with the supported explanation: Mean becomes26/4=6.5 cm² and query feature1.5 cm²; this changes the fitted </w:t>
+      </w:r>
+      <w:r>
+        <w:rPr>
+          <w:b/>
+        </w:rPr>
+        <w:t>transformation</w:t>
+      </w:r>
+      <w:r>
+        <w:rPr>
+          <w:b w:val="0"/>
+        </w:rPr>
+        <w:t>.</w:t>
+      </w:r>
+    </w:p>
+    <w:p>
+      <w:pPr>
+        <w:spacing w:line="336" w:lineRule="auto" w:after="180"/>
+        <w:shd w:fill="F1F6FC"/>
+      </w:pPr>
+      <w:r>
+        <w:rPr>
+          <w:b w:val="0"/>
+        </w:rPr>
+        <w:t xml:space="preserve">A held-out </w:t>
+      </w:r>
+      <w:r>
+        <w:rPr>
+          <w:b/>
+        </w:rPr>
+        <w:t>input</w:t>
+      </w:r>
+      <w:r>
+        <w:rPr>
+          <w:b w:val="0"/>
+        </w:rPr>
+        <w:t xml:space="preserve"> should not silently redefine a </w:t>
+      </w:r>
+      <w:r>
+        <w:rPr>
+          <w:b/>
+        </w:rPr>
+        <w:t>training</w:t>
+      </w:r>
+      <w:r>
+        <w:rPr>
+          <w:b w:val="0"/>
+        </w:rPr>
+        <w:t>-fitted pre</w:t>
+      </w:r>
+      <w:r>
+        <w:rPr>
+          <w:b/>
+        </w:rPr>
+        <w:t>process</w:t>
+      </w:r>
+      <w:r>
+        <w:rPr>
+          <w:b w:val="0"/>
+        </w:rPr>
+        <w:t>ing step.</w:t>
+      </w:r>
+    </w:p>
+    <w:p>
+      <w:pPr>
+        <w:pStyle w:val="Heading3"/>
+      </w:pPr>
+      <w:r>
         <w:t>Repair a missing building block</w:t>
       </w:r>
     </w:p>
     <w:p>
-      <w:r>
-        <w:t>Review Learning Curves (ai-4/28). Goal: Read training-size learning curves. Short practice: What comparison is valid if the validation set changes between sizes? Point to the relevant step in the picture, then write the changed result and the rule or evidence that supports it.. Return to this week and explain what you changed.</w:t>
-      </w:r>
-    </w:p>
-    <w:p>
-      <w:r>
-        <w:t>Review Reproducible Experiments (ai-4/26). Goal: Record enough detail to reproduce a run. Short practice: What should accompany the mean 70%? Point to the relevant step in the picture, then write the changed result and the rule or evidence that supports it.. Return to this week and explain what you changed.</w:t>
-      </w:r>
-    </w:p>
-    <w:p>
-      <w:r>
-        <w:t>Review Hold Out Test Data (ai-4/23). Goal: Freeze the full evaluation procedure before testing. Short practice: What is needed for an honest final claim about the revised version? Point to the relevant step in the picture, then write the changed result and the rule or evidence that supports it.. Return to this week and explain what you changed.</w:t>
+      <w:pPr>
+        <w:spacing w:line="336" w:lineRule="auto" w:after="180"/>
+      </w:pPr>
+      <w:r>
+        <w:rPr>
+          <w:b w:val="0"/>
+        </w:rPr>
+        <w:t xml:space="preserve">Review Learning Curves (ai-4/28). Goal: Read </w:t>
+      </w:r>
+      <w:r>
+        <w:rPr>
+          <w:b/>
+        </w:rPr>
+        <w:t>training</w:t>
+      </w:r>
+      <w:r>
+        <w:rPr>
+          <w:b w:val="0"/>
+        </w:rPr>
+        <w:t xml:space="preserve">-size learning curves. Short practice: What </w:t>
+      </w:r>
+      <w:r>
+        <w:rPr>
+          <w:b/>
+        </w:rPr>
+        <w:t>comparison</w:t>
+      </w:r>
+      <w:r>
+        <w:rPr>
+          <w:b w:val="0"/>
+        </w:rPr>
+        <w:t xml:space="preserve"> is valid if the validation set changes between sizes?</w:t>
+      </w:r>
+    </w:p>
+    <w:p>
+      <w:pPr>
+        <w:spacing w:line="336" w:lineRule="auto" w:after="180"/>
+      </w:pPr>
+      <w:r>
+        <w:rPr>
+          <w:b w:val="0"/>
+        </w:rPr>
+        <w:t xml:space="preserve">Point to the relevant step in the picture, then write the changed result and the rule or </w:t>
+      </w:r>
+      <w:r>
+        <w:rPr>
+          <w:b/>
+        </w:rPr>
+        <w:t>evidence</w:t>
+      </w:r>
+      <w:r>
+        <w:rPr>
+          <w:b w:val="0"/>
+        </w:rPr>
+        <w:t xml:space="preserve"> that supports it.. Return to this week and explain what you changed.</w:t>
+      </w:r>
+    </w:p>
+    <w:p>
+      <w:pPr>
+        <w:spacing w:line="336" w:lineRule="auto" w:after="180"/>
+      </w:pPr>
+      <w:r>
+        <w:rPr>
+          <w:b w:val="0"/>
+        </w:rPr>
+        <w:t xml:space="preserve">Review Reproducible Experiments (ai-4/26). Goal: Record enough detail to reproduce a run. Short practice: What should accompany the mean </w:t>
+      </w:r>
+      <w:r>
+        <w:rPr>
+          <w:b/>
+        </w:rPr>
+        <w:t>70%</w:t>
+      </w:r>
+      <w:r>
+        <w:rPr>
+          <w:b w:val="0"/>
+        </w:rPr>
+        <w:t>?</w:t>
+      </w:r>
+    </w:p>
+    <w:p>
+      <w:pPr>
+        <w:spacing w:line="336" w:lineRule="auto" w:after="180"/>
+      </w:pPr>
+      <w:r>
+        <w:rPr>
+          <w:b w:val="0"/>
+        </w:rPr>
+        <w:t xml:space="preserve">Point to the relevant step in the picture, then write the changed result and the rule or </w:t>
+      </w:r>
+      <w:r>
+        <w:rPr>
+          <w:b/>
+        </w:rPr>
+        <w:t>evidence</w:t>
+      </w:r>
+      <w:r>
+        <w:rPr>
+          <w:b w:val="0"/>
+        </w:rPr>
+        <w:t xml:space="preserve"> that supports it.. Return to this week and explain what you changed.</w:t>
+      </w:r>
+    </w:p>
+    <w:p>
+      <w:pPr>
+        <w:spacing w:line="336" w:lineRule="auto" w:after="180"/>
+      </w:pPr>
+      <w:r>
+        <w:rPr>
+          <w:b w:val="0"/>
+        </w:rPr>
+        <w:t>Review Hold Out Test Data (ai-4/23). Goal: Freeze the full evaluation procedure before testing. Short practice: What is needed for an honest final claim about the revised version?</w:t>
+      </w:r>
+    </w:p>
+    <w:p>
+      <w:pPr>
+        <w:spacing w:line="336" w:lineRule="auto" w:after="180"/>
+      </w:pPr>
+      <w:r>
+        <w:rPr>
+          <w:b w:val="0"/>
+        </w:rPr>
+        <w:t xml:space="preserve">Point to the relevant step in the picture, then write the changed result and the rule or </w:t>
+      </w:r>
+      <w:r>
+        <w:rPr>
+          <w:b/>
+        </w:rPr>
+        <w:t>evidence</w:t>
+      </w:r>
+      <w:r>
+        <w:rPr>
+          <w:b w:val="0"/>
+        </w:rPr>
+        <w:t xml:space="preserve"> that supports it.. Return to this week and explain what you changed.</w:t>
       </w:r>
     </w:p>
     <w:p>
@@ -1921,8 +3031,61 @@
       </w:r>
     </w:p>
     <w:p>
-      <w:r>
-        <w:t>The browser lab lets you edit the supported Python examples already included in this lesson. Predict first, run, inspect the actual output or error, change one input, then run again. Keep code, predictions, actual results and a reasoned revision together. On paper, label your result as a trace rather than an execution.</w:t>
+      <w:pPr>
+        <w:spacing w:line="336" w:lineRule="auto" w:after="180"/>
+      </w:pPr>
+      <w:r>
+        <w:rPr>
+          <w:b w:val="0"/>
+        </w:rPr>
+        <w:t xml:space="preserve">The browser lab lets you edit the supported Python examples already included in this lesson. Predict first, run, inspect the actual </w:t>
+      </w:r>
+      <w:r>
+        <w:rPr>
+          <w:b/>
+        </w:rPr>
+        <w:t>output</w:t>
+      </w:r>
+      <w:r>
+        <w:rPr>
+          <w:b w:val="0"/>
+        </w:rPr>
+        <w:t xml:space="preserve"> or error, change one </w:t>
+      </w:r>
+      <w:r>
+        <w:rPr>
+          <w:b/>
+        </w:rPr>
+        <w:t>input</w:t>
+      </w:r>
+      <w:r>
+        <w:rPr>
+          <w:b w:val="0"/>
+        </w:rPr>
+        <w:t>, then run again.</w:t>
+      </w:r>
+    </w:p>
+    <w:p>
+      <w:pPr>
+        <w:spacing w:line="336" w:lineRule="auto" w:after="180"/>
+      </w:pPr>
+      <w:r>
+        <w:rPr>
+          <w:b w:val="0"/>
+        </w:rPr>
+        <w:t xml:space="preserve">Keep code, </w:t>
+      </w:r>
+      <w:r>
+        <w:rPr>
+          <w:b/>
+        </w:rPr>
+        <w:t>prediction</w:t>
+      </w:r>
+      <w:r>
+        <w:rPr>
+          <w:b w:val="0"/>
+        </w:rPr>
+        <w:t>s, actual results and a reasoned revision together. On paper, label your result as a trace rather than an execution.</w:t>
       </w:r>
     </w:p>
     <w:p>
@@ -1934,8 +3097,37 @@
       </w:r>
     </w:p>
     <w:p>
-      <w:r>
-        <w:t>Use Download completed work in the hosted lesson to export your answers, reflections, practice feedback and code-run evidence. Open the HTML copy to read or print it. Drafts stay in this browser when storage is available; clear drafts on a shared device.</w:t>
+      <w:pPr>
+        <w:spacing w:line="336" w:lineRule="auto" w:after="180"/>
+      </w:pPr>
+      <w:r>
+        <w:rPr>
+          <w:b w:val="0"/>
+        </w:rPr>
+        <w:t xml:space="preserve">Use Download completed work in the hosted lesson to export your answers, reflections, practice feedback and code-run </w:t>
+      </w:r>
+      <w:r>
+        <w:rPr>
+          <w:b/>
+        </w:rPr>
+        <w:t>evidence</w:t>
+      </w:r>
+      <w:r>
+        <w:rPr>
+          <w:b w:val="0"/>
+        </w:rPr>
+        <w:t>. Open the HTML copy to read or print it.</w:t>
+      </w:r>
+    </w:p>
+    <w:p>
+      <w:pPr>
+        <w:spacing w:line="336" w:lineRule="auto" w:after="180"/>
+      </w:pPr>
+      <w:r>
+        <w:rPr>
+          <w:b w:val="0"/>
+        </w:rPr>
+        <w:t>Drafts stay in this browser when storage is available; clear drafts on a shared device.</w:t>
       </w:r>
     </w:p>
     <w:p>
@@ -1949,6 +3141,871 @@
     <w:p>
       <w:r>
         <w:t>________________________________________________________________</w:t>
+      </w:r>
+    </w:p>
+    <w:p>
+      <w:r>
+        <w:t>________________________________________________________________</w:t>
+      </w:r>
+    </w:p>
+    <w:p>
+      <w:r>
+        <w:t>________________________________________________________________</w:t>
+      </w:r>
+    </w:p>
+    <w:p>
+      <w:r>
+        <w:t>________________________________________________________________</w:t>
+      </w:r>
+    </w:p>
+    <w:p>
+      <w:r>
+        <w:t>________________________________________________________________</w:t>
+      </w:r>
+    </w:p>
+    <w:p>
+      <w:pPr>
+        <w:pStyle w:val="Heading1"/>
+      </w:pPr>
+      <w:r>
+        <w:t>26. Visual concept journey</w:t>
+      </w:r>
+    </w:p>
+    <w:p>
+      <w:r>
+        <w:t>Explain each Feature Engineering picture from its labels, then record a relevant limit.</w:t>
+      </w:r>
+    </w:p>
+    <w:p>
+      <w:pPr>
+        <w:pStyle w:val="Heading3"/>
+      </w:pPr>
+      <w:r>
+        <w:t>01. Feature Engineering: the case</w:t>
+      </w:r>
+    </w:p>
+    <w:p>
+      <w:r>
+        <w:drawing>
+          <wp:inline xmlns:a="http://schemas.openxmlformats.org/drawingml/2006/main" xmlns:pic="http://schemas.openxmlformats.org/drawingml/2006/picture">
+            <wp:extent cx="5486400" cy="2990088"/>
+            <wp:docPr id="2" name="Picture 2" descr="Engineer a feature with a transformation defined before evaluating a new leaf. Supplied facts: Training rectangular leaf cards have areas [2, 6, 10] cm². Area=length×width; center by training mean. Query length 2, width 4 cm. All inputs and outcomes in this worked example are invented classroom data; no real model run is claimed."/>
+            <wp:cNvGraphicFramePr>
+              <a:graphicFrameLocks noChangeAspect="1"/>
+            </wp:cNvGraphicFramePr>
+            <a:graphic>
+              <a:graphicData uri="http://schemas.openxmlformats.org/drawingml/2006/picture">
+                <pic:pic>
+                  <pic:nvPicPr>
+                    <pic:cNvPr id="0" name="academy-story-ai-4-29-01.png"/>
+                    <pic:cNvPicPr/>
+                  </pic:nvPicPr>
+                  <pic:blipFill>
+                    <a:blip r:embed="rId10"/>
+                    <a:stretch>
+                      <a:fillRect/>
+                    </a:stretch>
+                  </pic:blipFill>
+                  <pic:spPr>
+                    <a:xfrm>
+                      <a:off x="0" y="0"/>
+                      <a:ext cx="5486400" cy="2990088"/>
+                    </a:xfrm>
+                    <a:prstGeom prst="rect"/>
+                  </pic:spPr>
+                </pic:pic>
+              </a:graphicData>
+            </a:graphic>
+          </wp:inline>
+        </w:drawing>
+      </w:r>
+    </w:p>
+    <w:p>
+      <w:pPr>
+        <w:spacing w:line="336" w:lineRule="auto" w:after="180"/>
+      </w:pPr>
+      <w:r>
+        <w:rPr>
+          <w:b w:val="0"/>
+        </w:rPr>
+        <w:t xml:space="preserve">Engineer a feature with a </w:t>
+      </w:r>
+      <w:r>
+        <w:rPr>
+          <w:b/>
+        </w:rPr>
+        <w:t>transformation</w:t>
+      </w:r>
+      <w:r>
+        <w:rPr>
+          <w:b w:val="0"/>
+        </w:rPr>
+        <w:t xml:space="preserve"> defined before evaluating a new leaf. Supplied facts: </w:t>
+      </w:r>
+      <w:r>
+        <w:rPr>
+          <w:b/>
+        </w:rPr>
+        <w:t>Training</w:t>
+      </w:r>
+      <w:r>
+        <w:rPr>
+          <w:b w:val="0"/>
+        </w:rPr>
+        <w:t xml:space="preserve"> rectangular leaf cards have areas [2, 6, 10] cm². Area=length×width; center by </w:t>
+      </w:r>
+      <w:r>
+        <w:rPr>
+          <w:b/>
+        </w:rPr>
+        <w:t>training</w:t>
+      </w:r>
+      <w:r>
+        <w:rPr>
+          <w:b w:val="0"/>
+        </w:rPr>
+        <w:t xml:space="preserve"> mean. Query length 2, width 4 cm.</w:t>
+      </w:r>
+    </w:p>
+    <w:p>
+      <w:pPr>
+        <w:spacing w:line="336" w:lineRule="auto" w:after="180"/>
+      </w:pPr>
+      <w:r>
+        <w:rPr>
+          <w:b w:val="0"/>
+        </w:rPr>
+        <w:t xml:space="preserve">All </w:t>
+      </w:r>
+      <w:r>
+        <w:rPr>
+          <w:b/>
+        </w:rPr>
+        <w:t>input</w:t>
+      </w:r>
+      <w:r>
+        <w:rPr>
+          <w:b w:val="0"/>
+        </w:rPr>
+        <w:t>s and outcomes in this worked example are invented classroom data; no real model run is claimed.</w:t>
+      </w:r>
+    </w:p>
+    <w:p>
+      <w:pPr>
+        <w:spacing w:line="336" w:lineRule="auto" w:after="180"/>
+        <w:shd w:fill="F5F1FB"/>
+      </w:pPr>
+      <w:r>
+        <w:rPr>
+          <w:b w:val="0"/>
+        </w:rPr>
+        <w:t>Point to the given fact that matters most. Explain why it matters.</w:t>
+      </w:r>
+    </w:p>
+    <w:p>
+      <w:pPr>
+        <w:pStyle w:val="Heading3"/>
+      </w:pPr>
+      <w:r>
+        <w:t>My picture explanation, deciding evidence and one limit</w:t>
+      </w:r>
+    </w:p>
+    <w:p>
+      <w:r>
+        <w:t>________________________________________________________________</w:t>
+      </w:r>
+    </w:p>
+    <w:p>
+      <w:r>
+        <w:t>________________________________________________________________</w:t>
+      </w:r>
+    </w:p>
+    <w:p>
+      <w:r>
+        <w:t>________________________________________________________________</w:t>
+      </w:r>
+    </w:p>
+    <w:p>
+      <w:r>
+        <w:t>________________________________________________________________</w:t>
+      </w:r>
+    </w:p>
+    <w:p>
+      <w:pPr>
+        <w:pStyle w:val="Heading3"/>
+      </w:pPr>
+      <w:r>
+        <w:t>02. Follow the deciding steps</w:t>
+      </w:r>
+    </w:p>
+    <w:p>
+      <w:r>
+        <w:drawing>
+          <wp:inline xmlns:a="http://schemas.openxmlformats.org/drawingml/2006/main" xmlns:pic="http://schemas.openxmlformats.org/drawingml/2006/picture">
+            <wp:extent cx="5486400" cy="3182112"/>
+            <wp:docPr id="3" name="Picture 3" descr="Construct area: Query area=2×4=8 cm². → Fit centering: Training mean=(2+6+10)/3=6 cm². → Apply unchanged transform: Centered query feature=8-6=2 cm²."/>
+            <wp:cNvGraphicFramePr>
+              <a:graphicFrameLocks noChangeAspect="1"/>
+            </wp:cNvGraphicFramePr>
+            <a:graphic>
+              <a:graphicData uri="http://schemas.openxmlformats.org/drawingml/2006/picture">
+                <pic:pic>
+                  <pic:nvPicPr>
+                    <pic:cNvPr id="0" name="academy-story-ai-4-29-02.png"/>
+                    <pic:cNvPicPr/>
+                  </pic:nvPicPr>
+                  <pic:blipFill>
+                    <a:blip r:embed="rId11"/>
+                    <a:stretch>
+                      <a:fillRect/>
+                    </a:stretch>
+                  </pic:blipFill>
+                  <pic:spPr>
+                    <a:xfrm>
+                      <a:off x="0" y="0"/>
+                      <a:ext cx="5486400" cy="3182112"/>
+                    </a:xfrm>
+                    <a:prstGeom prst="rect"/>
+                  </pic:spPr>
+                </pic:pic>
+              </a:graphicData>
+            </a:graphic>
+          </wp:inline>
+        </w:drawing>
+      </w:r>
+    </w:p>
+    <w:p>
+      <w:pPr>
+        <w:spacing w:line="336" w:lineRule="auto" w:after="180"/>
+      </w:pPr>
+      <w:r>
+        <w:rPr>
+          <w:b w:val="0"/>
+        </w:rPr>
+        <w:t xml:space="preserve">Construct area: Query area=2×4=8 cm². → Fit centering: </w:t>
+      </w:r>
+      <w:r>
+        <w:rPr>
+          <w:b/>
+        </w:rPr>
+        <w:t>Training</w:t>
+      </w:r>
+      <w:r>
+        <w:rPr>
+          <w:b w:val="0"/>
+        </w:rPr>
+        <w:t xml:space="preserve"> mean=(2+6+10)/3=6 cm². → Apply unchanged transform: Centered query feature=8-6=2 cm².</w:t>
+      </w:r>
+    </w:p>
+    <w:p>
+      <w:pPr>
+        <w:spacing w:line="336" w:lineRule="auto" w:after="180"/>
+        <w:shd w:fill="F5F1FB"/>
+      </w:pPr>
+      <w:r>
+        <w:rPr>
+          <w:b w:val="0"/>
+        </w:rPr>
+        <w:t xml:space="preserve">Point to each numbered stage and explain which recorded </w:t>
+      </w:r>
+      <w:r>
+        <w:rPr>
+          <w:b/>
+        </w:rPr>
+        <w:t>input</w:t>
+      </w:r>
+      <w:r>
+        <w:rPr>
+          <w:b w:val="0"/>
+        </w:rPr>
+        <w:t xml:space="preserve"> it uses.</w:t>
+      </w:r>
+    </w:p>
+    <w:p>
+      <w:pPr>
+        <w:pStyle w:val="Heading3"/>
+      </w:pPr>
+      <w:r>
+        <w:t>My picture explanation, deciding evidence and one limit</w:t>
+      </w:r>
+    </w:p>
+    <w:p>
+      <w:r>
+        <w:t>________________________________________________________________</w:t>
+      </w:r>
+    </w:p>
+    <w:p>
+      <w:r>
+        <w:t>________________________________________________________________</w:t>
+      </w:r>
+    </w:p>
+    <w:p>
+      <w:r>
+        <w:t>________________________________________________________________</w:t>
+      </w:r>
+    </w:p>
+    <w:p>
+      <w:r>
+        <w:t>________________________________________________________________</w:t>
+      </w:r>
+    </w:p>
+    <w:p>
+      <w:pPr>
+        <w:pStyle w:val="Heading3"/>
+      </w:pPr>
+      <w:r>
+        <w:t>03. Follow the evidence</w:t>
+      </w:r>
+    </w:p>
+    <w:p>
+      <w:r>
+        <w:drawing>
+          <wp:inline xmlns:a="http://schemas.openxmlformats.org/drawingml/2006/main" xmlns:pic="http://schemas.openxmlformats.org/drawingml/2006/picture">
+            <wp:extent cx="5486400" cy="2834640"/>
+            <wp:docPr id="4" name="Picture 4" descr="Follow the evidence. Observed | More practice with higher scores | Association. Possible other factor | Prior experience | May affect both. Missing evidence | Comparable starting conditions | Limits causal claim"/>
+            <wp:cNvGraphicFramePr>
+              <a:graphicFrameLocks noChangeAspect="1"/>
+            </wp:cNvGraphicFramePr>
+            <a:graphic>
+              <a:graphicData uri="http://schemas.openxmlformats.org/drawingml/2006/picture">
+                <pic:pic>
+                  <pic:nvPicPr>
+                    <pic:cNvPr id="0" name="academy-story-ai-4-29-03.png"/>
+                    <pic:cNvPicPr/>
+                  </pic:nvPicPr>
+                  <pic:blipFill>
+                    <a:blip r:embed="rId12"/>
+                    <a:stretch>
+                      <a:fillRect/>
+                    </a:stretch>
+                  </pic:blipFill>
+                  <pic:spPr>
+                    <a:xfrm>
+                      <a:off x="0" y="0"/>
+                      <a:ext cx="5486400" cy="2834640"/>
+                    </a:xfrm>
+                    <a:prstGeom prst="rect"/>
+                  </pic:spPr>
+                </pic:pic>
+              </a:graphicData>
+            </a:graphic>
+          </wp:inline>
+        </w:drawing>
+      </w:r>
+    </w:p>
+    <w:p>
+      <w:pPr>
+        <w:spacing w:line="336" w:lineRule="auto" w:after="180"/>
+      </w:pPr>
+      <w:r>
+        <w:rPr>
+          <w:b w:val="0"/>
+        </w:rPr>
+        <w:t xml:space="preserve">Follow the </w:t>
+      </w:r>
+      <w:r>
+        <w:rPr>
+          <w:b/>
+        </w:rPr>
+        <w:t>evidence</w:t>
+      </w:r>
+      <w:r>
+        <w:rPr>
+          <w:b w:val="0"/>
+        </w:rPr>
+        <w:t xml:space="preserve">. Observed | More practice with higher scores | </w:t>
+      </w:r>
+      <w:r>
+        <w:rPr>
+          <w:b/>
+        </w:rPr>
+        <w:t>Association</w:t>
+      </w:r>
+      <w:r>
+        <w:rPr>
+          <w:b w:val="0"/>
+        </w:rPr>
+        <w:t xml:space="preserve">. Possible other factor | Prior experience | May affect both. Missing </w:t>
+      </w:r>
+      <w:r>
+        <w:rPr>
+          <w:b/>
+        </w:rPr>
+        <w:t>evidence</w:t>
+      </w:r>
+      <w:r>
+        <w:rPr>
+          <w:b w:val="0"/>
+        </w:rPr>
+        <w:t xml:space="preserve"> | Comparable starting conditions | Limits causal claim</w:t>
+      </w:r>
+    </w:p>
+    <w:p>
+      <w:pPr>
+        <w:spacing w:line="336" w:lineRule="auto" w:after="180"/>
+        <w:shd w:fill="F5F1FB"/>
+      </w:pPr>
+      <w:r>
+        <w:rPr>
+          <w:b w:val="0"/>
+        </w:rPr>
+        <w:t>Read the labels and values. Explain the relationship the model shows.</w:t>
+      </w:r>
+    </w:p>
+    <w:p>
+      <w:pPr>
+        <w:pStyle w:val="Heading3"/>
+      </w:pPr>
+      <w:r>
+        <w:t>My picture explanation, deciding evidence and one limit</w:t>
+      </w:r>
+    </w:p>
+    <w:p>
+      <w:r>
+        <w:t>________________________________________________________________</w:t>
+      </w:r>
+    </w:p>
+    <w:p>
+      <w:r>
+        <w:t>________________________________________________________________</w:t>
+      </w:r>
+    </w:p>
+    <w:p>
+      <w:r>
+        <w:t>________________________________________________________________</w:t>
+      </w:r>
+    </w:p>
+    <w:p>
+      <w:r>
+        <w:t>________________________________________________________________</w:t>
+      </w:r>
+    </w:p>
+    <w:p>
+      <w:pPr>
+        <w:pStyle w:val="Heading3"/>
+      </w:pPr>
+      <w:r>
+        <w:t>04. Change one thing. Trace what follows.</w:t>
+      </w:r>
+    </w:p>
+    <w:p>
+      <w:r>
+        <w:drawing>
+          <wp:inline xmlns:a="http://schemas.openxmlformats.org/drawingml/2006/main" xmlns:pic="http://schemas.openxmlformats.org/drawingml/2006/picture">
+            <wp:extent cx="5486400" cy="3026664"/>
+            <wp:docPr id="5" name="Picture 5" descr="Original case: Centered query feature=8-6=2 cm². Changed condition: Include the query in the centering mean. Expected result: Mean becomes26/4=6.5 cm² and query feature1.5 cm²; this changes the fitted transformation. Reason: A held-out input should not silently redefine a training-fitted preprocessing step."/>
+            <wp:cNvGraphicFramePr>
+              <a:graphicFrameLocks noChangeAspect="1"/>
+            </wp:cNvGraphicFramePr>
+            <a:graphic>
+              <a:graphicData uri="http://schemas.openxmlformats.org/drawingml/2006/picture">
+                <pic:pic>
+                  <pic:nvPicPr>
+                    <pic:cNvPr id="0" name="academy-story-ai-4-29-04.png"/>
+                    <pic:cNvPicPr/>
+                  </pic:nvPicPr>
+                  <pic:blipFill>
+                    <a:blip r:embed="rId13"/>
+                    <a:stretch>
+                      <a:fillRect/>
+                    </a:stretch>
+                  </pic:blipFill>
+                  <pic:spPr>
+                    <a:xfrm>
+                      <a:off x="0" y="0"/>
+                      <a:ext cx="5486400" cy="3026664"/>
+                    </a:xfrm>
+                    <a:prstGeom prst="rect"/>
+                  </pic:spPr>
+                </pic:pic>
+              </a:graphicData>
+            </a:graphic>
+          </wp:inline>
+        </w:drawing>
+      </w:r>
+    </w:p>
+    <w:p>
+      <w:pPr>
+        <w:spacing w:line="336" w:lineRule="auto" w:after="180"/>
+      </w:pPr>
+      <w:r>
+        <w:rPr>
+          <w:b w:val="0"/>
+        </w:rPr>
+        <w:t xml:space="preserve">Original case: Centered query feature=8-6=2 cm². Changed condition: Include the query in the centering mean. Expected result: Mean becomes26/4=6.5 cm² and query feature1.5 cm²; this changes the fitted </w:t>
+      </w:r>
+      <w:r>
+        <w:rPr>
+          <w:b/>
+        </w:rPr>
+        <w:t>transformation</w:t>
+      </w:r>
+      <w:r>
+        <w:rPr>
+          <w:b w:val="0"/>
+        </w:rPr>
+        <w:t>.</w:t>
+      </w:r>
+    </w:p>
+    <w:p>
+      <w:pPr>
+        <w:spacing w:line="336" w:lineRule="auto" w:after="180"/>
+      </w:pPr>
+      <w:r>
+        <w:rPr>
+          <w:b w:val="0"/>
+        </w:rPr>
+        <w:t xml:space="preserve">Reason: A held-out </w:t>
+      </w:r>
+      <w:r>
+        <w:rPr>
+          <w:b/>
+        </w:rPr>
+        <w:t>input</w:t>
+      </w:r>
+      <w:r>
+        <w:rPr>
+          <w:b w:val="0"/>
+        </w:rPr>
+        <w:t xml:space="preserve"> should not silently redefine a </w:t>
+      </w:r>
+      <w:r>
+        <w:rPr>
+          <w:b/>
+        </w:rPr>
+        <w:t>training</w:t>
+      </w:r>
+      <w:r>
+        <w:rPr>
+          <w:b w:val="0"/>
+        </w:rPr>
+        <w:t>-fitted pre</w:t>
+      </w:r>
+      <w:r>
+        <w:rPr>
+          <w:b/>
+        </w:rPr>
+        <w:t>process</w:t>
+      </w:r>
+      <w:r>
+        <w:rPr>
+          <w:b w:val="0"/>
+        </w:rPr>
+        <w:t>ing step.</w:t>
+      </w:r>
+    </w:p>
+    <w:p>
+      <w:pPr>
+        <w:spacing w:line="336" w:lineRule="auto" w:after="180"/>
+        <w:shd w:fill="F5F1FB"/>
+      </w:pPr>
+      <w:r>
+        <w:rPr>
+          <w:b w:val="0"/>
+        </w:rPr>
+        <w:t>Predict before checking the worked changed-case result. Name what changed and what the supplied facts allow you to conclude.</w:t>
+      </w:r>
+    </w:p>
+    <w:p>
+      <w:pPr>
+        <w:pStyle w:val="Heading3"/>
+      </w:pPr>
+      <w:r>
+        <w:t>My picture explanation, deciding evidence and one limit</w:t>
+      </w:r>
+    </w:p>
+    <w:p>
+      <w:r>
+        <w:t>________________________________________________________________</w:t>
+      </w:r>
+    </w:p>
+    <w:p>
+      <w:r>
+        <w:t>________________________________________________________________</w:t>
+      </w:r>
+    </w:p>
+    <w:p>
+      <w:r>
+        <w:t>________________________________________________________________</w:t>
+      </w:r>
+    </w:p>
+    <w:p>
+      <w:r>
+        <w:t>________________________________________________________________</w:t>
+      </w:r>
+    </w:p>
+    <w:p>
+      <w:pPr>
+        <w:pStyle w:val="Heading3"/>
+      </w:pPr>
+      <w:r>
+        <w:t>05. Connect the explanation to its limit</w:t>
+      </w:r>
+    </w:p>
+    <w:p>
+      <w:r>
+        <w:drawing>
+          <wp:inline xmlns:a="http://schemas.openxmlformats.org/drawingml/2006/main" xmlns:pic="http://schemas.openxmlformats.org/drawingml/2006/picture">
+            <wp:extent cx="5486400" cy="2834640"/>
+            <wp:docPr id="6" name="Picture 6" descr="Read the picture in order. Centered query feature=8-6=2 cm². The arrows show which recorded input or intermediate result each decision uses. Explain the deciding step aloud before checking the changed case; pointing to the final answer alone does not show how it follows. Limit: Area is a geometric toy feature. Useful predictive relationships need separate evaluation, and real leaves need a suitable measurement definition."/>
+            <wp:cNvGraphicFramePr>
+              <a:graphicFrameLocks noChangeAspect="1"/>
+            </wp:cNvGraphicFramePr>
+            <a:graphic>
+              <a:graphicData uri="http://schemas.openxmlformats.org/drawingml/2006/picture">
+                <pic:pic>
+                  <pic:nvPicPr>
+                    <pic:cNvPr id="0" name="academy-story-ai-4-29-05.png"/>
+                    <pic:cNvPicPr/>
+                  </pic:nvPicPr>
+                  <pic:blipFill>
+                    <a:blip r:embed="rId14"/>
+                    <a:stretch>
+                      <a:fillRect/>
+                    </a:stretch>
+                  </pic:blipFill>
+                  <pic:spPr>
+                    <a:xfrm>
+                      <a:off x="0" y="0"/>
+                      <a:ext cx="5486400" cy="2834640"/>
+                    </a:xfrm>
+                    <a:prstGeom prst="rect"/>
+                  </pic:spPr>
+                </pic:pic>
+              </a:graphicData>
+            </a:graphic>
+          </wp:inline>
+        </w:drawing>
+      </w:r>
+    </w:p>
+    <w:p>
+      <w:pPr>
+        <w:spacing w:line="336" w:lineRule="auto" w:after="180"/>
+      </w:pPr>
+      <w:r>
+        <w:rPr>
+          <w:b w:val="0"/>
+        </w:rPr>
+        <w:t xml:space="preserve">Read the picture in order. Centered query feature=8-6=2 cm². The arrows show which recorded </w:t>
+      </w:r>
+      <w:r>
+        <w:rPr>
+          <w:b/>
+        </w:rPr>
+        <w:t>input</w:t>
+      </w:r>
+      <w:r>
+        <w:rPr>
+          <w:b w:val="0"/>
+        </w:rPr>
+        <w:t xml:space="preserve"> or intermediate result each decision uses.</w:t>
+      </w:r>
+    </w:p>
+    <w:p>
+      <w:pPr>
+        <w:spacing w:line="336" w:lineRule="auto" w:after="180"/>
+      </w:pPr>
+      <w:r>
+        <w:rPr>
+          <w:b w:val="0"/>
+        </w:rPr>
+        <w:t>Explain the deciding step aloud before checking the changed case; pointing to the final answer alone does not show how it follows. Limit: Area is a geometric toy feature.</w:t>
+      </w:r>
+    </w:p>
+    <w:p>
+      <w:pPr>
+        <w:spacing w:line="336" w:lineRule="auto" w:after="180"/>
+      </w:pPr>
+      <w:r>
+        <w:rPr>
+          <w:b w:val="0"/>
+        </w:rPr>
+        <w:t>Useful predictive relationships need separate evaluation, and real leaves need a suitable measurement definition.</w:t>
+      </w:r>
+    </w:p>
+    <w:p>
+      <w:pPr>
+        <w:spacing w:line="336" w:lineRule="auto" w:after="180"/>
+        <w:shd w:fill="F5F1FB"/>
+      </w:pPr>
+      <w:r>
+        <w:rPr>
+          <w:b w:val="0"/>
+        </w:rPr>
+        <w:t>Explain the case, then point to a limit on the claim.</w:t>
+      </w:r>
+    </w:p>
+    <w:p>
+      <w:pPr>
+        <w:pStyle w:val="Heading3"/>
+      </w:pPr>
+      <w:r>
+        <w:t>My picture explanation, deciding evidence and one limit</w:t>
+      </w:r>
+    </w:p>
+    <w:p>
+      <w:r>
+        <w:t>________________________________________________________________</w:t>
+      </w:r>
+    </w:p>
+    <w:p>
+      <w:r>
+        <w:t>________________________________________________________________</w:t>
+      </w:r>
+    </w:p>
+    <w:p>
+      <w:r>
+        <w:t>________________________________________________________________</w:t>
+      </w:r>
+    </w:p>
+    <w:p>
+      <w:r>
+        <w:t>________________________________________________________________</w:t>
+      </w:r>
+    </w:p>
+    <w:p>
+      <w:pPr>
+        <w:pStyle w:val="Heading3"/>
+      </w:pPr>
+      <w:r>
+        <w:t>06. Make the idea visible in your project</w:t>
+      </w:r>
+    </w:p>
+    <w:p>
+      <w:r>
+        <w:drawing>
+          <wp:inline xmlns:a="http://schemas.openxmlformats.org/drawingml/2006/main" xmlns:pic="http://schemas.openxmlformats.org/drawingml/2006/picture">
+            <wp:extent cx="5486400" cy="3681984"/>
+            <wp:docPr id="7" name="Picture 7" descr="For your Responsible Plant Classifier, save the input, procedure, observed result and limitation of this check. Label this worked example as practice; use a different, previously unreviewed case when checking independent understanding. Draw your input, deciding step, result and limit. Supported question: What should be saved so another group transforms the query identically? Point to the relevant step in the picture, then write the changed result and the rule or evidence that supports it."/>
+            <wp:cNvGraphicFramePr>
+              <a:graphicFrameLocks noChangeAspect="1"/>
+            </wp:cNvGraphicFramePr>
+            <a:graphic>
+              <a:graphicData uri="http://schemas.openxmlformats.org/drawingml/2006/picture">
+                <pic:pic>
+                  <pic:nvPicPr>
+                    <pic:cNvPr id="0" name="academy-story-ai-4-29-06.png"/>
+                    <pic:cNvPicPr/>
+                  </pic:nvPicPr>
+                  <pic:blipFill>
+                    <a:blip r:embed="rId15"/>
+                    <a:stretch>
+                      <a:fillRect/>
+                    </a:stretch>
+                  </pic:blipFill>
+                  <pic:spPr>
+                    <a:xfrm>
+                      <a:off x="0" y="0"/>
+                      <a:ext cx="5486400" cy="3681984"/>
+                    </a:xfrm>
+                    <a:prstGeom prst="rect"/>
+                  </pic:spPr>
+                </pic:pic>
+              </a:graphicData>
+            </a:graphic>
+          </wp:inline>
+        </w:drawing>
+      </w:r>
+    </w:p>
+    <w:p>
+      <w:pPr>
+        <w:spacing w:line="336" w:lineRule="auto" w:after="180"/>
+      </w:pPr>
+      <w:r>
+        <w:rPr>
+          <w:b w:val="0"/>
+        </w:rPr>
+        <w:t xml:space="preserve">For your Responsible Plant Classifier, save the </w:t>
+      </w:r>
+      <w:r>
+        <w:rPr>
+          <w:b/>
+        </w:rPr>
+        <w:t>input</w:t>
+      </w:r>
+      <w:r>
+        <w:rPr>
+          <w:b w:val="0"/>
+        </w:rPr>
+        <w:t>, procedure, observed result and limitation of this check.</w:t>
+      </w:r>
+    </w:p>
+    <w:p>
+      <w:pPr>
+        <w:spacing w:line="336" w:lineRule="auto" w:after="180"/>
+      </w:pPr>
+      <w:r>
+        <w:rPr>
+          <w:b w:val="0"/>
+        </w:rPr>
+        <w:t xml:space="preserve">Label this worked example as practice; use a different, previously unreviewed case when checking independent understanding. Draw your </w:t>
+      </w:r>
+      <w:r>
+        <w:rPr>
+          <w:b/>
+        </w:rPr>
+        <w:t>input</w:t>
+      </w:r>
+      <w:r>
+        <w:rPr>
+          <w:b w:val="0"/>
+        </w:rPr>
+        <w:t>, deciding step, result and limit.</w:t>
+      </w:r>
+    </w:p>
+    <w:p>
+      <w:pPr>
+        <w:spacing w:line="336" w:lineRule="auto" w:after="180"/>
+      </w:pPr>
+      <w:r>
+        <w:rPr>
+          <w:b w:val="0"/>
+        </w:rPr>
+        <w:t xml:space="preserve">Supported question: What should be saved so another group transforms the query identically? Point to the relevant step in the picture, then write the changed result and the rule or </w:t>
+      </w:r>
+      <w:r>
+        <w:rPr>
+          <w:b/>
+        </w:rPr>
+        <w:t>evidence</w:t>
+      </w:r>
+      <w:r>
+        <w:rPr>
+          <w:b w:val="0"/>
+        </w:rPr>
+        <w:t xml:space="preserve"> that supports it.</w:t>
+      </w:r>
+    </w:p>
+    <w:p>
+      <w:pPr>
+        <w:spacing w:line="336" w:lineRule="auto" w:after="180"/>
+        <w:shd w:fill="F5F1FB"/>
+      </w:pPr>
+      <w:r>
+        <w:rPr>
+          <w:b w:val="0"/>
+        </w:rPr>
+        <w:t xml:space="preserve">Draw your project trace and justify the deciding step using </w:t>
+      </w:r>
+      <w:r>
+        <w:rPr>
+          <w:b/>
+        </w:rPr>
+        <w:t>evidence</w:t>
+      </w:r>
+      <w:r>
+        <w:rPr>
+          <w:b w:val="0"/>
+        </w:rPr>
+        <w:t>.</w:t>
+      </w:r>
+    </w:p>
+    <w:p>
+      <w:pPr>
+        <w:pStyle w:val="Heading3"/>
+      </w:pPr>
+      <w:r>
+        <w:t>My picture explanation, deciding evidence and one limit</w:t>
       </w:r>
     </w:p>
     <w:p>

--- a/downloads/workbook/ai-4-week-29.docx
+++ b/downloads/workbook/ai-4-week-29.docx
@@ -1081,6 +1081,26 @@
     <w:p>
       <w:r>
         <w:t>Compute features. Apply the supplied Feature Engineering facts and keep your reasoning.</w:t>
+      </w:r>
+    </w:p>
+    <w:p>
+      <w:pPr>
+        <w:pStyle w:val="Heading3"/>
+      </w:pPr>
+      <w:r>
+        <w:t>Where to find the supplied example</w:t>
+      </w:r>
+    </w:p>
+    <w:p>
+      <w:pPr>
+        <w:spacing w:line="336" w:lineRule="auto" w:after="180"/>
+        <w:shd w:fill="F1F6F8"/>
+      </w:pPr>
+      <w:r>
+        <w:rPr>
+          <w:b w:val="0"/>
+        </w:rPr>
+        <w:t>Reference for this exercise: open this week’s student lesson, “Feature Engineering”, at “See how it works” and “Follow a worked example”. Use the original worked values or code named in the question; the later pictorial case is a separate example. Keep this reference beside your workbook while practising.</w:t>
       </w:r>
     </w:p>
     <w:p>

--- a/downloads/workbook/ai-4-week-29.docx
+++ b/downloads/workbook/ai-4-week-29.docx
@@ -25,22 +25,45 @@
         <w:pStyle w:val="Heading1"/>
       </w:pPr>
       <w:r>
-        <w:t>01. Recall and choose your starting point</w:t>
-      </w:r>
-    </w:p>
-    <w:p>
-      <w:r>
-        <w:t>Record your starting explanation for Feature Engineering before opening notes. Show any later correction separately.</w:t>
-      </w:r>
-    </w:p>
-    <w:p>
-      <w:pPr>
-        <w:spacing w:line="336" w:lineRule="auto" w:after="180"/>
-      </w:pPr>
-      <w:r>
-        <w:rPr>
-          <w:b w:val="0"/>
-        </w:rPr>
+        <w:t>One readable feature-and-evidence log.</w:t>
+      </w:r>
+    </w:p>
+    <w:p>
+      <w:r>
+        <w:t>Trace areas/ratios,apply training-only centering and interpret controlled comparison limits.</w:t>
+      </w:r>
+    </w:p>
+    <w:p>
+      <w:r>
+        <w:t>W1–W3/W5 → selected new area → project feature log → changed-case return.</w:t>
+      </w:r>
+    </w:p>
+    <w:p>
+      <w:pPr>
+        <w:pStyle w:val="Heading1"/>
+      </w:pPr>
+      <w:r>
+        <w:t>01. Recall · Retrieve before notes</w:t>
+      </w:r>
+    </w:p>
+    <w:p>
+      <w:r>
+        <w:t>Keep this task’s complete inputs, stated rule and support record together.</w:t>
+      </w:r>
+    </w:p>
+    <w:p>
+      <w:pPr>
+        <w:pStyle w:val="Heading2"/>
+      </w:pPr>
+      <w:r>
+        <w:t>Task and evidence record</w:t>
+      </w:r>
+    </w:p>
+    <w:p>
+      <w:pPr>
+        <w:pStyle w:val="ListBullet"/>
+      </w:pPr>
+      <w:r>
         <w:t>Try the recall before opening notes. Then use a different colour or a labelled second line to correct your explanation.</w:t>
       </w:r>
     </w:p>
@@ -54,12 +77,9 @@
     </w:p>
     <w:p>
       <w:pPr>
-        <w:spacing w:line="336" w:lineRule="auto" w:after="180"/>
-      </w:pPr>
-      <w:r>
-        <w:rPr>
-          <w:b w:val="0"/>
-        </w:rPr>
+        <w:pStyle w:val="ListBullet"/>
+      </w:pPr>
+      <w:r>
         <w:t>Without opening the old lesson, explain one key idea from Learning Curves. Give an example and a mistake that the idea helps you avoid.</w:t>
       </w:r>
     </w:p>
@@ -96,12 +116,9 @@
     </w:p>
     <w:p>
       <w:pPr>
-        <w:spacing w:line="336" w:lineRule="auto" w:after="180"/>
-      </w:pPr>
-      <w:r>
-        <w:rPr>
-          <w:b w:val="0"/>
-        </w:rPr>
+        <w:pStyle w:val="ListBullet"/>
+      </w:pPr>
+      <w:r>
         <w:t>Without opening the old lesson, explain one key idea from Reproducible Experiments. Give an example and a mistake that the idea helps you avoid.</w:t>
       </w:r>
     </w:p>
@@ -138,12 +155,9 @@
     </w:p>
     <w:p>
       <w:pPr>
-        <w:spacing w:line="336" w:lineRule="auto" w:after="180"/>
-      </w:pPr>
-      <w:r>
-        <w:rPr>
-          <w:b w:val="0"/>
-        </w:rPr>
+        <w:pStyle w:val="ListBullet"/>
+      </w:pPr>
+      <w:r>
         <w:t>Without opening the old lesson, explain one key idea from Hold Out Test Data. Give an example and a mistake that the idea helps you avoid.</w:t>
       </w:r>
     </w:p>
@@ -175,135 +189,52 @@
         <w:pStyle w:val="Heading1"/>
       </w:pPr>
       <w:r>
-        <w:t>02. Practise with fading help</w:t>
-      </w:r>
-    </w:p>
-    <w:p>
-      <w:r>
-        <w:t>Complete the supported Feature Engineering trace and record the first step you can explain without help.</w:t>
-      </w:r>
-    </w:p>
-    <w:p>
-      <w:pPr>
-        <w:spacing w:line="336" w:lineRule="auto" w:after="180"/>
-      </w:pPr>
-      <w:r>
-        <w:rPr>
-          <w:b w:val="0"/>
-        </w:rPr>
-        <w:t xml:space="preserve">Use W2: Transform validation for </w:t>
-      </w:r>
-      <w:r>
-        <w:rPr>
-          <w:b/>
-        </w:rPr>
-        <w:t>Feature engineering</w:t>
-      </w:r>
-      <w:r>
-        <w:rPr>
-          <w:b w:val="0"/>
-        </w:rPr>
-        <w:t>. Record the answer once; the lesson and workbook refer to the same attempt.</w:t>
-      </w:r>
-    </w:p>
-    <w:tbl>
-      <w:tblPr>
-        <w:tblStyle w:val="LightShading-Accent1"/>
-        <w:tblW w:type="auto" w:w="0"/>
-        <w:tblLook w:firstColumn="1" w:firstRow="1" w:lastColumn="0" w:lastRow="0" w:noHBand="0" w:noVBand="1" w:val="04A0"/>
-      </w:tblPr>
-      <w:tblGrid>
-        <w:gridCol w:w="2556"/>
-        <w:gridCol w:w="2556"/>
-        <w:gridCol w:w="2556"/>
-        <w:gridCol w:w="2556"/>
-      </w:tblGrid>
-      <w:tr>
-        <w:trPr>
-          <w:tblHeader/>
-        </w:trPr>
-        <w:tc>
-          <w:tcPr>
-            <w:tcW w:type="dxa" w:w="2556"/>
-          </w:tcPr>
-          <w:p>
-            <w:r>
-              <w:t>Given inputs</w:t>
-            </w:r>
-          </w:p>
-        </w:tc>
-        <w:tc>
-          <w:tcPr>
-            <w:tcW w:type="dxa" w:w="2556"/>
-          </w:tcPr>
-          <w:p>
-            <w:r>
-              <w:t>Procedure I chose</w:t>
-            </w:r>
-          </w:p>
-        </w:tc>
-        <w:tc>
-          <w:tcPr>
-            <w:tcW w:type="dxa" w:w="2556"/>
-          </w:tcPr>
-          <w:p>
-            <w:r>
-              <w:t>Middle steps</w:t>
-            </w:r>
-          </w:p>
-        </w:tc>
-        <w:tc>
-          <w:tcPr>
-            <w:tcW w:type="dxa" w:w="2556"/>
-          </w:tcPr>
-          <w:p>
-            <w:r>
-              <w:t>Result and check</w:t>
-            </w:r>
-          </w:p>
-        </w:tc>
-      </w:tr>
-      <w:tr>
-        <w:tc>
-          <w:tcPr>
-            <w:tcW w:type="dxa" w:w="2556"/>
-          </w:tcPr>
-          <w:p>
-            <w:r/>
-          </w:p>
-        </w:tc>
-        <w:tc>
-          <w:tcPr>
-            <w:tcW w:type="dxa" w:w="2556"/>
-          </w:tcPr>
-          <w:p>
-            <w:r/>
-          </w:p>
-        </w:tc>
-        <w:tc>
-          <w:tcPr>
-            <w:tcW w:type="dxa" w:w="2556"/>
-          </w:tcPr>
-          <w:p>
-            <w:r/>
-          </w:p>
-        </w:tc>
-        <w:tc>
-          <w:tcPr>
-            <w:tcW w:type="dxa" w:w="2556"/>
-          </w:tcPr>
-          <w:p>
-            <w:r/>
-          </w:p>
-        </w:tc>
-      </w:tr>
-    </w:tbl>
+        <w:t>12. W1 · Explain the mechanism</w:t>
+      </w:r>
+    </w:p>
+    <w:p>
+      <w:r>
+        <w:t>Keep this task’s complete inputs, stated rule and support record together.</w:t>
+      </w:r>
+    </w:p>
+    <w:p>
+      <w:pPr>
+        <w:pStyle w:val="Heading2"/>
+      </w:pPr>
+      <w:r>
+        <w:t>Task and evidence record</w:t>
+      </w:r>
+    </w:p>
+    <w:p>
+      <w:pPr>
+        <w:pStyle w:val="ListBullet"/>
+      </w:pPr>
+      <w:r>
+        <w:t>Main training rectangles(2, 3), (4, 2), (6, 1), allcm:areas 6, 8, 6cm², mean 20/3. Validation(5, 2)area 10, centered 10/3cm². Picture trainingareas 2, 6, 10 mean6; query(2, 4)area 8 centers2; includingquerychangesmean 6.5 andfeature1.5. Mixedunitslength12 cm, width 30 mm=3 cmgivelength_over_width4, dimensionless. Measuredzero widthallowsarea 0 butratio unavailable; missing widthnotzero. Separate C1–C4 saved classifier comparison 3/4 both, oldmissC3, newfalsealarmC2; no total-accuracy gain or broad utility established.</w:t>
+      </w:r>
+    </w:p>
+    <w:p>
+      <w:pPr>
+        <w:pStyle w:val="ListBullet"/>
+      </w:pPr>
+      <w:r>
+        <w:t>Reference for this exercise: open this week’s student lesson, “Feature Engineering”, at “See how it works” and “Follow a worked example”. Use the original worked values or code named in the question; the later pictorial case is a separate example. Keep this reference beside your workbook while practising.</w:t>
+      </w:r>
+    </w:p>
+    <w:p>
+      <w:pPr>
+        <w:pStyle w:val="ListBullet"/>
+      </w:pPr>
+      <w:r>
+        <w:t>Compute the worked areas and their training mean.</w:t>
+      </w:r>
+    </w:p>
     <w:p>
       <w:pPr>
         <w:pStyle w:val="Heading3"/>
       </w:pPr>
       <w:r>
-        <w:t>The step I completed without help, and the hint I needed</w:t>
+        <w:t>My reasoning and evidence</w:t>
       </w:r>
     </w:p>
     <w:p>
@@ -322,39 +253,55 @@
       </w:r>
     </w:p>
     <w:p>
+      <w:r>
+        <w:t>________________________________________________________________</w:t>
+      </w:r>
+    </w:p>
+    <w:p>
+      <w:r>
+        <w:t>________________________________________________________________</w:t>
+      </w:r>
+    </w:p>
+    <w:p>
+      <w:r>
+        <w:t>________________________________________________________________</w:t>
+      </w:r>
+    </w:p>
+    <w:p>
       <w:pPr>
         <w:pStyle w:val="Heading1"/>
       </w:pPr>
       <w:r>
-        <w:t>03. Individual reasoning check</w:t>
-      </w:r>
-    </w:p>
-    <w:p>
-      <w:r>
-        <w:t>Check the proposed Feature Engineering explanation against the supplied facts before discussing it.</w:t>
-      </w:r>
-    </w:p>
-    <w:p>
-      <w:pPr>
-        <w:spacing w:line="336" w:lineRule="auto" w:after="180"/>
-      </w:pPr>
-      <w:r>
-        <w:rPr>
-          <w:b w:val="0"/>
-        </w:rPr>
-        <w:t xml:space="preserve">Use the worked case for </w:t>
-      </w:r>
-      <w:r>
-        <w:rPr>
-          <w:b/>
-        </w:rPr>
-        <w:t>Feature engineering</w:t>
-      </w:r>
-      <w:r>
-        <w:rPr>
-          <w:b w:val="0"/>
-        </w:rPr>
-        <w:t>. Proposed explanation: “A final answer is enough”. Decide whether this explanation is supported. Point to the step or supplied fact that decides; explain your repair if needed.</w:t>
+        <w:t>13. W2 · Trace the current experiment</w:t>
+      </w:r>
+    </w:p>
+    <w:p>
+      <w:r>
+        <w:t>Keep this task’s complete inputs, stated rule and support record together.</w:t>
+      </w:r>
+    </w:p>
+    <w:p>
+      <w:pPr>
+        <w:pStyle w:val="Heading2"/>
+      </w:pPr>
+      <w:r>
+        <w:t>Task and evidence record</w:t>
+      </w:r>
+    </w:p>
+    <w:p>
+      <w:pPr>
+        <w:pStyle w:val="ListBullet"/>
+      </w:pPr>
+      <w:r>
+        <w:t>Main training rectangles(2, 3), (4, 2), (6, 1), allcm:areas 6, 8, 6cm², mean 20/3. Validation(5, 2)area 10, centered 10/3cm². Picture trainingareas 2, 6, 10 mean6; query(2, 4)area 8 centers2; includingquerychangesmean 6.5 andfeature1.5. Mixedunitslength12 cm, width 30 mm=3 cmgivelength_over_width4, dimensionless. Measuredzero widthallowsarea 0 butratio unavailable; missing widthnotzero. Separate C1–C4 saved classifier comparison 3/4 both, oldmissC3, newfalsealarmC2; no total-accuracy gain or broad utility established.</w:t>
+      </w:r>
+    </w:p>
+    <w:p>
+      <w:pPr>
+        <w:pStyle w:val="ListBullet"/>
+      </w:pPr>
+      <w:r>
+        <w:t>Center the validation area using the frozen training mean.</w:t>
       </w:r>
     </w:p>
     <w:p>
@@ -362,7 +309,7 @@
         <w:pStyle w:val="Heading3"/>
       </w:pPr>
       <w:r>
-        <w:t>My explanation before partner discussion</w:t>
+        <w:t>My reasoning and evidence</w:t>
       </w:r>
     </w:p>
     <w:p>
@@ -386,16 +333,50 @@
       </w:r>
     </w:p>
     <w:p>
+      <w:r>
+        <w:t>________________________________________________________________</w:t>
+      </w:r>
+    </w:p>
+    <w:p>
+      <w:r>
+        <w:t>________________________________________________________________</w:t>
+      </w:r>
+    </w:p>
+    <w:p>
       <w:pPr>
         <w:pStyle w:val="Heading1"/>
       </w:pPr>
       <w:r>
-        <w:t>04. Independent transfer case</w:t>
-      </w:r>
-    </w:p>
-    <w:p>
-      <w:r>
-        <w:t>Write one first attempt at the reserved independent case before feedback. Repeated copies of that case refer to the same recorded attempt.</w:t>
+        <w:t>14. W3 · Repair the reasoning</w:t>
+      </w:r>
+    </w:p>
+    <w:p>
+      <w:r>
+        <w:t>Keep this task’s complete inputs, stated rule and support record together.</w:t>
+      </w:r>
+    </w:p>
+    <w:p>
+      <w:pPr>
+        <w:pStyle w:val="Heading2"/>
+      </w:pPr>
+      <w:r>
+        <w:t>Task and evidence record</w:t>
+      </w:r>
+    </w:p>
+    <w:p>
+      <w:pPr>
+        <w:pStyle w:val="ListBullet"/>
+      </w:pPr>
+      <w:r>
+        <w:t>Main training rectangles(2, 3), (4, 2), (6, 1), allcm:areas 6, 8, 6cm², mean 20/3. Validation(5, 2)area 10, centered 10/3cm². Picture trainingareas 2, 6, 10 mean6; query(2, 4)area 8 centers2; includingquerychangesmean 6.5 andfeature1.5. Mixedunitslength12 cm, width 30 mm=3 cmgivelength_over_width4, dimensionless. Measuredzero widthallowsarea 0 butratio unavailable; missing widthnotzero. Separate C1–C4 saved classifier comparison 3/4 both, oldmissC3, newfalsealarmC2; no total-accuracy gain or broad utility established.</w:t>
+      </w:r>
+    </w:p>
+    <w:p>
+      <w:pPr>
+        <w:pStyle w:val="ListBullet"/>
+      </w:pPr>
+      <w:r>
+        <w:t>Why is delivery delay invalid for a prediction made before dispatch?</w:t>
       </w:r>
     </w:p>
     <w:p>
@@ -403,36 +384,157 @@
         <w:pStyle w:val="Heading3"/>
       </w:pPr>
       <w:r>
+        <w:t>My reasoning and evidence</w:t>
+      </w:r>
+    </w:p>
+    <w:p>
+      <w:r>
+        <w:t>________________________________________________________________</w:t>
+      </w:r>
+    </w:p>
+    <w:p>
+      <w:r>
+        <w:t>________________________________________________________________</w:t>
+      </w:r>
+    </w:p>
+    <w:p>
+      <w:r>
+        <w:t>________________________________________________________________</w:t>
+      </w:r>
+    </w:p>
+    <w:p>
+      <w:r>
+        <w:t>________________________________________________________________</w:t>
+      </w:r>
+    </w:p>
+    <w:p>
+      <w:r>
+        <w:t>________________________________________________________________</w:t>
+      </w:r>
+    </w:p>
+    <w:p>
+      <w:r>
+        <w:t>________________________________________________________________</w:t>
+      </w:r>
+    </w:p>
+    <w:p>
+      <w:pPr>
+        <w:pStyle w:val="Heading1"/>
+      </w:pPr>
+      <w:r>
+        <w:t>16. W5 · Plan the next check</w:t>
+      </w:r>
+    </w:p>
+    <w:p>
+      <w:r>
+        <w:t>Keep this task’s complete inputs, stated rule and support record together.</w:t>
+      </w:r>
+    </w:p>
+    <w:p>
+      <w:pPr>
+        <w:pStyle w:val="Heading2"/>
+      </w:pPr>
+      <w:r>
+        <w:t>Task and evidence record</w:t>
+      </w:r>
+    </w:p>
+    <w:p>
+      <w:pPr>
+        <w:pStyle w:val="ListBullet"/>
+      </w:pPr>
+      <w:r>
+        <w:t>Main training rectangles(2, 3), (4, 2), (6, 1), allcm:areas 6, 8, 6cm², mean 20/3. Validation(5, 2)area 10, centered 10/3cm². Picture trainingareas 2, 6, 10 mean6; query(2, 4)area 8 centers2; includingquerychangesmean 6.5 andfeature1.5. Mixedunitslength12 cm, width 30 mm=3 cmgivelength_over_width4, dimensionless. Measuredzero widthallowsarea 0 butratio unavailable; missing widthnotzero. Separate C1–C4 saved classifier comparison 3/4 both, oldmissC3, newfalsealarmC2; no total-accuracy gain or broad utility established.</w:t>
+      </w:r>
+    </w:p>
+    <w:p>
+      <w:pPr>
+        <w:pStyle w:val="ListBullet"/>
+      </w:pPr>
+      <w:r>
+        <w:t>How would you test adding area without claiming it must help?</w:t>
+      </w:r>
+    </w:p>
+    <w:p>
+      <w:pPr>
+        <w:pStyle w:val="Heading3"/>
+      </w:pPr>
+      <w:r>
+        <w:t>My reasoning and evidence</w:t>
+      </w:r>
+    </w:p>
+    <w:p>
+      <w:r>
+        <w:t>________________________________________________________________</w:t>
+      </w:r>
+    </w:p>
+    <w:p>
+      <w:r>
+        <w:t>________________________________________________________________</w:t>
+      </w:r>
+    </w:p>
+    <w:p>
+      <w:r>
+        <w:t>________________________________________________________________</w:t>
+      </w:r>
+    </w:p>
+    <w:p>
+      <w:r>
+        <w:t>________________________________________________________________</w:t>
+      </w:r>
+    </w:p>
+    <w:p>
+      <w:r>
+        <w:t>________________________________________________________________</w:t>
+      </w:r>
+    </w:p>
+    <w:p>
+      <w:r>
+        <w:t>________________________________________________________________</w:t>
+      </w:r>
+    </w:p>
+    <w:p>
+      <w:pPr>
+        <w:pStyle w:val="Heading1"/>
+      </w:pPr>
+      <w:r>
+        <w:t>04. Try alone · Selected experiment task</w:t>
+      </w:r>
+    </w:p>
+    <w:p>
+      <w:r>
+        <w:t>Keep this task’s complete inputs, stated rule and support record together.</w:t>
+      </w:r>
+    </w:p>
+    <w:p>
+      <w:pPr>
+        <w:pStyle w:val="Heading2"/>
+      </w:pPr>
+      <w:r>
+        <w:t>Task and evidence record</w:t>
+      </w:r>
+    </w:p>
+    <w:p>
+      <w:pPr>
+        <w:pStyle w:val="ListBullet"/>
+      </w:pPr>
+      <w:r>
+        <w:t>Use the selected training areas 4, 8, 12cm²and new rectangle length 3 cm, width 4 cm. The average is fitted from training areas only; then apply it unchanged to the new area. This is a separate area/centering task, not the main 20/3 mean or pictured 6 mean. No prediction labels or model-utility result are supplied for this independent calculation.</w:t>
+      </w:r>
+    </w:p>
+    <w:p>
+      <w:pPr>
+        <w:pStyle w:val="Heading3"/>
+      </w:pPr>
+      <w:r>
         <w:t>Independent case: Apply independently</w:t>
       </w:r>
     </w:p>
     <w:p>
       <w:pPr>
-        <w:spacing w:line="336" w:lineRule="auto" w:after="180"/>
-      </w:pPr>
-      <w:r>
-        <w:rPr>
-          <w:b/>
-        </w:rPr>
-        <w:t>Training</w:t>
-      </w:r>
-      <w:r>
-        <w:rPr>
-          <w:b w:val="0"/>
-        </w:rPr>
-        <w:t xml:space="preserve"> areas [4, 8, 12]. A new rectangle has length 3 width 4. Compute the </w:t>
-      </w:r>
-      <w:r>
-        <w:rPr>
-          <w:b/>
-        </w:rPr>
-        <w:t>training</w:t>
-      </w:r>
-      <w:r>
-        <w:rPr>
-          <w:b w:val="0"/>
-        </w:rPr>
-        <w:t xml:space="preserve"> mean and centered new feature; state units.</w:t>
+        <w:pStyle w:val="ListBullet"/>
+      </w:pPr>
+      <w:r>
+        <w:t>Training areas [4, 8, 12]. A new rectangle has length 3 width 4. Compute the training mean and centered new feature; state units.</w:t>
       </w:r>
     </w:p>
     <w:p>
@@ -480,12 +582,9 @@
     </w:p>
     <w:p>
       <w:pPr>
-        <w:spacing w:line="336" w:lineRule="auto" w:after="180"/>
-      </w:pPr>
-      <w:r>
-        <w:rPr>
-          <w:b w:val="0"/>
-        </w:rPr>
+        <w:pStyle w:val="ListBullet"/>
+      </w:pPr>
+      <w:r>
         <w:t>Attempt this case before feedback. Record any help. Earlier examples below are further practice; a case already practised with feedback cannot establish fresh transfer.</w:t>
       </w:r>
     </w:p>
@@ -494,23 +593,69 @@
         <w:pStyle w:val="Heading1"/>
       </w:pPr>
       <w:r>
-        <w:t>05. Your learning target</w:t>
-      </w:r>
-    </w:p>
-    <w:p>
-      <w:r>
-        <w:t>Connect the Feature Engineering target to a trace and a justified conclusion.</w:t>
-      </w:r>
-    </w:p>
-    <w:p>
-      <w:pPr>
-        <w:spacing w:line="336" w:lineRule="auto" w:after="180"/>
-      </w:pPr>
-      <w:r>
-        <w:rPr>
-          <w:b w:val="0"/>
-        </w:rPr>
-        <w:t>Length=12 cm, width=30 mm. Compute length/width using matching units. Explain handling for zero or missing width and where learned scaling is fitted.</w:t>
+        <w:t>09. Project · Keep the experiment evidence</w:t>
+      </w:r>
+    </w:p>
+    <w:p>
+      <w:r>
+        <w:t>Keep this task’s complete inputs, stated rule and support record together.</w:t>
+      </w:r>
+    </w:p>
+    <w:p>
+      <w:pPr>
+        <w:pStyle w:val="Heading2"/>
+      </w:pPr>
+      <w:r>
+        <w:t>Task and evidence record</w:t>
+      </w:r>
+    </w:p>
+    <w:p>
+      <w:pPr>
+        <w:pStyle w:val="ListBullet"/>
+      </w:pPr>
+      <w:r>
+        <w:t>Add only justified Plant Classifier features, with formula, source fields, expected benefit, and leakage test.</w:t>
+      </w:r>
+    </w:p>
+    <w:p>
+      <w:pPr>
+        <w:pStyle w:val="ListBullet"/>
+      </w:pPr>
+      <w:r>
+        <w:t>The project change and evidence I will keep</w:t>
+      </w:r>
+    </w:p>
+    <w:p>
+      <w:pPr>
+        <w:pStyle w:val="Heading3"/>
+      </w:pPr>
+      <w:r>
+        <w:t>Write or draw your reasoning and evidence.</w:t>
+      </w:r>
+    </w:p>
+    <w:p>
+      <w:r>
+        <w:t>________________________________________________________________</w:t>
+      </w:r>
+    </w:p>
+    <w:p>
+      <w:r>
+        <w:t>________________________________________________________________</w:t>
+      </w:r>
+    </w:p>
+    <w:p>
+      <w:r>
+        <w:t>________________________________________________________________</w:t>
+      </w:r>
+    </w:p>
+    <w:p>
+      <w:r>
+        <w:t>________________________________________________________________</w:t>
+      </w:r>
+    </w:p>
+    <w:p>
+      <w:r>
+        <w:t>________________________________________________________________</w:t>
       </w:r>
     </w:p>
     <w:p>
@@ -518,1322 +663,20 @@
         <w:pStyle w:val="Heading1"/>
       </w:pPr>
       <w:r>
-        <w:t>06. Solve the given case</w:t>
-      </w:r>
-    </w:p>
-    <w:p>
-      <w:r>
-        <w:t>Solve the supplied Feature Engineering case and show the deciding evidence.</w:t>
-      </w:r>
-    </w:p>
-    <w:p>
-      <w:pPr>
-        <w:spacing w:line="336" w:lineRule="auto" w:after="180"/>
-      </w:pPr>
-      <w:r>
-        <w:rPr>
-          <w:b w:val="0"/>
-        </w:rPr>
-        <w:t>Features are leaf length and width in cm; add length/width.</w:t>
-      </w:r>
-    </w:p>
-    <w:p>
-      <w:pPr>
-        <w:spacing w:line="336" w:lineRule="auto" w:after="180"/>
-      </w:pPr>
-      <w:r>
-        <w:rPr>
-          <w:b w:val="0"/>
-        </w:rPr>
-        <w:t>Compute for8 and2; state boundary checks.</w:t>
-      </w:r>
-    </w:p>
-    <w:p>
-      <w:pPr>
-        <w:spacing w:line="336" w:lineRule="auto" w:after="180"/>
-      </w:pPr>
-      <w:r>
-        <w:rPr>
-          <w:b w:val="0"/>
-        </w:rPr>
-        <w:t xml:space="preserve">Show your trace, calculation or </w:t>
-      </w:r>
-      <w:r>
-        <w:rPr>
-          <w:b/>
-        </w:rPr>
-        <w:t>evidence</w:t>
-      </w:r>
-    </w:p>
-    <w:p>
-      <w:pPr>
-        <w:pStyle w:val="Heading3"/>
-      </w:pPr>
-      <w:r>
-        <w:t>Write or draw your reasoning and evidence.</w:t>
-      </w:r>
-    </w:p>
-    <w:p>
-      <w:r>
-        <w:t>________________________________________________________________</w:t>
-      </w:r>
-    </w:p>
-    <w:p>
-      <w:r>
-        <w:t>________________________________________________________________</w:t>
-      </w:r>
-    </w:p>
-    <w:p>
-      <w:r>
-        <w:t>________________________________________________________________</w:t>
-      </w:r>
-    </w:p>
-    <w:p>
-      <w:r>
-        <w:t>________________________________________________________________</w:t>
-      </w:r>
-    </w:p>
-    <w:p>
-      <w:r>
-        <w:t>________________________________________________________________</w:t>
-      </w:r>
-    </w:p>
-    <w:p>
-      <w:pPr>
-        <w:pStyle w:val="Heading1"/>
-      </w:pPr>
-      <w:r>
-        <w:t>07. Check a changed case</w:t>
-      </w:r>
-    </w:p>
-    <w:p>
-      <w:r>
-        <w:t>Apply the procedure to the changed case and record why the conclusion follows.</w:t>
-      </w:r>
-    </w:p>
-    <w:p>
-      <w:pPr>
-        <w:spacing w:line="336" w:lineRule="auto" w:after="180"/>
-        <w:shd w:fill="F5F1FB"/>
-      </w:pPr>
-      <w:r>
-        <w:rPr>
-          <w:b w:val="0"/>
-        </w:rPr>
-        <w:t>A feature is leaf_length divided by leaf_width. A row has width zero. What should the pre</w:t>
-      </w:r>
-      <w:r>
-        <w:rPr>
-          <w:b/>
-        </w:rPr>
-        <w:t>process</w:t>
-      </w:r>
-      <w:r>
-        <w:rPr>
-          <w:b w:val="0"/>
-        </w:rPr>
-        <w:t>ing rule do before division?</w:t>
-      </w:r>
-    </w:p>
-    <w:p>
-      <w:pPr>
-        <w:spacing w:line="336" w:lineRule="auto" w:after="180"/>
-      </w:pPr>
-      <w:r>
-        <w:rPr>
-          <w:b w:val="0"/>
-        </w:rPr>
-        <w:t>My independent answer and reason</w:t>
-      </w:r>
-    </w:p>
-    <w:p>
-      <w:pPr>
-        <w:pStyle w:val="Heading3"/>
-      </w:pPr>
-      <w:r>
-        <w:t>Write or draw your reasoning and evidence.</w:t>
-      </w:r>
-    </w:p>
-    <w:p>
-      <w:r>
-        <w:t>________________________________________________________________</w:t>
-      </w:r>
-    </w:p>
-    <w:p>
-      <w:r>
-        <w:t>________________________________________________________________</w:t>
-      </w:r>
-    </w:p>
-    <w:p>
-      <w:r>
-        <w:t>________________________________________________________________</w:t>
-      </w:r>
-    </w:p>
-    <w:p>
-      <w:r>
-        <w:t>________________________________________________________________</w:t>
-      </w:r>
-    </w:p>
-    <w:p>
-      <w:r>
-        <w:t>________________________________________________________________</w:t>
-      </w:r>
-    </w:p>
-    <w:p>
-      <w:pPr>
-        <w:pStyle w:val="Heading3"/>
-      </w:pPr>
-      <w:r>
-        <w:t>Week 29 Test and reflect</w:t>
-      </w:r>
-    </w:p>
-    <w:p>
-      <w:pPr>
-        <w:pStyle w:val="Heading1"/>
-      </w:pPr>
-      <w:r>
-        <w:t>08. Design a revealing test</w:t>
-      </w:r>
-    </w:p>
-    <w:p>
-      <w:r>
-        <w:t>Specify a changed input, expected result and observation separately.</w:t>
-      </w:r>
-    </w:p>
-    <w:p>
-      <w:pPr>
-        <w:spacing w:line="336" w:lineRule="auto" w:after="180"/>
-      </w:pPr>
-      <w:r>
-        <w:rPr>
-          <w:b w:val="0"/>
-        </w:rPr>
-        <w:t xml:space="preserve">Create a changed </w:t>
-      </w:r>
-      <w:r>
-        <w:rPr>
-          <w:b/>
-        </w:rPr>
-        <w:t>input</w:t>
-      </w:r>
-      <w:r>
-        <w:rPr>
-          <w:b w:val="0"/>
-        </w:rPr>
-        <w:t>, boundary case or missing-information case. Write the expected answer or safe response before testing.</w:t>
-      </w:r>
-    </w:p>
-    <w:tbl>
-      <w:tblPr>
-        <w:tblStyle w:val="LightShading-Accent1"/>
-        <w:tblW w:type="auto" w:w="0"/>
-        <w:tblLook w:firstColumn="1" w:firstRow="1" w:lastColumn="0" w:lastRow="0" w:noHBand="0" w:noVBand="1" w:val="04A0"/>
-      </w:tblPr>
-      <w:tblGrid>
-        <w:gridCol w:w="5112"/>
-        <w:gridCol w:w="5112"/>
-      </w:tblGrid>
-      <w:tr>
-        <w:trPr>
-          <w:tblHeader/>
-        </w:trPr>
-        <w:tc>
-          <w:tcPr>
-            <w:tcW w:type="dxa" w:w="5112"/>
-          </w:tcPr>
-          <w:p>
-            <w:r>
-              <w:t>Test record</w:t>
-            </w:r>
-          </w:p>
-        </w:tc>
-        <w:tc>
-          <w:tcPr>
-            <w:tcW w:type="dxa" w:w="5112"/>
-          </w:tcPr>
-          <w:p>
-            <w:r>
-              <w:t>My evidence</w:t>
-            </w:r>
-          </w:p>
-        </w:tc>
-      </w:tr>
-      <w:tr>
-        <w:tc>
-          <w:tcPr>
-            <w:tcW w:type="dxa" w:w="5112"/>
-          </w:tcPr>
-          <w:p>
-            <w:r>
-              <w:t>Changed input or condition</w:t>
-            </w:r>
-          </w:p>
-        </w:tc>
-        <w:tc>
-          <w:tcPr>
-            <w:tcW w:type="dxa" w:w="5112"/>
-          </w:tcPr>
-          <w:p>
-            <w:r/>
-          </w:p>
-        </w:tc>
-      </w:tr>
-      <w:tr>
-        <w:tc>
-          <w:tcPr>
-            <w:tcW w:type="dxa" w:w="5112"/>
-          </w:tcPr>
-          <w:p>
-            <w:r>
-              <w:t>Expected answer or fallback</w:t>
-            </w:r>
-          </w:p>
-        </w:tc>
-        <w:tc>
-          <w:tcPr>
-            <w:tcW w:type="dxa" w:w="5112"/>
-          </w:tcPr>
-          <w:p>
-            <w:r/>
-          </w:p>
-        </w:tc>
-      </w:tr>
-      <w:tr>
-        <w:tc>
-          <w:tcPr>
-            <w:tcW w:type="dxa" w:w="5112"/>
-          </w:tcPr>
-          <w:p>
-            <w:r>
-              <w:t>Observed result</w:t>
-            </w:r>
-          </w:p>
-        </w:tc>
-        <w:tc>
-          <w:tcPr>
-            <w:tcW w:type="dxa" w:w="5112"/>
-          </w:tcPr>
-          <w:p>
-            <w:r/>
-          </w:p>
-        </w:tc>
-      </w:tr>
-      <w:tr>
-        <w:tc>
-          <w:tcPr>
-            <w:tcW w:type="dxa" w:w="5112"/>
-          </w:tcPr>
-          <w:p>
-            <w:r>
-              <w:t>Why the result occurred</w:t>
-            </w:r>
-          </w:p>
-        </w:tc>
-        <w:tc>
-          <w:tcPr>
-            <w:tcW w:type="dxa" w:w="5112"/>
-          </w:tcPr>
-          <w:p>
-            <w:r/>
-          </w:p>
-        </w:tc>
-      </w:tr>
-    </w:tbl>
-    <w:p>
-      <w:pPr>
-        <w:pStyle w:val="Heading1"/>
-      </w:pPr>
-      <w:r>
-        <w:t>09. Project checkpoint</w:t>
-      </w:r>
-    </w:p>
-    <w:p>
-      <w:r>
-        <w:t>Justify what Feature Engineering adds to Responsible Plant Classifier and keep the evidence.</w:t>
-      </w:r>
-    </w:p>
-    <w:p>
-      <w:pPr>
-        <w:spacing w:line="336" w:lineRule="auto" w:after="180"/>
-      </w:pPr>
-      <w:r>
-        <w:rPr>
-          <w:b w:val="0"/>
-        </w:rPr>
-        <w:t xml:space="preserve">Add only justified Plant Classifier features, with formula, source fields, expected benefit, and </w:t>
-      </w:r>
-      <w:r>
-        <w:rPr>
-          <w:b/>
-        </w:rPr>
-        <w:t>leakage</w:t>
-      </w:r>
-      <w:r>
-        <w:rPr>
-          <w:b w:val="0"/>
-        </w:rPr>
-        <w:t xml:space="preserve"> test.</w:t>
-      </w:r>
-    </w:p>
-    <w:p>
-      <w:pPr>
-        <w:spacing w:line="336" w:lineRule="auto" w:after="180"/>
-      </w:pPr>
-      <w:r>
-        <w:rPr>
-          <w:b w:val="0"/>
-        </w:rPr>
-        <w:t xml:space="preserve">The project change and </w:t>
-      </w:r>
-      <w:r>
-        <w:rPr>
-          <w:b/>
-        </w:rPr>
-        <w:t>evidence</w:t>
-      </w:r>
-      <w:r>
-        <w:rPr>
-          <w:b w:val="0"/>
-        </w:rPr>
-        <w:t xml:space="preserve"> I will keep</w:t>
-      </w:r>
-    </w:p>
-    <w:p>
-      <w:pPr>
-        <w:pStyle w:val="Heading3"/>
-      </w:pPr>
-      <w:r>
-        <w:t>Write or draw your reasoning and evidence.</w:t>
-      </w:r>
-    </w:p>
-    <w:p>
-      <w:r>
-        <w:t>________________________________________________________________</w:t>
-      </w:r>
-    </w:p>
-    <w:p>
-      <w:r>
-        <w:t>________________________________________________________________</w:t>
-      </w:r>
-    </w:p>
-    <w:p>
-      <w:r>
-        <w:t>________________________________________________________________</w:t>
-      </w:r>
-    </w:p>
-    <w:p>
-      <w:r>
-        <w:t>________________________________________________________________</w:t>
-      </w:r>
-    </w:p>
-    <w:p>
-      <w:r>
-        <w:t>________________________________________________________________</w:t>
-      </w:r>
-    </w:p>
-    <w:p>
-      <w:pPr>
-        <w:pStyle w:val="Heading1"/>
-      </w:pPr>
-      <w:r>
-        <w:t>10. Self check</w:t>
-      </w:r>
-    </w:p>
-    <w:p>
-      <w:r>
-        <w:t>Judge explanation, evidence, transfer and limits separately; attach the work behind your judgement.</w:t>
-      </w:r>
-    </w:p>
-    <w:p>
-      <w:pPr>
-        <w:pStyle w:val="ListBullet"/>
-      </w:pPr>
-      <w:r>
-        <w:t>I can explain the mechanism.</w:t>
-      </w:r>
-    </w:p>
-    <w:p>
-      <w:pPr>
-        <w:pStyle w:val="ListBullet"/>
-      </w:pPr>
-      <w:r>
-        <w:t>I can show evidence.</w:t>
-      </w:r>
-    </w:p>
-    <w:p>
-      <w:pPr>
-        <w:pStyle w:val="ListBullet"/>
-      </w:pPr>
-      <w:r>
-        <w:t>I can handle a changed case.</w:t>
-      </w:r>
-    </w:p>
-    <w:p>
-      <w:pPr>
-        <w:pStyle w:val="ListBullet"/>
-      </w:pPr>
-      <w:r>
-        <w:t>I can name a limit.</w:t>
-      </w:r>
-    </w:p>
-    <w:p>
-      <w:r>
-        <w:t>Mark each as not yet, with help or independently, and attach supporting work.</w:t>
-      </w:r>
-    </w:p>
-    <w:p>
-      <w:pPr>
-        <w:spacing w:line="336" w:lineRule="auto" w:after="180"/>
-      </w:pPr>
-      <w:r>
-        <w:rPr>
-          <w:b w:val="0"/>
-        </w:rPr>
-        <w:t>Teacher review ____________________  Next step ____________________</w:t>
-      </w:r>
-    </w:p>
-    <w:p>
-      <w:pPr>
-        <w:pStyle w:val="Heading1"/>
-      </w:pPr>
-      <w:r>
-        <w:t>11. Transfer practice from the original programme</w:t>
-      </w:r>
-    </w:p>
-    <w:p>
-      <w:r>
-        <w:t>Use this earlier case as transfer practice. A case already discussed with feedback is not fresh assessment evidence.</w:t>
-      </w:r>
-    </w:p>
-    <w:p>
-      <w:pPr>
-        <w:spacing w:line="336" w:lineRule="auto" w:after="180"/>
-      </w:pPr>
-      <w:r>
-        <w:rPr>
-          <w:b w:val="0"/>
-        </w:rPr>
-        <w:t>Length=12 cm, width=30 mm. Compute length/width using matching units. Explain handling for zero or missing width and where learned scaling is fitted.</w:t>
-      </w:r>
-    </w:p>
-    <w:p>
-      <w:pPr>
-        <w:pStyle w:val="Heading3"/>
-      </w:pPr>
-      <w:r>
-        <w:t>My independently reasoned answer</w:t>
-      </w:r>
-    </w:p>
-    <w:p>
-      <w:r>
-        <w:t>________________________________________________________________</w:t>
-      </w:r>
-    </w:p>
-    <w:p>
-      <w:r>
-        <w:t>________________________________________________________________</w:t>
-      </w:r>
-    </w:p>
-    <w:p>
-      <w:r>
-        <w:t>________________________________________________________________</w:t>
-      </w:r>
-    </w:p>
-    <w:p>
-      <w:r>
-        <w:t>________________________________________________________________</w:t>
-      </w:r>
-    </w:p>
-    <w:p>
-      <w:r>
-        <w:t>________________________________________________________________</w:t>
-      </w:r>
-    </w:p>
-    <w:p>
-      <w:r>
-        <w:t>________________________________________________________________</w:t>
-      </w:r>
-    </w:p>
-    <w:p>
-      <w:r>
-        <w:t>________________________________________________________________</w:t>
-      </w:r>
-    </w:p>
-    <w:p>
-      <w:pPr>
-        <w:spacing w:line="336" w:lineRule="auto" w:after="180"/>
-      </w:pPr>
-      <w:r>
-        <w:rPr>
-          <w:b w:val="0"/>
-        </w:rPr>
-        <w:t>Record support used: none, hint or teacher explanation.</w:t>
-      </w:r>
-    </w:p>
-    <w:p>
-      <w:pPr>
-        <w:pStyle w:val="Heading1"/>
-      </w:pPr>
-      <w:r>
-        <w:t>12. W1 Compute features</w:t>
-      </w:r>
-    </w:p>
-    <w:p>
-      <w:r>
-        <w:t>Compute features. Apply the supplied Feature Engineering facts and keep your reasoning.</w:t>
-      </w:r>
-    </w:p>
-    <w:p>
-      <w:pPr>
-        <w:pStyle w:val="Heading3"/>
-      </w:pPr>
-      <w:r>
-        <w:t>Where to find the supplied example</w:t>
-      </w:r>
-    </w:p>
-    <w:p>
-      <w:pPr>
-        <w:spacing w:line="336" w:lineRule="auto" w:after="180"/>
-        <w:shd w:fill="F1F6F8"/>
-      </w:pPr>
-      <w:r>
-        <w:rPr>
-          <w:b w:val="0"/>
-        </w:rPr>
-        <w:t>Reference for this exercise: open this week’s student lesson, “Feature Engineering”, at “See how it works” and “Follow a worked example”. Use the original worked values or code named in the question; the later pictorial case is a separate example. Keep this reference beside your workbook while practising.</w:t>
-      </w:r>
-    </w:p>
-    <w:p>
-      <w:pPr>
-        <w:spacing w:line="336" w:lineRule="auto" w:after="180"/>
-      </w:pPr>
-      <w:r>
-        <w:rPr>
-          <w:b w:val="0"/>
-        </w:rPr>
-        <w:t xml:space="preserve">Compute the worked areas and their </w:t>
-      </w:r>
-      <w:r>
-        <w:rPr>
-          <w:b/>
-        </w:rPr>
-        <w:t>training</w:t>
-      </w:r>
-      <w:r>
-        <w:rPr>
-          <w:b w:val="0"/>
-        </w:rPr>
-        <w:t xml:space="preserve"> mean.</w:t>
-      </w:r>
-    </w:p>
-    <w:p>
-      <w:pPr>
-        <w:pStyle w:val="Heading3"/>
-      </w:pPr>
-      <w:r>
-        <w:t>My reasoning and evidence</w:t>
-      </w:r>
-    </w:p>
-    <w:p>
-      <w:r>
-        <w:t>________________________________________________________________</w:t>
-      </w:r>
-    </w:p>
-    <w:p>
-      <w:r>
-        <w:t>________________________________________________________________</w:t>
-      </w:r>
-    </w:p>
-    <w:p>
-      <w:r>
-        <w:t>________________________________________________________________</w:t>
-      </w:r>
-    </w:p>
-    <w:p>
-      <w:r>
-        <w:t>________________________________________________________________</w:t>
-      </w:r>
-    </w:p>
-    <w:p>
-      <w:r>
-        <w:t>________________________________________________________________</w:t>
-      </w:r>
-    </w:p>
-    <w:p>
-      <w:r>
-        <w:t>________________________________________________________________</w:t>
-      </w:r>
-    </w:p>
-    <w:p>
-      <w:pPr>
-        <w:pStyle w:val="Heading1"/>
-      </w:pPr>
-      <w:r>
-        <w:t>13. W2 Transform validation</w:t>
-      </w:r>
-    </w:p>
-    <w:p>
-      <w:r>
-        <w:t>Transform validation. Apply the supplied Feature Engineering facts and keep your reasoning.</w:t>
-      </w:r>
-    </w:p>
-    <w:p>
-      <w:pPr>
-        <w:spacing w:line="336" w:lineRule="auto" w:after="180"/>
-      </w:pPr>
-      <w:r>
-        <w:rPr>
-          <w:b w:val="0"/>
-        </w:rPr>
-        <w:t xml:space="preserve">Center the validation area using the frozen </w:t>
-      </w:r>
-      <w:r>
-        <w:rPr>
-          <w:b/>
-        </w:rPr>
-        <w:t>training</w:t>
-      </w:r>
-      <w:r>
-        <w:rPr>
-          <w:b w:val="0"/>
-        </w:rPr>
-        <w:t xml:space="preserve"> mean.</w:t>
-      </w:r>
-    </w:p>
-    <w:p>
-      <w:pPr>
-        <w:pStyle w:val="Heading3"/>
-      </w:pPr>
-      <w:r>
-        <w:t>My reasoning and evidence</w:t>
-      </w:r>
-    </w:p>
-    <w:p>
-      <w:r>
-        <w:t>________________________________________________________________</w:t>
-      </w:r>
-    </w:p>
-    <w:p>
-      <w:r>
-        <w:t>________________________________________________________________</w:t>
-      </w:r>
-    </w:p>
-    <w:p>
-      <w:r>
-        <w:t>________________________________________________________________</w:t>
-      </w:r>
-    </w:p>
-    <w:p>
-      <w:r>
-        <w:t>________________________________________________________________</w:t>
-      </w:r>
-    </w:p>
-    <w:p>
-      <w:r>
-        <w:t>________________________________________________________________</w:t>
-      </w:r>
-    </w:p>
-    <w:p>
-      <w:r>
-        <w:t>________________________________________________________________</w:t>
-      </w:r>
-    </w:p>
-    <w:p>
-      <w:pPr>
-        <w:pStyle w:val="Heading1"/>
-      </w:pPr>
-      <w:r>
-        <w:t>14. W3 Reject leakage</w:t>
-      </w:r>
-    </w:p>
-    <w:p>
-      <w:r>
-        <w:t>Reject leakage. Apply the supplied Feature Engineering facts and keep your reasoning.</w:t>
-      </w:r>
-    </w:p>
-    <w:p>
-      <w:pPr>
-        <w:spacing w:line="336" w:lineRule="auto" w:after="180"/>
-        <w:shd w:fill="F5F1FB"/>
-      </w:pPr>
-      <w:r>
-        <w:rPr>
-          <w:b w:val="0"/>
-        </w:rPr>
-        <w:t xml:space="preserve">Why is delivery delay invalid for a </w:t>
-      </w:r>
-      <w:r>
-        <w:rPr>
-          <w:b/>
-        </w:rPr>
-        <w:t>prediction</w:t>
-      </w:r>
-      <w:r>
-        <w:rPr>
-          <w:b w:val="0"/>
-        </w:rPr>
-        <w:t xml:space="preserve"> made before dispatch?</w:t>
-      </w:r>
-    </w:p>
-    <w:p>
-      <w:pPr>
-        <w:pStyle w:val="Heading3"/>
-      </w:pPr>
-      <w:r>
-        <w:t>My reasoning and evidence</w:t>
-      </w:r>
-    </w:p>
-    <w:p>
-      <w:r>
-        <w:t>________________________________________________________________</w:t>
-      </w:r>
-    </w:p>
-    <w:p>
-      <w:r>
-        <w:t>________________________________________________________________</w:t>
-      </w:r>
-    </w:p>
-    <w:p>
-      <w:r>
-        <w:t>________________________________________________________________</w:t>
-      </w:r>
-    </w:p>
-    <w:p>
-      <w:r>
-        <w:t>________________________________________________________________</w:t>
-      </w:r>
-    </w:p>
-    <w:p>
-      <w:r>
-        <w:t>________________________________________________________________</w:t>
-      </w:r>
-    </w:p>
-    <w:p>
-      <w:r>
-        <w:t>________________________________________________________________</w:t>
-      </w:r>
-    </w:p>
-    <w:p>
-      <w:pPr>
-        <w:pStyle w:val="Heading1"/>
-      </w:pPr>
-      <w:r>
-        <w:t>15. W4 Apply independently</w:t>
-      </w:r>
-    </w:p>
-    <w:p>
-      <w:r>
-        <w:t>Attempt before feedback. If this repeats the selected independent case, reuse that first attempt; otherwise keep a separate record. Apply independently. Apply the supplied Feature Engineering facts and keep your reasoning.</w:t>
-      </w:r>
-    </w:p>
-    <w:p>
-      <w:pPr>
-        <w:spacing w:line="336" w:lineRule="auto" w:after="180"/>
-      </w:pPr>
-      <w:r>
-        <w:rPr>
-          <w:b/>
-        </w:rPr>
-        <w:t>Training</w:t>
-      </w:r>
-      <w:r>
-        <w:rPr>
-          <w:b w:val="0"/>
-        </w:rPr>
-        <w:t xml:space="preserve"> areas [4, 8, 12]. A new rectangle has length 3 width 4. Compute the </w:t>
-      </w:r>
-      <w:r>
-        <w:rPr>
-          <w:b/>
-        </w:rPr>
-        <w:t>training</w:t>
-      </w:r>
-      <w:r>
-        <w:rPr>
-          <w:b w:val="0"/>
-        </w:rPr>
-        <w:t xml:space="preserve"> mean and centered new feature; state units.</w:t>
-      </w:r>
-    </w:p>
-    <w:p>
-      <w:pPr>
-        <w:pStyle w:val="Heading3"/>
-      </w:pPr>
-      <w:r>
-        <w:t>My reasoning and evidence</w:t>
-      </w:r>
-    </w:p>
-    <w:p>
-      <w:r>
-        <w:t>________________________________________________________________</w:t>
-      </w:r>
-    </w:p>
-    <w:p>
-      <w:r>
-        <w:t>________________________________________________________________</w:t>
-      </w:r>
-    </w:p>
-    <w:p>
-      <w:r>
-        <w:t>________________________________________________________________</w:t>
-      </w:r>
-    </w:p>
-    <w:p>
-      <w:r>
-        <w:t>________________________________________________________________</w:t>
-      </w:r>
-    </w:p>
-    <w:p>
-      <w:r>
-        <w:t>________________________________________________________________</w:t>
-      </w:r>
-    </w:p>
-    <w:p>
-      <w:r>
-        <w:t>________________________________________________________________</w:t>
-      </w:r>
-    </w:p>
-    <w:p>
-      <w:r>
-        <w:t>________________________________________________________________</w:t>
-      </w:r>
-    </w:p>
-    <w:p>
-      <w:r>
-        <w:t>________________________________________________________________</w:t>
-      </w:r>
-    </w:p>
-    <w:p>
-      <w:pPr>
-        <w:pStyle w:val="Heading1"/>
-      </w:pPr>
-      <w:r>
-        <w:t>16. W5 Plan a fair comparison</w:t>
-      </w:r>
-    </w:p>
-    <w:p>
-      <w:r>
-        <w:t>Plan a fair comparison. Apply the supplied Feature Engineering facts and keep your reasoning.</w:t>
-      </w:r>
-    </w:p>
-    <w:p>
-      <w:pPr>
-        <w:spacing w:line="336" w:lineRule="auto" w:after="180"/>
-        <w:shd w:fill="F5F1FB"/>
-      </w:pPr>
-      <w:r>
-        <w:rPr>
-          <w:b w:val="0"/>
-        </w:rPr>
-        <w:t>How would you test adding area without claiming it must help?</w:t>
-      </w:r>
-    </w:p>
-    <w:p>
-      <w:pPr>
-        <w:pStyle w:val="Heading3"/>
-      </w:pPr>
-      <w:r>
-        <w:t>My reasoning and evidence</w:t>
-      </w:r>
-    </w:p>
-    <w:p>
-      <w:r>
-        <w:t>________________________________________________________________</w:t>
-      </w:r>
-    </w:p>
-    <w:p>
-      <w:r>
-        <w:t>________________________________________________________________</w:t>
-      </w:r>
-    </w:p>
-    <w:p>
-      <w:r>
-        <w:t>________________________________________________________________</w:t>
-      </w:r>
-    </w:p>
-    <w:p>
-      <w:r>
-        <w:t>________________________________________________________________</w:t>
-      </w:r>
-    </w:p>
-    <w:p>
-      <w:r>
-        <w:t>________________________________________________________________</w:t>
-      </w:r>
-    </w:p>
-    <w:p>
-      <w:r>
-        <w:t>________________________________________________________________</w:t>
-      </w:r>
-    </w:p>
-    <w:p>
-      <w:pPr>
-        <w:pStyle w:val="Heading1"/>
-      </w:pPr>
-      <w:r>
-        <w:t>17. Relationships and confounding — W1 Describe the evidence</w:t>
-      </w:r>
-    </w:p>
-    <w:p>
-      <w:r>
-        <w:t>Use the supplied Feature Engineering task to record your reasoning, evidence and next step.</w:t>
-      </w:r>
-    </w:p>
-    <w:p>
-      <w:pPr>
-        <w:spacing w:line="336" w:lineRule="auto" w:after="180"/>
-      </w:pPr>
-      <w:r>
-        <w:rPr>
-          <w:b w:val="0"/>
-        </w:rPr>
-        <w:t xml:space="preserve">State the pattern in the three worked records without using </w:t>
-      </w:r>
-      <w:r>
-        <w:rPr>
-          <w:b/>
-        </w:rPr>
-        <w:t>cause</w:t>
-      </w:r>
-      <w:r>
-        <w:rPr>
-          <w:b w:val="0"/>
-        </w:rPr>
-        <w:t>d or guaranteed.</w:t>
-      </w:r>
-    </w:p>
-    <w:p>
-      <w:pPr>
-        <w:pStyle w:val="Heading3"/>
-      </w:pPr>
-      <w:r>
-        <w:t>My reasoning and evidence</w:t>
-      </w:r>
-    </w:p>
-    <w:p>
-      <w:r>
-        <w:t>________________________________________________________________</w:t>
-      </w:r>
-    </w:p>
-    <w:p>
-      <w:r>
-        <w:t>________________________________________________________________</w:t>
-      </w:r>
-    </w:p>
-    <w:p>
-      <w:r>
-        <w:t>________________________________________________________________</w:t>
-      </w:r>
-    </w:p>
-    <w:p>
-      <w:r>
-        <w:t>________________________________________________________________</w:t>
-      </w:r>
-    </w:p>
-    <w:p>
-      <w:r>
-        <w:t>________________________________________________________________</w:t>
-      </w:r>
-    </w:p>
-    <w:p>
-      <w:r>
-        <w:t>________________________________________________________________</w:t>
-      </w:r>
-    </w:p>
-    <w:p>
-      <w:pPr>
-        <w:pStyle w:val="Heading1"/>
-      </w:pPr>
-      <w:r>
-        <w:t>18. Relationships and confounding — W2 Identify a confounder</w:t>
-      </w:r>
-    </w:p>
-    <w:p>
-      <w:r>
-        <w:t>Use the supplied Feature Engineering task to record your reasoning, evidence and next step.</w:t>
-      </w:r>
-    </w:p>
-    <w:p>
-      <w:pPr>
-        <w:spacing w:line="336" w:lineRule="auto" w:after="180"/>
-      </w:pPr>
-      <w:r>
-        <w:rPr>
-          <w:b w:val="0"/>
-        </w:rPr>
-        <w:t>Explain how prior experience could relate to both practice time and score.</w:t>
-      </w:r>
-    </w:p>
-    <w:p>
-      <w:pPr>
-        <w:pStyle w:val="Heading3"/>
-      </w:pPr>
-      <w:r>
-        <w:t>My reasoning and evidence</w:t>
-      </w:r>
-    </w:p>
-    <w:p>
-      <w:r>
-        <w:t>________________________________________________________________</w:t>
-      </w:r>
-    </w:p>
-    <w:p>
-      <w:r>
-        <w:t>________________________________________________________________</w:t>
-      </w:r>
-    </w:p>
-    <w:p>
-      <w:r>
-        <w:t>________________________________________________________________</w:t>
-      </w:r>
-    </w:p>
-    <w:p>
-      <w:r>
-        <w:t>________________________________________________________________</w:t>
-      </w:r>
-    </w:p>
-    <w:p>
-      <w:r>
-        <w:t>________________________________________________________________</w:t>
-      </w:r>
-    </w:p>
-    <w:p>
-      <w:r>
-        <w:t>________________________________________________________________</w:t>
-      </w:r>
-    </w:p>
-    <w:p>
-      <w:pPr>
-        <w:pStyle w:val="Heading1"/>
-      </w:pPr>
-      <w:r>
-        <w:t>19. Relationships and confounding — W3 Repair an overclaim</w:t>
-      </w:r>
-    </w:p>
-    <w:p>
-      <w:r>
-        <w:t>Use the supplied Feature Engineering task to record your reasoning, evidence and next step.</w:t>
-      </w:r>
-    </w:p>
-    <w:p>
-      <w:pPr>
-        <w:spacing w:line="336" w:lineRule="auto" w:after="180"/>
-      </w:pPr>
-      <w:r>
-        <w:rPr>
-          <w:b w:val="0"/>
-        </w:rPr>
-        <w:t>A learner predicts every student gains 2 points per extra hour. Explain why that is unsupported.</w:t>
-      </w:r>
-    </w:p>
-    <w:p>
-      <w:pPr>
-        <w:pStyle w:val="Heading3"/>
-      </w:pPr>
-      <w:r>
-        <w:t>My reasoning and evidence</w:t>
-      </w:r>
-    </w:p>
-    <w:p>
-      <w:r>
-        <w:t>________________________________________________________________</w:t>
-      </w:r>
-    </w:p>
-    <w:p>
-      <w:r>
-        <w:t>________________________________________________________________</w:t>
-      </w:r>
-    </w:p>
-    <w:p>
-      <w:r>
-        <w:t>________________________________________________________________</w:t>
-      </w:r>
-    </w:p>
-    <w:p>
-      <w:r>
-        <w:t>________________________________________________________________</w:t>
-      </w:r>
-    </w:p>
-    <w:p>
-      <w:r>
-        <w:t>________________________________________________________________</w:t>
-      </w:r>
-    </w:p>
-    <w:p>
-      <w:r>
-        <w:t>________________________________________________________________</w:t>
-      </w:r>
-    </w:p>
-    <w:p>
-      <w:pPr>
-        <w:pStyle w:val="Heading1"/>
-      </w:pPr>
-      <w:r>
-        <w:t>20. Relationships and confounding — W4 Plan independently</w:t>
-      </w:r>
-    </w:p>
-    <w:p>
-      <w:r>
-        <w:t>Use the supplied Feature Engineering task to record your reasoning, evidence and next step.</w:t>
-      </w:r>
-    </w:p>
-    <w:p>
-      <w:pPr>
-        <w:spacing w:line="336" w:lineRule="auto" w:after="180"/>
-      </w:pPr>
-      <w:r>
-        <w:rPr>
-          <w:b w:val="0"/>
-        </w:rPr>
-        <w:t xml:space="preserve">A fictional dataset links more hints used with lower scores. Give a noncausal explanation and plan a fairer </w:t>
-      </w:r>
-      <w:r>
-        <w:rPr>
-          <w:b/>
-        </w:rPr>
-        <w:t>comparison</w:t>
-      </w:r>
-      <w:r>
-        <w:rPr>
-          <w:b w:val="0"/>
-        </w:rPr>
-        <w:t xml:space="preserve"> of whether hints help.</w:t>
-      </w:r>
-    </w:p>
-    <w:p>
-      <w:pPr>
-        <w:pStyle w:val="Heading3"/>
-      </w:pPr>
-      <w:r>
-        <w:t>My reasoning and evidence</w:t>
-      </w:r>
-    </w:p>
-    <w:p>
-      <w:r>
-        <w:t>________________________________________________________________</w:t>
-      </w:r>
-    </w:p>
-    <w:p>
-      <w:r>
-        <w:t>________________________________________________________________</w:t>
-      </w:r>
-    </w:p>
-    <w:p>
-      <w:r>
-        <w:t>________________________________________________________________</w:t>
-      </w:r>
-    </w:p>
-    <w:p>
-      <w:r>
-        <w:t>________________________________________________________________</w:t>
-      </w:r>
-    </w:p>
-    <w:p>
-      <w:r>
-        <w:t>________________________________________________________________</w:t>
-      </w:r>
-    </w:p>
-    <w:p>
-      <w:r>
-        <w:t>________________________________________________________________</w:t>
-      </w:r>
-    </w:p>
-    <w:p>
-      <w:r>
-        <w:t>________________________________________________________________</w:t>
-      </w:r>
-    </w:p>
-    <w:p>
-      <w:r>
-        <w:t>________________________________________________________________</w:t>
-      </w:r>
-    </w:p>
-    <w:p>
-      <w:pPr>
-        <w:pStyle w:val="Heading1"/>
-      </w:pPr>
-      <w:r>
-        <w:t>21. Relationships and confounding — W5 State a remaining limit</w:t>
-      </w:r>
-    </w:p>
-    <w:p>
-      <w:r>
-        <w:t>Use the supplied Feature Engineering task to record your reasoning, evidence and next step.</w:t>
-      </w:r>
-    </w:p>
-    <w:p>
-      <w:pPr>
-        <w:spacing w:line="336" w:lineRule="auto" w:after="180"/>
-        <w:shd w:fill="F5F1FB"/>
-      </w:pPr>
-      <w:r>
-        <w:rPr>
-          <w:b w:val="0"/>
-        </w:rPr>
-        <w:t xml:space="preserve">Even a better </w:t>
-      </w:r>
-      <w:r>
-        <w:rPr>
-          <w:b/>
-        </w:rPr>
-        <w:t>comparison</w:t>
-      </w:r>
-      <w:r>
-        <w:rPr>
-          <w:b w:val="0"/>
-        </w:rPr>
-        <w:t xml:space="preserve"> has only four fictional groups. What should be reported?</w:t>
-      </w:r>
-    </w:p>
-    <w:p>
-      <w:pPr>
-        <w:pStyle w:val="Heading3"/>
-      </w:pPr>
-      <w:r>
-        <w:t>My reasoning and evidence</w:t>
-      </w:r>
-    </w:p>
-    <w:p>
-      <w:r>
-        <w:t>________________________________________________________________</w:t>
-      </w:r>
-    </w:p>
-    <w:p>
-      <w:r>
-        <w:t>________________________________________________________________</w:t>
-      </w:r>
-    </w:p>
-    <w:p>
-      <w:r>
-        <w:t>________________________________________________________________</w:t>
-      </w:r>
-    </w:p>
-    <w:p>
-      <w:r>
-        <w:t>________________________________________________________________</w:t>
-      </w:r>
-    </w:p>
-    <w:p>
-      <w:r>
-        <w:t>________________________________________________________________</w:t>
-      </w:r>
-    </w:p>
-    <w:p>
-      <w:r>
-        <w:t>________________________________________________________________</w:t>
-      </w:r>
-    </w:p>
-    <w:p>
-      <w:pPr>
-        <w:pStyle w:val="Heading1"/>
-      </w:pPr>
-      <w:r>
-        <w:t>22. Feedback, return check and learning record</w:t>
-      </w:r>
-    </w:p>
-    <w:p>
-      <w:r>
-        <w:t>Record the first repaired step and a different case to revisit after a delay.</w:t>
+        <w:t>22. Feedback · Repair and return</w:t>
+      </w:r>
+    </w:p>
+    <w:p>
+      <w:r>
+        <w:t>Keep this task’s complete inputs, stated rule and support record together.</w:t>
+      </w:r>
+    </w:p>
+    <w:p>
+      <w:pPr>
+        <w:pStyle w:val="Heading2"/>
+      </w:pPr>
+      <w:r>
+        <w:t>Task and evidence record</w:t>
       </w:r>
     </w:p>
     <w:tbl>
@@ -1974,12 +817,9 @@
     </w:tbl>
     <w:p>
       <w:pPr>
-        <w:spacing w:line="336" w:lineRule="auto" w:after="180"/>
-      </w:pPr>
-      <w:r>
-        <w:rPr>
-          <w:b w:val="0"/>
-        </w:rPr>
+        <w:pStyle w:val="ListBullet"/>
+      </w:pPr>
+      <w:r>
         <w:t>Revisit this idea with your teacher after a delay. Familiarity is different from explaining and using it on a changed case.</w:t>
       </w:r>
     </w:p>
@@ -1988,87 +828,1122 @@
         <w:pStyle w:val="Heading1"/>
       </w:pPr>
       <w:r>
-        <w:t>23. Pictorial case practice: Feature Engineering</w:t>
-      </w:r>
-    </w:p>
-    <w:p>
-      <w:r>
-        <w:t>Engineer a feature with a transformation defined before evaluating a new leaf. Explain the labelled step before checking the changed condition.</w:t>
-      </w:r>
-    </w:p>
-    <w:p>
-      <w:pPr>
-        <w:spacing w:line="336" w:lineRule="auto" w:after="180"/>
-      </w:pPr>
-      <w:r>
-        <w:rPr>
-          <w:b w:val="0"/>
-        </w:rPr>
-        <w:t xml:space="preserve">Engineer a feature with a </w:t>
-      </w:r>
-      <w:r>
-        <w:rPr>
-          <w:b/>
-        </w:rPr>
-        <w:t>transformation</w:t>
-      </w:r>
-      <w:r>
-        <w:rPr>
-          <w:b w:val="0"/>
-        </w:rPr>
-        <w:t xml:space="preserve"> defined before evaluating a new leaf.</w:t>
-      </w:r>
-    </w:p>
-    <w:p>
-      <w:pPr>
-        <w:spacing w:line="336" w:lineRule="auto" w:after="180"/>
-      </w:pPr>
-      <w:r>
-        <w:rPr>
-          <w:b/>
-        </w:rPr>
-        <w:t>Training</w:t>
-      </w:r>
-      <w:r>
-        <w:rPr>
-          <w:b w:val="0"/>
-        </w:rPr>
-        <w:t xml:space="preserve"> rectangular leaf cards have areas [2, 6, 10] cm². Area=length×width; center by </w:t>
-      </w:r>
-      <w:r>
-        <w:rPr>
-          <w:b/>
-        </w:rPr>
-        <w:t>training</w:t>
-      </w:r>
-      <w:r>
-        <w:rPr>
-          <w:b w:val="0"/>
-        </w:rPr>
-        <w:t xml:space="preserve"> mean. Query length 2, width 4 cm.</w:t>
-      </w:r>
-    </w:p>
-    <w:p>
-      <w:pPr>
-        <w:spacing w:line="336" w:lineRule="auto" w:after="180"/>
-      </w:pPr>
-      <w:r>
-        <w:rPr>
-          <w:b w:val="0"/>
-        </w:rPr>
-        <w:t xml:space="preserve">All </w:t>
-      </w:r>
-      <w:r>
-        <w:rPr>
-          <w:b/>
-        </w:rPr>
-        <w:t>input</w:t>
-      </w:r>
-      <w:r>
-        <w:rPr>
-          <w:b w:val="0"/>
-        </w:rPr>
-        <w:t>s and outcomes in this worked example are invented classroom data; no real model run is claimed.</w:t>
+        <w:t>10. Finish · Judge your evidence</w:t>
+      </w:r>
+    </w:p>
+    <w:p>
+      <w:r>
+        <w:t>Keep this task’s complete inputs, stated rule and support record together.</w:t>
+      </w:r>
+    </w:p>
+    <w:p>
+      <w:pPr>
+        <w:pStyle w:val="Heading2"/>
+      </w:pPr>
+      <w:r>
+        <w:t>Task and evidence record</w:t>
+      </w:r>
+    </w:p>
+    <w:p>
+      <w:pPr>
+        <w:pStyle w:val="ListBullet"/>
+      </w:pPr>
+      <w:r>
+        <w:t>I can explain the mechanism. I can show evidence. I can handle a changed case. I can name a limit. Mark each as not yet, with help or independently, and attach supporting work.</w:t>
+      </w:r>
+    </w:p>
+    <w:p>
+      <w:pPr>
+        <w:pStyle w:val="ListBullet"/>
+      </w:pPr>
+      <w:r>
+        <w:t>Teacher review ____________________  Next step ____________________</w:t>
+      </w:r>
+    </w:p>
+    <w:p>
+      <w:pPr>
+        <w:pStyle w:val="Heading1"/>
+      </w:pPr>
+      <w:r>
+        <w:t>Reference bank and extra practice</w:t>
+      </w:r>
+    </w:p>
+    <w:p>
+      <w:pPr>
+        <w:pStyle w:val="Heading1"/>
+      </w:pPr>
+      <w:r>
+        <w:t>02. Reference · Supported W2 record</w:t>
+      </w:r>
+    </w:p>
+    <w:p>
+      <w:r>
+        <w:t>Keep this task’s complete inputs, stated rule and support record together.</w:t>
+      </w:r>
+    </w:p>
+    <w:p>
+      <w:pPr>
+        <w:pStyle w:val="Heading2"/>
+      </w:pPr>
+      <w:r>
+        <w:t>Task and evidence record</w:t>
+      </w:r>
+    </w:p>
+    <w:p>
+      <w:pPr>
+        <w:pStyle w:val="ListBullet"/>
+      </w:pPr>
+      <w:r>
+        <w:t>Use W2: Transform validation for Feature engineering. Record the answer once; the lesson and workbook refer to the same attempt.</w:t>
+      </w:r>
+    </w:p>
+    <w:tbl>
+      <w:tblPr>
+        <w:tblStyle w:val="LightShading-Accent1"/>
+        <w:tblW w:type="auto" w:w="0"/>
+        <w:tblLook w:firstColumn="1" w:firstRow="1" w:lastColumn="0" w:lastRow="0" w:noHBand="0" w:noVBand="1" w:val="04A0"/>
+      </w:tblPr>
+      <w:tblGrid>
+        <w:gridCol w:w="2556"/>
+        <w:gridCol w:w="2556"/>
+        <w:gridCol w:w="2556"/>
+        <w:gridCol w:w="2556"/>
+      </w:tblGrid>
+      <w:tr>
+        <w:trPr>
+          <w:tblHeader/>
+        </w:trPr>
+        <w:tc>
+          <w:tcPr>
+            <w:tcW w:type="dxa" w:w="2556"/>
+          </w:tcPr>
+          <w:p>
+            <w:r>
+              <w:t>Given inputs</w:t>
+            </w:r>
+          </w:p>
+        </w:tc>
+        <w:tc>
+          <w:tcPr>
+            <w:tcW w:type="dxa" w:w="2556"/>
+          </w:tcPr>
+          <w:p>
+            <w:r>
+              <w:t>Procedure I chose</w:t>
+            </w:r>
+          </w:p>
+        </w:tc>
+        <w:tc>
+          <w:tcPr>
+            <w:tcW w:type="dxa" w:w="2556"/>
+          </w:tcPr>
+          <w:p>
+            <w:r>
+              <w:t>Middle steps</w:t>
+            </w:r>
+          </w:p>
+        </w:tc>
+        <w:tc>
+          <w:tcPr>
+            <w:tcW w:type="dxa" w:w="2556"/>
+          </w:tcPr>
+          <w:p>
+            <w:r>
+              <w:t>Result and check</w:t>
+            </w:r>
+          </w:p>
+        </w:tc>
+      </w:tr>
+      <w:tr>
+        <w:tc>
+          <w:tcPr>
+            <w:tcW w:type="dxa" w:w="2556"/>
+          </w:tcPr>
+          <w:p>
+            <w:r/>
+          </w:p>
+        </w:tc>
+        <w:tc>
+          <w:tcPr>
+            <w:tcW w:type="dxa" w:w="2556"/>
+          </w:tcPr>
+          <w:p>
+            <w:r/>
+          </w:p>
+        </w:tc>
+        <w:tc>
+          <w:tcPr>
+            <w:tcW w:type="dxa" w:w="2556"/>
+          </w:tcPr>
+          <w:p>
+            <w:r/>
+          </w:p>
+        </w:tc>
+        <w:tc>
+          <w:tcPr>
+            <w:tcW w:type="dxa" w:w="2556"/>
+          </w:tcPr>
+          <w:p>
+            <w:r/>
+          </w:p>
+        </w:tc>
+      </w:tr>
+    </w:tbl>
+    <w:p>
+      <w:pPr>
+        <w:pStyle w:val="Heading3"/>
+      </w:pPr>
+      <w:r>
+        <w:t>The step I completed without help, and the hint I needed</w:t>
+      </w:r>
+    </w:p>
+    <w:p>
+      <w:r>
+        <w:t>________________________________________________________________</w:t>
+      </w:r>
+    </w:p>
+    <w:p>
+      <w:r>
+        <w:t>________________________________________________________________</w:t>
+      </w:r>
+    </w:p>
+    <w:p>
+      <w:r>
+        <w:t>________________________________________________________________</w:t>
+      </w:r>
+    </w:p>
+    <w:p>
+      <w:pPr>
+        <w:pStyle w:val="Heading1"/>
+      </w:pPr>
+      <w:r>
+        <w:t>03. Extra practice · Individual reasoning check</w:t>
+      </w:r>
+    </w:p>
+    <w:p>
+      <w:r>
+        <w:t>Keep this task’s complete inputs, stated rule and support record together.</w:t>
+      </w:r>
+    </w:p>
+    <w:p>
+      <w:pPr>
+        <w:pStyle w:val="Heading2"/>
+      </w:pPr>
+      <w:r>
+        <w:t>Task and evidence record</w:t>
+      </w:r>
+    </w:p>
+    <w:p>
+      <w:pPr>
+        <w:pStyle w:val="ListBullet"/>
+      </w:pPr>
+      <w:r>
+        <w:t>Use the worked case for Feature engineering. Proposed explanation: “A final answer is enough”. Decide whether this explanation is supported. Point to the step or supplied fact that decides; explain your repair if needed.</w:t>
+      </w:r>
+    </w:p>
+    <w:p>
+      <w:pPr>
+        <w:pStyle w:val="Heading3"/>
+      </w:pPr>
+      <w:r>
+        <w:t>My explanation before partner discussion</w:t>
+      </w:r>
+    </w:p>
+    <w:p>
+      <w:r>
+        <w:t>________________________________________________________________</w:t>
+      </w:r>
+    </w:p>
+    <w:p>
+      <w:r>
+        <w:t>________________________________________________________________</w:t>
+      </w:r>
+    </w:p>
+    <w:p>
+      <w:r>
+        <w:t>________________________________________________________________</w:t>
+      </w:r>
+    </w:p>
+    <w:p>
+      <w:r>
+        <w:t>________________________________________________________________</w:t>
+      </w:r>
+    </w:p>
+    <w:p>
+      <w:pPr>
+        <w:pStyle w:val="Heading1"/>
+      </w:pPr>
+      <w:r>
+        <w:t>05. Reference · Earlier learning target</w:t>
+      </w:r>
+    </w:p>
+    <w:p>
+      <w:r>
+        <w:t>Keep this task’s complete inputs, stated rule and support record together.</w:t>
+      </w:r>
+    </w:p>
+    <w:p>
+      <w:pPr>
+        <w:pStyle w:val="Heading2"/>
+      </w:pPr>
+      <w:r>
+        <w:t>Task and evidence record</w:t>
+      </w:r>
+    </w:p>
+    <w:p>
+      <w:pPr>
+        <w:pStyle w:val="ListBullet"/>
+      </w:pPr>
+      <w:r>
+        <w:t>Length=12 cm, width=30 mm. Compute length/width using matching units. Explain handling for zero or missing width and where learned scaling is fitted.</w:t>
+      </w:r>
+    </w:p>
+    <w:p>
+      <w:pPr>
+        <w:pStyle w:val="Heading1"/>
+      </w:pPr>
+      <w:r>
+        <w:t>06. Extra practice · Earlier complete case</w:t>
+      </w:r>
+    </w:p>
+    <w:p>
+      <w:r>
+        <w:t>Keep this task’s complete inputs, stated rule and support record together.</w:t>
+      </w:r>
+    </w:p>
+    <w:p>
+      <w:pPr>
+        <w:pStyle w:val="Heading2"/>
+      </w:pPr>
+      <w:r>
+        <w:t>Task and evidence record</w:t>
+      </w:r>
+    </w:p>
+    <w:p>
+      <w:pPr>
+        <w:pStyle w:val="ListBullet"/>
+      </w:pPr>
+      <w:r>
+        <w:t>Features are leaf length and width in cm; add length/width.</w:t>
+      </w:r>
+    </w:p>
+    <w:p>
+      <w:pPr>
+        <w:pStyle w:val="ListBullet"/>
+      </w:pPr>
+      <w:r>
+        <w:t>Compute for8 and2; state boundary checks.</w:t>
+      </w:r>
+    </w:p>
+    <w:p>
+      <w:pPr>
+        <w:pStyle w:val="ListBullet"/>
+      </w:pPr>
+      <w:r>
+        <w:t>Show your trace, calculation or evidence</w:t>
+      </w:r>
+    </w:p>
+    <w:p>
+      <w:pPr>
+        <w:pStyle w:val="Heading3"/>
+      </w:pPr>
+      <w:r>
+        <w:t>Write or draw your reasoning and evidence.</w:t>
+      </w:r>
+    </w:p>
+    <w:p>
+      <w:r>
+        <w:t>________________________________________________________________</w:t>
+      </w:r>
+    </w:p>
+    <w:p>
+      <w:r>
+        <w:t>________________________________________________________________</w:t>
+      </w:r>
+    </w:p>
+    <w:p>
+      <w:r>
+        <w:t>________________________________________________________________</w:t>
+      </w:r>
+    </w:p>
+    <w:p>
+      <w:r>
+        <w:t>________________________________________________________________</w:t>
+      </w:r>
+    </w:p>
+    <w:p>
+      <w:r>
+        <w:t>________________________________________________________________</w:t>
+      </w:r>
+    </w:p>
+    <w:p>
+      <w:pPr>
+        <w:pStyle w:val="Heading1"/>
+      </w:pPr>
+      <w:r>
+        <w:t>07. Extra practice · Changed case</w:t>
+      </w:r>
+    </w:p>
+    <w:p>
+      <w:r>
+        <w:t>Keep this task’s complete inputs, stated rule and support record together.</w:t>
+      </w:r>
+    </w:p>
+    <w:p>
+      <w:pPr>
+        <w:pStyle w:val="Heading2"/>
+      </w:pPr>
+      <w:r>
+        <w:t>Task and evidence record</w:t>
+      </w:r>
+    </w:p>
+    <w:p>
+      <w:pPr>
+        <w:pStyle w:val="ListBullet"/>
+      </w:pPr>
+      <w:r>
+        <w:t>A feature is leaf_length divided by leaf_width. A row has width zero. What should the preprocessing rule do before division?</w:t>
+      </w:r>
+    </w:p>
+    <w:p>
+      <w:pPr>
+        <w:pStyle w:val="ListBullet"/>
+      </w:pPr>
+      <w:r>
+        <w:t>My independent answer and reason</w:t>
+      </w:r>
+    </w:p>
+    <w:p>
+      <w:pPr>
+        <w:pStyle w:val="Heading3"/>
+      </w:pPr>
+      <w:r>
+        <w:t>Write or draw your reasoning and evidence.</w:t>
+      </w:r>
+    </w:p>
+    <w:p>
+      <w:r>
+        <w:t>________________________________________________________________</w:t>
+      </w:r>
+    </w:p>
+    <w:p>
+      <w:r>
+        <w:t>________________________________________________________________</w:t>
+      </w:r>
+    </w:p>
+    <w:p>
+      <w:r>
+        <w:t>________________________________________________________________</w:t>
+      </w:r>
+    </w:p>
+    <w:p>
+      <w:r>
+        <w:t>________________________________________________________________</w:t>
+      </w:r>
+    </w:p>
+    <w:p>
+      <w:r>
+        <w:t>________________________________________________________________</w:t>
+      </w:r>
+    </w:p>
+    <w:p>
+      <w:pPr>
+        <w:pStyle w:val="Heading3"/>
+      </w:pPr>
+      <w:r>
+        <w:t>Week 29 Test and reflect</w:t>
+      </w:r>
+    </w:p>
+    <w:p>
+      <w:pPr>
+        <w:pStyle w:val="Heading1"/>
+      </w:pPr>
+      <w:r>
+        <w:t>08. Extra practice · Design a revealing test</w:t>
+      </w:r>
+    </w:p>
+    <w:p>
+      <w:r>
+        <w:t>Keep this task’s complete inputs, stated rule and support record together.</w:t>
+      </w:r>
+    </w:p>
+    <w:p>
+      <w:pPr>
+        <w:pStyle w:val="Heading2"/>
+      </w:pPr>
+      <w:r>
+        <w:t>Task and evidence record</w:t>
+      </w:r>
+    </w:p>
+    <w:p>
+      <w:pPr>
+        <w:pStyle w:val="ListBullet"/>
+      </w:pPr>
+      <w:r>
+        <w:t>Create a changed input, boundary case or missing-information case. Write the expected answer or safe response before testing.</w:t>
+      </w:r>
+    </w:p>
+    <w:tbl>
+      <w:tblPr>
+        <w:tblStyle w:val="LightShading-Accent1"/>
+        <w:tblW w:type="auto" w:w="0"/>
+        <w:tblLook w:firstColumn="1" w:firstRow="1" w:lastColumn="0" w:lastRow="0" w:noHBand="0" w:noVBand="1" w:val="04A0"/>
+      </w:tblPr>
+      <w:tblGrid>
+        <w:gridCol w:w="5112"/>
+        <w:gridCol w:w="5112"/>
+      </w:tblGrid>
+      <w:tr>
+        <w:trPr>
+          <w:tblHeader/>
+        </w:trPr>
+        <w:tc>
+          <w:tcPr>
+            <w:tcW w:type="dxa" w:w="5112"/>
+          </w:tcPr>
+          <w:p>
+            <w:r>
+              <w:t>Test record</w:t>
+            </w:r>
+          </w:p>
+        </w:tc>
+        <w:tc>
+          <w:tcPr>
+            <w:tcW w:type="dxa" w:w="5112"/>
+          </w:tcPr>
+          <w:p>
+            <w:r>
+              <w:t>My evidence</w:t>
+            </w:r>
+          </w:p>
+        </w:tc>
+      </w:tr>
+      <w:tr>
+        <w:tc>
+          <w:tcPr>
+            <w:tcW w:type="dxa" w:w="5112"/>
+          </w:tcPr>
+          <w:p>
+            <w:r>
+              <w:t>Changed input or condition</w:t>
+            </w:r>
+          </w:p>
+        </w:tc>
+        <w:tc>
+          <w:tcPr>
+            <w:tcW w:type="dxa" w:w="5112"/>
+          </w:tcPr>
+          <w:p>
+            <w:r/>
+          </w:p>
+        </w:tc>
+      </w:tr>
+      <w:tr>
+        <w:tc>
+          <w:tcPr>
+            <w:tcW w:type="dxa" w:w="5112"/>
+          </w:tcPr>
+          <w:p>
+            <w:r>
+              <w:t>Expected answer or fallback</w:t>
+            </w:r>
+          </w:p>
+        </w:tc>
+        <w:tc>
+          <w:tcPr>
+            <w:tcW w:type="dxa" w:w="5112"/>
+          </w:tcPr>
+          <w:p>
+            <w:r/>
+          </w:p>
+        </w:tc>
+      </w:tr>
+      <w:tr>
+        <w:tc>
+          <w:tcPr>
+            <w:tcW w:type="dxa" w:w="5112"/>
+          </w:tcPr>
+          <w:p>
+            <w:r>
+              <w:t>Observed result</w:t>
+            </w:r>
+          </w:p>
+        </w:tc>
+        <w:tc>
+          <w:tcPr>
+            <w:tcW w:type="dxa" w:w="5112"/>
+          </w:tcPr>
+          <w:p>
+            <w:r/>
+          </w:p>
+        </w:tc>
+      </w:tr>
+      <w:tr>
+        <w:tc>
+          <w:tcPr>
+            <w:tcW w:type="dxa" w:w="5112"/>
+          </w:tcPr>
+          <w:p>
+            <w:r>
+              <w:t>Why the result occurred</w:t>
+            </w:r>
+          </w:p>
+        </w:tc>
+        <w:tc>
+          <w:tcPr>
+            <w:tcW w:type="dxa" w:w="5112"/>
+          </w:tcPr>
+          <w:p>
+            <w:r/>
+          </w:p>
+        </w:tc>
+      </w:tr>
+    </w:tbl>
+    <w:p>
+      <w:pPr>
+        <w:pStyle w:val="Heading1"/>
+      </w:pPr>
+      <w:r>
+        <w:t>11. Extra practice · Earlier transfer</w:t>
+      </w:r>
+    </w:p>
+    <w:p>
+      <w:r>
+        <w:t>Keep this task’s complete inputs, stated rule and support record together.</w:t>
+      </w:r>
+    </w:p>
+    <w:p>
+      <w:pPr>
+        <w:pStyle w:val="Heading2"/>
+      </w:pPr>
+      <w:r>
+        <w:t>Task and evidence record</w:t>
+      </w:r>
+    </w:p>
+    <w:p>
+      <w:pPr>
+        <w:pStyle w:val="ListBullet"/>
+      </w:pPr>
+      <w:r>
+        <w:t>Length=12 cm, width=30 mm. Compute length/width using matching units. Explain handling for zero or missing width and where learned scaling is fitted.</w:t>
+      </w:r>
+    </w:p>
+    <w:p>
+      <w:pPr>
+        <w:pStyle w:val="Heading3"/>
+      </w:pPr>
+      <w:r>
+        <w:t>My independently reasoned answer</w:t>
+      </w:r>
+    </w:p>
+    <w:p>
+      <w:r>
+        <w:t>________________________________________________________________</w:t>
+      </w:r>
+    </w:p>
+    <w:p>
+      <w:r>
+        <w:t>________________________________________________________________</w:t>
+      </w:r>
+    </w:p>
+    <w:p>
+      <w:r>
+        <w:t>________________________________________________________________</w:t>
+      </w:r>
+    </w:p>
+    <w:p>
+      <w:r>
+        <w:t>________________________________________________________________</w:t>
+      </w:r>
+    </w:p>
+    <w:p>
+      <w:r>
+        <w:t>________________________________________________________________</w:t>
+      </w:r>
+    </w:p>
+    <w:p>
+      <w:r>
+        <w:t>________________________________________________________________</w:t>
+      </w:r>
+    </w:p>
+    <w:p>
+      <w:r>
+        <w:t>________________________________________________________________</w:t>
+      </w:r>
+    </w:p>
+    <w:p>
+      <w:pPr>
+        <w:pStyle w:val="ListBullet"/>
+      </w:pPr>
+      <w:r>
+        <w:t>Record support used: none, hint or teacher explanation.</w:t>
+      </w:r>
+    </w:p>
+    <w:p>
+      <w:pPr>
+        <w:pStyle w:val="Heading1"/>
+      </w:pPr>
+      <w:r>
+        <w:t>15. Reference · Earlier W4 record</w:t>
+      </w:r>
+    </w:p>
+    <w:p>
+      <w:r>
+        <w:t>Keep this task’s complete inputs, stated rule and support record together.</w:t>
+      </w:r>
+    </w:p>
+    <w:p>
+      <w:pPr>
+        <w:pStyle w:val="Heading2"/>
+      </w:pPr>
+      <w:r>
+        <w:t>Task and evidence record</w:t>
+      </w:r>
+    </w:p>
+    <w:p>
+      <w:pPr>
+        <w:pStyle w:val="ListBullet"/>
+      </w:pPr>
+      <w:r>
+        <w:t>Training areas [4, 8, 12]. A new rectangle has length 3 width 4. Compute the training mean and centered new feature; state units.</w:t>
+      </w:r>
+    </w:p>
+    <w:p>
+      <w:pPr>
+        <w:pStyle w:val="Heading3"/>
+      </w:pPr>
+      <w:r>
+        <w:t>My reasoning and evidence</w:t>
+      </w:r>
+    </w:p>
+    <w:p>
+      <w:r>
+        <w:t>________________________________________________________________</w:t>
+      </w:r>
+    </w:p>
+    <w:p>
+      <w:r>
+        <w:t>________________________________________________________________</w:t>
+      </w:r>
+    </w:p>
+    <w:p>
+      <w:r>
+        <w:t>________________________________________________________________</w:t>
+      </w:r>
+    </w:p>
+    <w:p>
+      <w:r>
+        <w:t>________________________________________________________________</w:t>
+      </w:r>
+    </w:p>
+    <w:p>
+      <w:r>
+        <w:t>________________________________________________________________</w:t>
+      </w:r>
+    </w:p>
+    <w:p>
+      <w:r>
+        <w:t>________________________________________________________________</w:t>
+      </w:r>
+    </w:p>
+    <w:p>
+      <w:r>
+        <w:t>________________________________________________________________</w:t>
+      </w:r>
+    </w:p>
+    <w:p>
+      <w:r>
+        <w:t>________________________________________________________________</w:t>
+      </w:r>
+    </w:p>
+    <w:p>
+      <w:pPr>
+        <w:pStyle w:val="Heading1"/>
+      </w:pPr>
+      <w:r>
+        <w:t>17. Extension · Relationships and confounding — W1 Describe the evidence</w:t>
+      </w:r>
+    </w:p>
+    <w:p>
+      <w:r>
+        <w:t>Retained extension task with its own values and teacher key.</w:t>
+      </w:r>
+    </w:p>
+    <w:p>
+      <w:pPr>
+        <w:pStyle w:val="Heading2"/>
+      </w:pPr>
+      <w:r>
+        <w:t>Extension question and evidence</w:t>
+      </w:r>
+    </w:p>
+    <w:p>
+      <w:pPr>
+        <w:pStyle w:val="ListBullet"/>
+      </w:pPr>
+      <w:r>
+        <w:t>State the pattern in the three worked records without using caused or guaranteed.</w:t>
+      </w:r>
+    </w:p>
+    <w:p>
+      <w:pPr>
+        <w:pStyle w:val="Heading3"/>
+      </w:pPr>
+      <w:r>
+        <w:t>My reasoning and evidence</w:t>
+      </w:r>
+    </w:p>
+    <w:p>
+      <w:r>
+        <w:t>________________________________________________________________</w:t>
+      </w:r>
+    </w:p>
+    <w:p>
+      <w:r>
+        <w:t>________________________________________________________________</w:t>
+      </w:r>
+    </w:p>
+    <w:p>
+      <w:r>
+        <w:t>________________________________________________________________</w:t>
+      </w:r>
+    </w:p>
+    <w:p>
+      <w:r>
+        <w:t>________________________________________________________________</w:t>
+      </w:r>
+    </w:p>
+    <w:p>
+      <w:r>
+        <w:t>________________________________________________________________</w:t>
+      </w:r>
+    </w:p>
+    <w:p>
+      <w:r>
+        <w:t>________________________________________________________________</w:t>
+      </w:r>
+    </w:p>
+    <w:p>
+      <w:pPr>
+        <w:pStyle w:val="Heading1"/>
+      </w:pPr>
+      <w:r>
+        <w:t>18. Extension · Relationships and confounding — W2 Identify a confounder</w:t>
+      </w:r>
+    </w:p>
+    <w:p>
+      <w:r>
+        <w:t>Retained extension task with its own values and teacher key.</w:t>
+      </w:r>
+    </w:p>
+    <w:p>
+      <w:pPr>
+        <w:pStyle w:val="Heading2"/>
+      </w:pPr>
+      <w:r>
+        <w:t>Extension question and evidence</w:t>
+      </w:r>
+    </w:p>
+    <w:p>
+      <w:pPr>
+        <w:pStyle w:val="ListBullet"/>
+      </w:pPr>
+      <w:r>
+        <w:t>Explain how prior experience could relate to both practice time and score.</w:t>
+      </w:r>
+    </w:p>
+    <w:p>
+      <w:pPr>
+        <w:pStyle w:val="Heading3"/>
+      </w:pPr>
+      <w:r>
+        <w:t>My reasoning and evidence</w:t>
+      </w:r>
+    </w:p>
+    <w:p>
+      <w:r>
+        <w:t>________________________________________________________________</w:t>
+      </w:r>
+    </w:p>
+    <w:p>
+      <w:r>
+        <w:t>________________________________________________________________</w:t>
+      </w:r>
+    </w:p>
+    <w:p>
+      <w:r>
+        <w:t>________________________________________________________________</w:t>
+      </w:r>
+    </w:p>
+    <w:p>
+      <w:r>
+        <w:t>________________________________________________________________</w:t>
+      </w:r>
+    </w:p>
+    <w:p>
+      <w:r>
+        <w:t>________________________________________________________________</w:t>
+      </w:r>
+    </w:p>
+    <w:p>
+      <w:r>
+        <w:t>________________________________________________________________</w:t>
+      </w:r>
+    </w:p>
+    <w:p>
+      <w:pPr>
+        <w:pStyle w:val="Heading1"/>
+      </w:pPr>
+      <w:r>
+        <w:t>19. Extension · Relationships and confounding — W3 Repair an overclaim</w:t>
+      </w:r>
+    </w:p>
+    <w:p>
+      <w:r>
+        <w:t>Retained extension task with its own values and teacher key.</w:t>
+      </w:r>
+    </w:p>
+    <w:p>
+      <w:pPr>
+        <w:pStyle w:val="Heading2"/>
+      </w:pPr>
+      <w:r>
+        <w:t>Extension question and evidence</w:t>
+      </w:r>
+    </w:p>
+    <w:p>
+      <w:pPr>
+        <w:pStyle w:val="ListBullet"/>
+      </w:pPr>
+      <w:r>
+        <w:t>A learner predicts every student gains 2 points per extra hour. Explain why that is unsupported.</w:t>
+      </w:r>
+    </w:p>
+    <w:p>
+      <w:pPr>
+        <w:pStyle w:val="Heading3"/>
+      </w:pPr>
+      <w:r>
+        <w:t>My reasoning and evidence</w:t>
+      </w:r>
+    </w:p>
+    <w:p>
+      <w:r>
+        <w:t>________________________________________________________________</w:t>
+      </w:r>
+    </w:p>
+    <w:p>
+      <w:r>
+        <w:t>________________________________________________________________</w:t>
+      </w:r>
+    </w:p>
+    <w:p>
+      <w:r>
+        <w:t>________________________________________________________________</w:t>
+      </w:r>
+    </w:p>
+    <w:p>
+      <w:r>
+        <w:t>________________________________________________________________</w:t>
+      </w:r>
+    </w:p>
+    <w:p>
+      <w:r>
+        <w:t>________________________________________________________________</w:t>
+      </w:r>
+    </w:p>
+    <w:p>
+      <w:r>
+        <w:t>________________________________________________________________</w:t>
+      </w:r>
+    </w:p>
+    <w:p>
+      <w:pPr>
+        <w:pStyle w:val="Heading1"/>
+      </w:pPr>
+      <w:r>
+        <w:t>20. Extension · Relationships and confounding — W4 Plan independently</w:t>
+      </w:r>
+    </w:p>
+    <w:p>
+      <w:r>
+        <w:t>Retained extension task with its own values and teacher key.</w:t>
+      </w:r>
+    </w:p>
+    <w:p>
+      <w:pPr>
+        <w:pStyle w:val="Heading2"/>
+      </w:pPr>
+      <w:r>
+        <w:t>Extension question and evidence</w:t>
+      </w:r>
+    </w:p>
+    <w:p>
+      <w:pPr>
+        <w:pStyle w:val="ListBullet"/>
+      </w:pPr>
+      <w:r>
+        <w:t>A fictional dataset links more hints used with lower scores. Give a noncausal explanation and plan a fairer comparison of whether hints help.</w:t>
+      </w:r>
+    </w:p>
+    <w:p>
+      <w:pPr>
+        <w:pStyle w:val="Heading3"/>
+      </w:pPr>
+      <w:r>
+        <w:t>My reasoning and evidence</w:t>
+      </w:r>
+    </w:p>
+    <w:p>
+      <w:r>
+        <w:t>________________________________________________________________</w:t>
+      </w:r>
+    </w:p>
+    <w:p>
+      <w:r>
+        <w:t>________________________________________________________________</w:t>
+      </w:r>
+    </w:p>
+    <w:p>
+      <w:r>
+        <w:t>________________________________________________________________</w:t>
+      </w:r>
+    </w:p>
+    <w:p>
+      <w:r>
+        <w:t>________________________________________________________________</w:t>
+      </w:r>
+    </w:p>
+    <w:p>
+      <w:r>
+        <w:t>________________________________________________________________</w:t>
+      </w:r>
+    </w:p>
+    <w:p>
+      <w:r>
+        <w:t>________________________________________________________________</w:t>
+      </w:r>
+    </w:p>
+    <w:p>
+      <w:r>
+        <w:t>________________________________________________________________</w:t>
+      </w:r>
+    </w:p>
+    <w:p>
+      <w:r>
+        <w:t>________________________________________________________________</w:t>
+      </w:r>
+    </w:p>
+    <w:p>
+      <w:pPr>
+        <w:pStyle w:val="Heading1"/>
+      </w:pPr>
+      <w:r>
+        <w:t>21. Extension · Relationships and confounding — W5 State a remaining limit</w:t>
+      </w:r>
+    </w:p>
+    <w:p>
+      <w:r>
+        <w:t>Retained extension task with its own values and teacher key.</w:t>
+      </w:r>
+    </w:p>
+    <w:p>
+      <w:pPr>
+        <w:pStyle w:val="Heading2"/>
+      </w:pPr>
+      <w:r>
+        <w:t>Extension question and evidence</w:t>
+      </w:r>
+    </w:p>
+    <w:p>
+      <w:pPr>
+        <w:pStyle w:val="ListBullet"/>
+      </w:pPr>
+      <w:r>
+        <w:t>Even a better comparison has only four fictional groups. What should be reported?</w:t>
+      </w:r>
+    </w:p>
+    <w:p>
+      <w:pPr>
+        <w:pStyle w:val="Heading3"/>
+      </w:pPr>
+      <w:r>
+        <w:t>My reasoning and evidence</w:t>
+      </w:r>
+    </w:p>
+    <w:p>
+      <w:r>
+        <w:t>________________________________________________________________</w:t>
+      </w:r>
+    </w:p>
+    <w:p>
+      <w:r>
+        <w:t>________________________________________________________________</w:t>
+      </w:r>
+    </w:p>
+    <w:p>
+      <w:r>
+        <w:t>________________________________________________________________</w:t>
+      </w:r>
+    </w:p>
+    <w:p>
+      <w:r>
+        <w:t>________________________________________________________________</w:t>
+      </w:r>
+    </w:p>
+    <w:p>
+      <w:r>
+        <w:t>________________________________________________________________</w:t>
+      </w:r>
+    </w:p>
+    <w:p>
+      <w:r>
+        <w:t>________________________________________________________________</w:t>
+      </w:r>
+    </w:p>
+    <w:p>
+      <w:pPr>
+        <w:pStyle w:val="Heading1"/>
+      </w:pPr>
+      <w:r>
+        <w:t>23. Extra practice · Pictured case</w:t>
+      </w:r>
+    </w:p>
+    <w:p>
+      <w:r>
+        <w:t>Keep this task’s complete inputs, stated rule and support record together.</w:t>
+      </w:r>
+    </w:p>
+    <w:p>
+      <w:pPr>
+        <w:pStyle w:val="Heading2"/>
+      </w:pPr>
+      <w:r>
+        <w:t>Task and evidence record</w:t>
+      </w:r>
+    </w:p>
+    <w:p>
+      <w:pPr>
+        <w:pStyle w:val="ListBullet"/>
+      </w:pPr>
+      <w:r>
+        <w:t>Engineer a feature with a transformation defined before evaluating a new leaf.</w:t>
+      </w:r>
+    </w:p>
+    <w:p>
+      <w:pPr>
+        <w:pStyle w:val="ListBullet"/>
+      </w:pPr>
+      <w:r>
+        <w:t>Training rectangular leaf cards have areas [2, 6, 10] cm². Area=length×width; center by training mean. Query length 2, width 4 cm.</w:t>
+      </w:r>
+    </w:p>
+    <w:p>
+      <w:pPr>
+        <w:pStyle w:val="ListBullet"/>
+      </w:pPr>
+      <w:r>
+        <w:t>All inputs and outcomes in this worked example are invented classroom data; no real model run is claimed.</w:t>
       </w:r>
     </w:p>
     <w:p>
@@ -2109,25 +1984,10 @@
     </w:p>
     <w:p>
       <w:pPr>
-        <w:spacing w:line="336" w:lineRule="auto" w:after="180"/>
-      </w:pPr>
-      <w:r>
-        <w:rPr>
-          <w:b w:val="0"/>
-        </w:rPr>
-        <w:t xml:space="preserve">What should be saved so another group transforms the query identically? Point to the relevant step in the picture, then write the changed result and the rule or </w:t>
-      </w:r>
-      <w:r>
-        <w:rPr>
-          <w:b/>
-        </w:rPr>
-        <w:t>evidence</w:t>
-      </w:r>
-      <w:r>
-        <w:rPr>
-          <w:b w:val="0"/>
-        </w:rPr>
-        <w:t xml:space="preserve"> that supports it.</w:t>
+        <w:pStyle w:val="ListBullet"/>
+      </w:pPr>
+      <w:r>
+        <w:t>What should be saved so another group transforms the query identically? Point to the relevant step in the picture, then write the changed result and the rule or evidence that supports it.</w:t>
       </w:r>
     </w:p>
     <w:p>
@@ -2170,68 +2030,18 @@
     </w:p>
     <w:p>
       <w:pPr>
-        <w:pStyle w:val="Heading3"/>
-      </w:pPr>
-      <w:r>
-        <w:t>Record the help used</w:t>
-      </w:r>
-    </w:p>
-    <w:p>
-      <w:pPr>
-        <w:spacing w:line="336" w:lineRule="auto" w:after="180"/>
-        <w:shd w:fill="F1F6F8"/>
-      </w:pPr>
-      <w:r>
-        <w:rPr>
-          <w:b w:val="0"/>
-        </w:rPr>
-        <w:t xml:space="preserve">Support used: alone / hint / worked example. This record is practice </w:t>
-      </w:r>
-      <w:r>
-        <w:rPr>
-          <w:b/>
-        </w:rPr>
-        <w:t>evidence</w:t>
-      </w:r>
-      <w:r>
-        <w:rPr>
-          <w:b w:val="0"/>
-        </w:rPr>
-        <w:t>.</w:t>
-      </w:r>
-    </w:p>
-    <w:p>
-      <w:pPr>
-        <w:spacing w:line="336" w:lineRule="auto" w:after="180"/>
-      </w:pPr>
-      <w:r>
-        <w:rPr>
-          <w:b w:val="0"/>
-        </w:rPr>
-        <w:t xml:space="preserve">Project connection: For your Responsible Plant Classifier, save the </w:t>
-      </w:r>
-      <w:r>
-        <w:rPr>
-          <w:b/>
-        </w:rPr>
-        <w:t>input</w:t>
-      </w:r>
-      <w:r>
-        <w:rPr>
-          <w:b w:val="0"/>
-        </w:rPr>
-        <w:t>, procedure, observed result and limitation of this check.</w:t>
-      </w:r>
-    </w:p>
-    <w:p>
-      <w:pPr>
-        <w:spacing w:line="336" w:lineRule="auto" w:after="180"/>
-      </w:pPr>
-      <w:r>
-        <w:rPr>
-          <w:b w:val="0"/>
-        </w:rPr>
-        <w:t>Label this worked example as practice; use a different, previously unreviewed case when checking independent understanding.</w:t>
+        <w:pStyle w:val="ListBullet"/>
+      </w:pPr>
+      <w:r>
+        <w:t>Support used: alone / hint / worked example. This record is practice evidence.</w:t>
+      </w:r>
+    </w:p>
+    <w:p>
+      <w:pPr>
+        <w:pStyle w:val="ListBullet"/>
+      </w:pPr>
+      <w:r>
+        <w:t>Project connection: For your Responsible Plant Classifier, save the input, procedure, observed result and limitation of this check. Label this worked example as practice; use a different, previously unreviewed case when checking independent understanding.</w:t>
       </w:r>
     </w:p>
     <w:p>
@@ -2239,80 +2049,44 @@
         <w:pStyle w:val="Heading1"/>
       </w:pPr>
       <w:r>
-        <w:t>24. Project portfolio milestone</w:t>
-      </w:r>
-    </w:p>
-    <w:p>
-      <w:r>
-        <w:t>Keep this week’s input, deciding step, result and limit together in the Responsible Plant Classifier record.</w:t>
-      </w:r>
-    </w:p>
-    <w:p>
-      <w:pPr>
-        <w:spacing w:line="336" w:lineRule="auto" w:after="180"/>
-      </w:pPr>
-      <w:r>
-        <w:rPr>
-          <w:b w:val="0"/>
-        </w:rPr>
+        <w:t>24. Reference · Project portfolio milestone</w:t>
+      </w:r>
+    </w:p>
+    <w:p>
+      <w:r>
+        <w:t>Keep this task’s complete inputs, stated rule and support record together.</w:t>
+      </w:r>
+    </w:p>
+    <w:p>
+      <w:pPr>
+        <w:pStyle w:val="Heading2"/>
+      </w:pPr>
+      <w:r>
+        <w:t>Task and evidence record</w:t>
+      </w:r>
+    </w:p>
+    <w:p>
+      <w:pPr>
+        <w:pStyle w:val="ListBullet"/>
+      </w:pPr>
+      <w:r>
         <w:t>Project: Responsible Plant Classifier</w:t>
       </w:r>
     </w:p>
     <w:p>
       <w:pPr>
-        <w:spacing w:line="336" w:lineRule="auto" w:after="180"/>
-      </w:pPr>
-      <w:r>
-        <w:rPr>
-          <w:b w:val="0"/>
-        </w:rPr>
-        <w:t xml:space="preserve">Current milestone: Prepare the demonstration. Gather reproducible instructions, </w:t>
-      </w:r>
-      <w:r>
-        <w:rPr>
-          <w:b/>
-        </w:rPr>
-        <w:t>evidence</w:t>
-      </w:r>
-      <w:r>
-        <w:rPr>
-          <w:b w:val="0"/>
-        </w:rPr>
-        <w:t>, access checks and remaining limitations.</w:t>
-      </w:r>
-    </w:p>
-    <w:p>
-      <w:pPr>
-        <w:spacing w:line="336" w:lineRule="auto" w:after="180"/>
-      </w:pPr>
-      <w:r>
-        <w:rPr>
-          <w:b w:val="0"/>
-        </w:rPr>
-        <w:t xml:space="preserve">For your Responsible Plant Classifier, save the </w:t>
-      </w:r>
-      <w:r>
-        <w:rPr>
-          <w:b/>
-        </w:rPr>
-        <w:t>input</w:t>
-      </w:r>
-      <w:r>
-        <w:rPr>
-          <w:b w:val="0"/>
-        </w:rPr>
-        <w:t>, procedure, observed result and limitation of this check.</w:t>
-      </w:r>
-    </w:p>
-    <w:p>
-      <w:pPr>
-        <w:spacing w:line="336" w:lineRule="auto" w:after="180"/>
-      </w:pPr>
-      <w:r>
-        <w:rPr>
-          <w:b w:val="0"/>
-        </w:rPr>
-        <w:t>Label this worked example as practice; use a different, previously unreviewed case when checking independent understanding.</w:t>
+        <w:pStyle w:val="ListBullet"/>
+      </w:pPr>
+      <w:r>
+        <w:t>Current milestone: Prepare the demonstration. Gather reproducible instructions, evidence, access checks and remaining limitations.</w:t>
+      </w:r>
+    </w:p>
+    <w:p>
+      <w:pPr>
+        <w:pStyle w:val="ListBullet"/>
+      </w:pPr>
+      <w:r>
+        <w:t>For your Responsible Plant Classifier, save the input, procedure, observed result and limitation of this check. Label this worked example as practice; use a different, previously unreviewed case when checking independent understanding.</w:t>
       </w:r>
     </w:p>
     <w:tbl>
@@ -2469,12 +2243,597 @@
         <w:pStyle w:val="Heading1"/>
       </w:pPr>
       <w:r>
-        <w:t>25. Supported practice and learning evidence</w:t>
-      </w:r>
-    </w:p>
-    <w:p>
-      <w:r>
-        <w:t>Try the supported questions before comparing with hints and feedback. Record what you repaired and the evidence you retained.</w:t>
+        <w:t>25. Extra practice · Predict, check and repair</w:t>
+      </w:r>
+    </w:p>
+    <w:p>
+      <w:r>
+        <w:t>Keep supported feedback separate from the reserved independent case.</w:t>
+      </w:r>
+    </w:p>
+    <w:p>
+      <w:pPr>
+        <w:pStyle w:val="Heading2"/>
+      </w:pPr>
+      <w:r>
+        <w:t>First supported question and hint</w:t>
+      </w:r>
+    </w:p>
+    <w:p>
+      <w:pPr>
+        <w:pStyle w:val="ListBullet"/>
+      </w:pPr>
+      <w:r>
+        <w:t>Engineer a feature with a transformation defined before evaluating a new leaf.</w:t>
+      </w:r>
+    </w:p>
+    <w:p>
+      <w:pPr>
+        <w:pStyle w:val="Heading3"/>
+      </w:pPr>
+      <w:r>
+        <w:t>Practice 1: explain the deciding evidence</w:t>
+      </w:r>
+    </w:p>
+    <w:p>
+      <w:pPr>
+        <w:pStyle w:val="ListBullet"/>
+      </w:pPr>
+      <w:r>
+        <w:t>Which labelled step matches this detail? Centered query feature=8-6=2 cm².</w:t>
+      </w:r>
+    </w:p>
+    <w:p>
+      <w:pPr>
+        <w:pStyle w:val="ListBullet"/>
+      </w:pPr>
+      <w:r>
+        <w:t>1. Construct area</w:t>
+      </w:r>
+    </w:p>
+    <w:p>
+      <w:pPr>
+        <w:pStyle w:val="ListBullet"/>
+      </w:pPr>
+      <w:r>
+        <w:t>2. Fit centering</w:t>
+      </w:r>
+    </w:p>
+    <w:p>
+      <w:pPr>
+        <w:pStyle w:val="ListBullet"/>
+      </w:pPr>
+      <w:r>
+        <w:t>3. Apply unchanged transform</w:t>
+      </w:r>
+    </w:p>
+    <w:p>
+      <w:pPr>
+        <w:pStyle w:val="Heading3"/>
+      </w:pPr>
+      <w:r>
+        <w:t>My selected conclusion, deciding fact and explanation</w:t>
+      </w:r>
+    </w:p>
+    <w:p>
+      <w:r>
+        <w:t>________________________________________________________________</w:t>
+      </w:r>
+    </w:p>
+    <w:p>
+      <w:r>
+        <w:t>________________________________________________________________</w:t>
+      </w:r>
+    </w:p>
+    <w:p>
+      <w:r>
+        <w:t>________________________________________________________________</w:t>
+      </w:r>
+    </w:p>
+    <w:p>
+      <w:r>
+        <w:t>________________________________________________________________</w:t>
+      </w:r>
+    </w:p>
+    <w:p>
+      <w:r>
+        <w:t>________________________________________________________________</w:t>
+      </w:r>
+    </w:p>
+    <w:p>
+      <w:pPr>
+        <w:pStyle w:val="ListBullet"/>
+      </w:pPr>
+      <w:r>
+        <w:t>Hint if needed: Read the steps in the pictorial case. Match the supplied detail to the stage that performs or records it.</w:t>
+      </w:r>
+    </w:p>
+    <w:p>
+      <w:pPr>
+        <w:pStyle w:val="Heading2"/>
+      </w:pPr>
+      <w:r>
+        <w:t>Check the first explanation · reference / check after trying</w:t>
+      </w:r>
+    </w:p>
+    <w:p>
+      <w:pPr>
+        <w:spacing w:line="336" w:lineRule="auto" w:after="180"/>
+      </w:pPr>
+      <w:r>
+        <w:rPr>
+          <w:b w:val="0"/>
+        </w:rPr>
+        <w:t>After your attempt, compare with the supported explanation: Apply unchanged transform Centered query feature=8-6=2 cm². Read the picture in order. Centered query feature=8-6=2 cm².</w:t>
+      </w:r>
+    </w:p>
+    <w:p>
+      <w:pPr>
+        <w:spacing w:line="336" w:lineRule="auto" w:after="180"/>
+      </w:pPr>
+      <w:r>
+        <w:rPr>
+          <w:b w:val="0"/>
+        </w:rPr>
+        <w:t xml:space="preserve">The arrows show which recorded </w:t>
+      </w:r>
+      <w:r>
+        <w:rPr>
+          <w:b/>
+        </w:rPr>
+        <w:t>input</w:t>
+      </w:r>
+      <w:r>
+        <w:rPr>
+          <w:b w:val="0"/>
+        </w:rPr>
+        <w:t xml:space="preserve"> or intermediate result each decision uses. Explain the deciding step aloud before checking the changed case; pointing to the final answer alone does not show how it follows.</w:t>
+      </w:r>
+    </w:p>
+    <w:p>
+      <w:pPr>
+        <w:pStyle w:val="Heading2"/>
+      </w:pPr>
+      <w:r>
+        <w:t>Changed-case question and hint</w:t>
+      </w:r>
+    </w:p>
+    <w:p>
+      <w:pPr>
+        <w:pStyle w:val="Heading3"/>
+      </w:pPr>
+      <w:r>
+        <w:t>Practice 2: explain the deciding evidence</w:t>
+      </w:r>
+    </w:p>
+    <w:p>
+      <w:pPr>
+        <w:pStyle w:val="ListBullet"/>
+      </w:pPr>
+      <w:r>
+        <w:t>Changed-case practice: Include the query in the centering mean. Which conclusion is supported by the supplied facts?</w:t>
+      </w:r>
+    </w:p>
+    <w:p>
+      <w:pPr>
+        <w:pStyle w:val="ListBullet"/>
+      </w:pPr>
+      <w:r>
+        <w:t>1. Mean becomes26/4=6.5 cm² and query feature1.5 cm²; this changes the fitted transformation.</w:t>
+      </w:r>
+    </w:p>
+    <w:p>
+      <w:pPr>
+        <w:pStyle w:val="ListBullet"/>
+      </w:pPr>
+      <w:r>
+        <w:t>2. This one example guarantees correct results for every future input.</w:t>
+      </w:r>
+    </w:p>
+    <w:p>
+      <w:pPr>
+        <w:pStyle w:val="ListBullet"/>
+      </w:pPr>
+      <w:r>
+        <w:t>3. We can decide the result without examining the changed input or the procedure.</w:t>
+      </w:r>
+    </w:p>
+    <w:p>
+      <w:pPr>
+        <w:pStyle w:val="Heading3"/>
+      </w:pPr>
+      <w:r>
+        <w:t>My selected conclusion, deciding fact and explanation</w:t>
+      </w:r>
+    </w:p>
+    <w:p>
+      <w:r>
+        <w:t>________________________________________________________________</w:t>
+      </w:r>
+    </w:p>
+    <w:p>
+      <w:r>
+        <w:t>________________________________________________________________</w:t>
+      </w:r>
+    </w:p>
+    <w:p>
+      <w:r>
+        <w:t>________________________________________________________________</w:t>
+      </w:r>
+    </w:p>
+    <w:p>
+      <w:r>
+        <w:t>________________________________________________________________</w:t>
+      </w:r>
+    </w:p>
+    <w:p>
+      <w:r>
+        <w:t>________________________________________________________________</w:t>
+      </w:r>
+    </w:p>
+    <w:p>
+      <w:pPr>
+        <w:pStyle w:val="ListBullet"/>
+      </w:pPr>
+      <w:r>
+        <w:t>Hint if needed: Use the changed condition and the deciding step in the pictorial trace. The answer must say what follows from those facts.</w:t>
+      </w:r>
+    </w:p>
+    <w:p>
+      <w:pPr>
+        <w:pStyle w:val="Heading2"/>
+      </w:pPr>
+      <w:r>
+        <w:t>Check the changed explanation · reference / check after trying</w:t>
+      </w:r>
+    </w:p>
+    <w:p>
+      <w:pPr>
+        <w:spacing w:line="336" w:lineRule="auto" w:after="180"/>
+      </w:pPr>
+      <w:r>
+        <w:rPr>
+          <w:b w:val="0"/>
+        </w:rPr>
+        <w:t xml:space="preserve">After your attempt, compare with the supported explanation: Mean becomes26/4=6.5 cm² and query feature1.5 cm²; this changes the fitted </w:t>
+      </w:r>
+      <w:r>
+        <w:rPr>
+          <w:b/>
+        </w:rPr>
+        <w:t>transformation</w:t>
+      </w:r>
+      <w:r>
+        <w:rPr>
+          <w:b w:val="0"/>
+        </w:rPr>
+        <w:t>.</w:t>
+      </w:r>
+    </w:p>
+    <w:p>
+      <w:pPr>
+        <w:spacing w:line="336" w:lineRule="auto" w:after="180"/>
+      </w:pPr>
+      <w:r>
+        <w:rPr>
+          <w:b w:val="0"/>
+        </w:rPr>
+        <w:t xml:space="preserve">A held-out </w:t>
+      </w:r>
+      <w:r>
+        <w:rPr>
+          <w:b/>
+        </w:rPr>
+        <w:t>input</w:t>
+      </w:r>
+      <w:r>
+        <w:rPr>
+          <w:b w:val="0"/>
+        </w:rPr>
+        <w:t xml:space="preserve"> should not silently redefine a </w:t>
+      </w:r>
+      <w:r>
+        <w:rPr>
+          <w:b/>
+        </w:rPr>
+        <w:t>training</w:t>
+      </w:r>
+      <w:r>
+        <w:rPr>
+          <w:b w:val="0"/>
+        </w:rPr>
+        <w:t>-fitted pre</w:t>
+      </w:r>
+      <w:r>
+        <w:rPr>
+          <w:b/>
+        </w:rPr>
+        <w:t>process</w:t>
+      </w:r>
+      <w:r>
+        <w:rPr>
+          <w:b w:val="0"/>
+        </w:rPr>
+        <w:t>ing step.</w:t>
+      </w:r>
+    </w:p>
+    <w:p>
+      <w:pPr>
+        <w:pStyle w:val="Heading2"/>
+      </w:pPr>
+      <w:r>
+        <w:t>Repair and keep the record</w:t>
+      </w:r>
+    </w:p>
+    <w:p>
+      <w:pPr>
+        <w:spacing w:line="336" w:lineRule="auto" w:after="180"/>
+      </w:pPr>
+      <w:r>
+        <w:rPr>
+          <w:b w:val="0"/>
+        </w:rPr>
+        <w:t xml:space="preserve">Review Learning Curves (ai-4/28). Goal: Read </w:t>
+      </w:r>
+      <w:r>
+        <w:rPr>
+          <w:b/>
+        </w:rPr>
+        <w:t>training</w:t>
+      </w:r>
+      <w:r>
+        <w:rPr>
+          <w:b w:val="0"/>
+        </w:rPr>
+        <w:t xml:space="preserve">-size learning curves. Short practice: What </w:t>
+      </w:r>
+      <w:r>
+        <w:rPr>
+          <w:b/>
+        </w:rPr>
+        <w:t>comparison</w:t>
+      </w:r>
+      <w:r>
+        <w:rPr>
+          <w:b w:val="0"/>
+        </w:rPr>
+        <w:t xml:space="preserve"> is valid if the validation set changes between sizes?</w:t>
+      </w:r>
+    </w:p>
+    <w:p>
+      <w:pPr>
+        <w:spacing w:line="336" w:lineRule="auto" w:after="180"/>
+      </w:pPr>
+      <w:r>
+        <w:rPr>
+          <w:b w:val="0"/>
+        </w:rPr>
+        <w:t xml:space="preserve">Point to the relevant step in the picture, then write the changed result and the rule or </w:t>
+      </w:r>
+      <w:r>
+        <w:rPr>
+          <w:b/>
+        </w:rPr>
+        <w:t>evidence</w:t>
+      </w:r>
+      <w:r>
+        <w:rPr>
+          <w:b w:val="0"/>
+        </w:rPr>
+        <w:t xml:space="preserve"> that supports it.. Return to this week and explain what you changed.</w:t>
+      </w:r>
+    </w:p>
+    <w:p>
+      <w:pPr>
+        <w:spacing w:line="336" w:lineRule="auto" w:after="180"/>
+      </w:pPr>
+      <w:r>
+        <w:rPr>
+          <w:b w:val="0"/>
+        </w:rPr>
+        <w:t xml:space="preserve">Review Reproducible Experiments (ai-4/26). Goal: Record enough detail to reproduce a run. Short practice: What should accompany the mean </w:t>
+      </w:r>
+      <w:r>
+        <w:rPr>
+          <w:b/>
+        </w:rPr>
+        <w:t>70%</w:t>
+      </w:r>
+      <w:r>
+        <w:rPr>
+          <w:b w:val="0"/>
+        </w:rPr>
+        <w:t>?</w:t>
+      </w:r>
+    </w:p>
+    <w:p>
+      <w:pPr>
+        <w:spacing w:line="336" w:lineRule="auto" w:after="180"/>
+      </w:pPr>
+      <w:r>
+        <w:rPr>
+          <w:b w:val="0"/>
+        </w:rPr>
+        <w:t xml:space="preserve">Point to the relevant step in the picture, then write the changed result and the rule or </w:t>
+      </w:r>
+      <w:r>
+        <w:rPr>
+          <w:b/>
+        </w:rPr>
+        <w:t>evidence</w:t>
+      </w:r>
+      <w:r>
+        <w:rPr>
+          <w:b w:val="0"/>
+        </w:rPr>
+        <w:t xml:space="preserve"> that supports it.. Return to this week and explain what you changed.</w:t>
+      </w:r>
+    </w:p>
+    <w:p>
+      <w:pPr>
+        <w:spacing w:line="336" w:lineRule="auto" w:after="180"/>
+      </w:pPr>
+      <w:r>
+        <w:rPr>
+          <w:b w:val="0"/>
+        </w:rPr>
+        <w:t>Review Hold Out Test Data (ai-4/23). Goal: Freeze the full evaluation procedure before testing. Short practice: What is needed for an honest final claim about the revised version?</w:t>
+      </w:r>
+    </w:p>
+    <w:p>
+      <w:pPr>
+        <w:spacing w:line="336" w:lineRule="auto" w:after="180"/>
+      </w:pPr>
+      <w:r>
+        <w:rPr>
+          <w:b w:val="0"/>
+        </w:rPr>
+        <w:t xml:space="preserve">Point to the relevant step in the picture, then write the changed result and the rule or </w:t>
+      </w:r>
+      <w:r>
+        <w:rPr>
+          <w:b/>
+        </w:rPr>
+        <w:t>evidence</w:t>
+      </w:r>
+      <w:r>
+        <w:rPr>
+          <w:b w:val="0"/>
+        </w:rPr>
+        <w:t xml:space="preserve"> that supports it.. Return to this week and explain what you changed.</w:t>
+      </w:r>
+    </w:p>
+    <w:p>
+      <w:pPr>
+        <w:spacing w:line="336" w:lineRule="auto" w:after="180"/>
+      </w:pPr>
+      <w:r>
+        <w:rPr>
+          <w:b w:val="0"/>
+        </w:rPr>
+        <w:t xml:space="preserve">The browser lab lets you edit the supported Python examples already included in this lesson. Predict first, run, inspect the actual </w:t>
+      </w:r>
+      <w:r>
+        <w:rPr>
+          <w:b/>
+        </w:rPr>
+        <w:t>output</w:t>
+      </w:r>
+      <w:r>
+        <w:rPr>
+          <w:b w:val="0"/>
+        </w:rPr>
+        <w:t xml:space="preserve"> or error, change one </w:t>
+      </w:r>
+      <w:r>
+        <w:rPr>
+          <w:b/>
+        </w:rPr>
+        <w:t>input</w:t>
+      </w:r>
+      <w:r>
+        <w:rPr>
+          <w:b w:val="0"/>
+        </w:rPr>
+        <w:t>, then run again.</w:t>
+      </w:r>
+    </w:p>
+    <w:p>
+      <w:pPr>
+        <w:spacing w:line="336" w:lineRule="auto" w:after="180"/>
+      </w:pPr>
+      <w:r>
+        <w:rPr>
+          <w:b w:val="0"/>
+        </w:rPr>
+        <w:t xml:space="preserve">Keep code, </w:t>
+      </w:r>
+      <w:r>
+        <w:rPr>
+          <w:b/>
+        </w:rPr>
+        <w:t>prediction</w:t>
+      </w:r>
+      <w:r>
+        <w:rPr>
+          <w:b w:val="0"/>
+        </w:rPr>
+        <w:t>s, actual results and a reasoned revision together. On paper, label your result as a trace rather than an execution.</w:t>
+      </w:r>
+    </w:p>
+    <w:p>
+      <w:pPr>
+        <w:spacing w:line="336" w:lineRule="auto" w:after="180"/>
+      </w:pPr>
+      <w:r>
+        <w:rPr>
+          <w:b w:val="0"/>
+        </w:rPr>
+        <w:t xml:space="preserve">Use Download completed work in the hosted lesson to export your answers, reflections, practice feedback and code-run </w:t>
+      </w:r>
+      <w:r>
+        <w:rPr>
+          <w:b/>
+        </w:rPr>
+        <w:t>evidence</w:t>
+      </w:r>
+      <w:r>
+        <w:rPr>
+          <w:b w:val="0"/>
+        </w:rPr>
+        <w:t>. Open the HTML copy to read or print it.</w:t>
+      </w:r>
+    </w:p>
+    <w:p>
+      <w:pPr>
+        <w:spacing w:line="336" w:lineRule="auto" w:after="180"/>
+      </w:pPr>
+      <w:r>
+        <w:rPr>
+          <w:b w:val="0"/>
+        </w:rPr>
+        <w:t>Drafts stay in this browser when storage is available; clear drafts on a shared device.</w:t>
+      </w:r>
+    </w:p>
+    <w:p>
+      <w:pPr>
+        <w:pStyle w:val="Heading3"/>
+      </w:pPr>
+      <w:r>
+        <w:t>What I repaired, the evidence I kept and the next test</w:t>
+      </w:r>
+    </w:p>
+    <w:p>
+      <w:r>
+        <w:t>________________________________________________________________</w:t>
+      </w:r>
+    </w:p>
+    <w:p>
+      <w:r>
+        <w:t>________________________________________________________________</w:t>
+      </w:r>
+    </w:p>
+    <w:p>
+      <w:r>
+        <w:t>________________________________________________________________</w:t>
+      </w:r>
+    </w:p>
+    <w:p>
+      <w:r>
+        <w:t>________________________________________________________________</w:t>
+      </w:r>
+    </w:p>
+    <w:p>
+      <w:r>
+        <w:t>________________________________________________________________</w:t>
+      </w:r>
+    </w:p>
+    <w:p>
+      <w:pPr>
+        <w:pStyle w:val="Heading2"/>
+      </w:pPr>
+      <w:r>
+        <w:t>Earlier wording, alternatives and picture transcripts · reference / check after trying</w:t>
       </w:r>
     </w:p>
     <w:p>
@@ -2490,80 +2849,10 @@
     </w:p>
     <w:p>
       <w:pPr>
-        <w:spacing w:line="336" w:lineRule="auto" w:after="180"/>
-      </w:pPr>
-      <w:r>
-        <w:rPr>
-          <w:b w:val="0"/>
-        </w:rPr>
-        <w:t xml:space="preserve">Engineer a feature with a </w:t>
-      </w:r>
-      <w:r>
-        <w:rPr>
-          <w:b/>
-        </w:rPr>
-        <w:t>transformation</w:t>
-      </w:r>
-      <w:r>
-        <w:rPr>
-          <w:b w:val="0"/>
-        </w:rPr>
-        <w:t xml:space="preserve"> defined before evaluating a new leaf.</w:t>
-      </w:r>
-    </w:p>
-    <w:p>
-      <w:pPr>
         <w:pStyle w:val="Heading3"/>
       </w:pPr>
       <w:r>
-        <w:t>Practice 1: explain the deciding evidence</w:t>
-      </w:r>
-    </w:p>
-    <w:p>
-      <w:pPr>
-        <w:spacing w:line="336" w:lineRule="auto" w:after="180"/>
-      </w:pPr>
-      <w:r>
-        <w:rPr>
-          <w:b w:val="0"/>
-        </w:rPr>
-        <w:t>Which labelled step matches this detail? Centered query feature=8-6=2 cm².</w:t>
-      </w:r>
-    </w:p>
-    <w:p>
-      <w:pPr>
-        <w:spacing w:line="336" w:lineRule="auto" w:after="180"/>
-        <w:shd w:fill="F4F9FC"/>
-      </w:pPr>
-      <w:r>
-        <w:rPr>
-          <w:b w:val="0"/>
-        </w:rPr>
-        <w:t>1. Construct area</w:t>
-      </w:r>
-    </w:p>
-    <w:p>
-      <w:pPr>
-        <w:spacing w:line="336" w:lineRule="auto" w:after="180"/>
-        <w:shd w:fill="F4F9FC"/>
-      </w:pPr>
-      <w:r>
-        <w:rPr>
-          <w:b w:val="0"/>
-        </w:rPr>
-        <w:t>2. Fit centering</w:t>
-      </w:r>
-    </w:p>
-    <w:p>
-      <w:pPr>
-        <w:spacing w:line="336" w:lineRule="auto" w:after="180"/>
-        <w:shd w:fill="F4F9FC"/>
-      </w:pPr>
-      <w:r>
-        <w:rPr>
-          <w:b w:val="0"/>
-        </w:rPr>
-        <w:t>3. Apply unchanged transform</w:t>
+        <w:t>Repair a missing building block</w:t>
       </w:r>
     </w:p>
     <w:p>
@@ -2571,32 +2860,7 @@
         <w:pStyle w:val="Heading3"/>
       </w:pPr>
       <w:r>
-        <w:t>My selected conclusion, deciding fact and explanation</w:t>
-      </w:r>
-    </w:p>
-    <w:p>
-      <w:r>
-        <w:t>________________________________________________________________</w:t>
-      </w:r>
-    </w:p>
-    <w:p>
-      <w:r>
-        <w:t>________________________________________________________________</w:t>
-      </w:r>
-    </w:p>
-    <w:p>
-      <w:r>
-        <w:t>________________________________________________________________</w:t>
-      </w:r>
-    </w:p>
-    <w:p>
-      <w:r>
-        <w:t>________________________________________________________________</w:t>
-      </w:r>
-    </w:p>
-    <w:p>
-      <w:r>
-        <w:t>________________________________________________________________</w:t>
+        <w:t>Predict, run and debug</w:t>
       </w:r>
     </w:p>
     <w:p>
@@ -2604,601 +2868,25 @@
         <w:pStyle w:val="Heading3"/>
       </w:pPr>
       <w:r>
-        <w:t>Hint · try first</w:t>
-      </w:r>
-    </w:p>
-    <w:p>
-      <w:pPr>
-        <w:spacing w:line="336" w:lineRule="auto" w:after="180"/>
-        <w:shd w:fill="F1F6F8"/>
-      </w:pPr>
-      <w:r>
-        <w:rPr>
-          <w:b w:val="0"/>
-        </w:rPr>
-        <w:t>Hint if needed: Read the steps in the pictorial case. Match the supplied detail to the stage that performs or records it.</w:t>
-      </w:r>
-    </w:p>
-    <w:p>
-      <w:pPr>
-        <w:pStyle w:val="Heading3"/>
-      </w:pPr>
-      <w:r>
-        <w:t>Feedback · compare after trying</w:t>
-      </w:r>
-    </w:p>
-    <w:p>
-      <w:pPr>
-        <w:spacing w:line="336" w:lineRule="auto" w:after="180"/>
-        <w:shd w:fill="F1F6FC"/>
-      </w:pPr>
-      <w:r>
-        <w:rPr>
-          <w:b w:val="0"/>
-        </w:rPr>
-        <w:t>After your attempt, compare with the supported explanation: Apply unchanged transform Centered query feature=8-6=2 cm². Read the picture in order. Centered query feature=8-6=2 cm².</w:t>
-      </w:r>
-    </w:p>
-    <w:p>
-      <w:pPr>
-        <w:spacing w:line="336" w:lineRule="auto" w:after="180"/>
-        <w:shd w:fill="F1F6FC"/>
-      </w:pPr>
-      <w:r>
-        <w:rPr>
-          <w:b w:val="0"/>
-        </w:rPr>
-        <w:t xml:space="preserve">The arrows show which recorded </w:t>
-      </w:r>
-      <w:r>
-        <w:rPr>
-          <w:b/>
-        </w:rPr>
-        <w:t>input</w:t>
-      </w:r>
-      <w:r>
-        <w:rPr>
-          <w:b w:val="0"/>
-        </w:rPr>
-        <w:t xml:space="preserve"> or intermediate result each decision uses. Explain the deciding step aloud before checking the changed case; pointing to the final answer alone does not show how it follows.</w:t>
-      </w:r>
-    </w:p>
-    <w:p>
-      <w:pPr>
-        <w:pStyle w:val="Heading3"/>
-      </w:pPr>
-      <w:r>
-        <w:t>Practice 2: explain the deciding evidence</w:t>
-      </w:r>
-    </w:p>
-    <w:p>
-      <w:pPr>
-        <w:pStyle w:val="Heading3"/>
-      </w:pPr>
-      <w:r>
-        <w:t>Changed case · predict first</w:t>
-      </w:r>
-    </w:p>
-    <w:p>
-      <w:pPr>
-        <w:spacing w:line="336" w:lineRule="auto" w:after="180"/>
-        <w:shd w:fill="F5F1FB"/>
-      </w:pPr>
-      <w:r>
-        <w:rPr>
-          <w:b w:val="0"/>
-        </w:rPr>
-        <w:t>Changed-case practice: Include the query in the centering mean. Which conclusion is supported by the supplied facts?</w:t>
-      </w:r>
-    </w:p>
-    <w:p>
-      <w:pPr>
-        <w:spacing w:line="336" w:lineRule="auto" w:after="180"/>
-        <w:shd w:fill="F4F9FC"/>
-      </w:pPr>
-      <w:r>
-        <w:rPr>
-          <w:b w:val="0"/>
-        </w:rPr>
-        <w:t xml:space="preserve">1. Mean becomes26/4=6.5 cm² and query feature1.5 cm²; this changes the fitted </w:t>
-      </w:r>
-      <w:r>
-        <w:rPr>
-          <w:b/>
-        </w:rPr>
-        <w:t>transformation</w:t>
-      </w:r>
-      <w:r>
-        <w:rPr>
-          <w:b w:val="0"/>
-        </w:rPr>
-        <w:t>.</w:t>
-      </w:r>
-    </w:p>
-    <w:p>
-      <w:pPr>
-        <w:spacing w:line="336" w:lineRule="auto" w:after="180"/>
-        <w:shd w:fill="F4F9FC"/>
-      </w:pPr>
-      <w:r>
-        <w:rPr>
-          <w:b w:val="0"/>
-        </w:rPr>
-        <w:t xml:space="preserve">2. This one example guarantees correct results for every future </w:t>
-      </w:r>
-      <w:r>
-        <w:rPr>
-          <w:b/>
-        </w:rPr>
-        <w:t>input</w:t>
-      </w:r>
-      <w:r>
-        <w:rPr>
-          <w:b w:val="0"/>
-        </w:rPr>
-        <w:t>.</w:t>
-      </w:r>
-    </w:p>
-    <w:p>
-      <w:pPr>
-        <w:spacing w:line="336" w:lineRule="auto" w:after="180"/>
-        <w:shd w:fill="F4F9FC"/>
-      </w:pPr>
-      <w:r>
-        <w:rPr>
-          <w:b w:val="0"/>
-        </w:rPr>
-        <w:t xml:space="preserve">3. We can decide the result without examining the changed </w:t>
-      </w:r>
-      <w:r>
-        <w:rPr>
-          <w:b/>
-        </w:rPr>
-        <w:t>input</w:t>
-      </w:r>
-      <w:r>
-        <w:rPr>
-          <w:b w:val="0"/>
-        </w:rPr>
-        <w:t xml:space="preserve"> or the procedure.</w:t>
-      </w:r>
-    </w:p>
-    <w:p>
-      <w:pPr>
-        <w:pStyle w:val="Heading3"/>
-      </w:pPr>
-      <w:r>
-        <w:t>My selected conclusion, deciding fact and explanation</w:t>
-      </w:r>
-    </w:p>
-    <w:p>
-      <w:r>
-        <w:t>________________________________________________________________</w:t>
-      </w:r>
-    </w:p>
-    <w:p>
-      <w:r>
-        <w:t>________________________________________________________________</w:t>
-      </w:r>
-    </w:p>
-    <w:p>
-      <w:r>
-        <w:t>________________________________________________________________</w:t>
-      </w:r>
-    </w:p>
-    <w:p>
-      <w:r>
-        <w:t>________________________________________________________________</w:t>
-      </w:r>
-    </w:p>
-    <w:p>
-      <w:r>
-        <w:t>________________________________________________________________</w:t>
-      </w:r>
-    </w:p>
-    <w:p>
-      <w:pPr>
-        <w:pStyle w:val="Heading3"/>
-      </w:pPr>
-      <w:r>
-        <w:t>Hint · try first</w:t>
-      </w:r>
-    </w:p>
-    <w:p>
-      <w:pPr>
-        <w:spacing w:line="336" w:lineRule="auto" w:after="180"/>
-        <w:shd w:fill="F1F6F8"/>
-      </w:pPr>
-      <w:r>
-        <w:rPr>
-          <w:b w:val="0"/>
-        </w:rPr>
-        <w:t>Hint if needed: Use the changed condition and the deciding step in the pictorial trace. The answer must say what follows from those facts.</w:t>
-      </w:r>
-    </w:p>
-    <w:p>
-      <w:pPr>
-        <w:pStyle w:val="Heading3"/>
-      </w:pPr>
-      <w:r>
-        <w:t>Feedback · compare after trying</w:t>
-      </w:r>
-    </w:p>
-    <w:p>
-      <w:pPr>
-        <w:spacing w:line="336" w:lineRule="auto" w:after="180"/>
-        <w:shd w:fill="F1F6FC"/>
-      </w:pPr>
-      <w:r>
-        <w:rPr>
-          <w:b w:val="0"/>
-        </w:rPr>
-        <w:t xml:space="preserve">After your attempt, compare with the supported explanation: Mean becomes26/4=6.5 cm² and query feature1.5 cm²; this changes the fitted </w:t>
-      </w:r>
-      <w:r>
-        <w:rPr>
-          <w:b/>
-        </w:rPr>
-        <w:t>transformation</w:t>
-      </w:r>
-      <w:r>
-        <w:rPr>
-          <w:b w:val="0"/>
-        </w:rPr>
-        <w:t>.</w:t>
-      </w:r>
-    </w:p>
-    <w:p>
-      <w:pPr>
-        <w:spacing w:line="336" w:lineRule="auto" w:after="180"/>
-        <w:shd w:fill="F1F6FC"/>
-      </w:pPr>
-      <w:r>
-        <w:rPr>
-          <w:b w:val="0"/>
-        </w:rPr>
-        <w:t xml:space="preserve">A held-out </w:t>
-      </w:r>
-      <w:r>
-        <w:rPr>
-          <w:b/>
-        </w:rPr>
-        <w:t>input</w:t>
-      </w:r>
-      <w:r>
-        <w:rPr>
-          <w:b w:val="0"/>
-        </w:rPr>
-        <w:t xml:space="preserve"> should not silently redefine a </w:t>
-      </w:r>
-      <w:r>
-        <w:rPr>
-          <w:b/>
-        </w:rPr>
-        <w:t>training</w:t>
-      </w:r>
-      <w:r>
-        <w:rPr>
-          <w:b w:val="0"/>
-        </w:rPr>
-        <w:t>-fitted pre</w:t>
-      </w:r>
-      <w:r>
-        <w:rPr>
-          <w:b/>
-        </w:rPr>
-        <w:t>process</w:t>
-      </w:r>
-      <w:r>
-        <w:rPr>
-          <w:b w:val="0"/>
-        </w:rPr>
-        <w:t>ing step.</w:t>
-      </w:r>
-    </w:p>
-    <w:p>
-      <w:pPr>
-        <w:pStyle w:val="Heading3"/>
-      </w:pPr>
-      <w:r>
-        <w:t>Repair a missing building block</w:t>
-      </w:r>
-    </w:p>
-    <w:p>
-      <w:pPr>
-        <w:spacing w:line="336" w:lineRule="auto" w:after="180"/>
-      </w:pPr>
-      <w:r>
-        <w:rPr>
-          <w:b w:val="0"/>
-        </w:rPr>
-        <w:t xml:space="preserve">Review Learning Curves (ai-4/28). Goal: Read </w:t>
-      </w:r>
-      <w:r>
-        <w:rPr>
-          <w:b/>
-        </w:rPr>
-        <w:t>training</w:t>
-      </w:r>
-      <w:r>
-        <w:rPr>
-          <w:b w:val="0"/>
-        </w:rPr>
-        <w:t xml:space="preserve">-size learning curves. Short practice: What </w:t>
-      </w:r>
-      <w:r>
-        <w:rPr>
-          <w:b/>
-        </w:rPr>
-        <w:t>comparison</w:t>
-      </w:r>
-      <w:r>
-        <w:rPr>
-          <w:b w:val="0"/>
-        </w:rPr>
-        <w:t xml:space="preserve"> is valid if the validation set changes between sizes?</w:t>
-      </w:r>
-    </w:p>
-    <w:p>
-      <w:pPr>
-        <w:spacing w:line="336" w:lineRule="auto" w:after="180"/>
-      </w:pPr>
-      <w:r>
-        <w:rPr>
-          <w:b w:val="0"/>
-        </w:rPr>
-        <w:t xml:space="preserve">Point to the relevant step in the picture, then write the changed result and the rule or </w:t>
-      </w:r>
-      <w:r>
-        <w:rPr>
-          <w:b/>
-        </w:rPr>
-        <w:t>evidence</w:t>
-      </w:r>
-      <w:r>
-        <w:rPr>
-          <w:b w:val="0"/>
-        </w:rPr>
-        <w:t xml:space="preserve"> that supports it.. Return to this week and explain what you changed.</w:t>
-      </w:r>
-    </w:p>
-    <w:p>
-      <w:pPr>
-        <w:spacing w:line="336" w:lineRule="auto" w:after="180"/>
-      </w:pPr>
-      <w:r>
-        <w:rPr>
-          <w:b w:val="0"/>
-        </w:rPr>
-        <w:t xml:space="preserve">Review Reproducible Experiments (ai-4/26). Goal: Record enough detail to reproduce a run. Short practice: What should accompany the mean </w:t>
-      </w:r>
-      <w:r>
-        <w:rPr>
-          <w:b/>
-        </w:rPr>
-        <w:t>70%</w:t>
-      </w:r>
-      <w:r>
-        <w:rPr>
-          <w:b w:val="0"/>
-        </w:rPr>
-        <w:t>?</w:t>
-      </w:r>
-    </w:p>
-    <w:p>
-      <w:pPr>
-        <w:spacing w:line="336" w:lineRule="auto" w:after="180"/>
-      </w:pPr>
-      <w:r>
-        <w:rPr>
-          <w:b w:val="0"/>
-        </w:rPr>
-        <w:t xml:space="preserve">Point to the relevant step in the picture, then write the changed result and the rule or </w:t>
-      </w:r>
-      <w:r>
-        <w:rPr>
-          <w:b/>
-        </w:rPr>
-        <w:t>evidence</w:t>
-      </w:r>
-      <w:r>
-        <w:rPr>
-          <w:b w:val="0"/>
-        </w:rPr>
-        <w:t xml:space="preserve"> that supports it.. Return to this week and explain what you changed.</w:t>
-      </w:r>
-    </w:p>
-    <w:p>
-      <w:pPr>
-        <w:spacing w:line="336" w:lineRule="auto" w:after="180"/>
-      </w:pPr>
-      <w:r>
-        <w:rPr>
-          <w:b w:val="0"/>
-        </w:rPr>
-        <w:t>Review Hold Out Test Data (ai-4/23). Goal: Freeze the full evaluation procedure before testing. Short practice: What is needed for an honest final claim about the revised version?</w:t>
-      </w:r>
-    </w:p>
-    <w:p>
-      <w:pPr>
-        <w:spacing w:line="336" w:lineRule="auto" w:after="180"/>
-      </w:pPr>
-      <w:r>
-        <w:rPr>
-          <w:b w:val="0"/>
-        </w:rPr>
-        <w:t xml:space="preserve">Point to the relevant step in the picture, then write the changed result and the rule or </w:t>
-      </w:r>
-      <w:r>
-        <w:rPr>
-          <w:b/>
-        </w:rPr>
-        <w:t>evidence</w:t>
-      </w:r>
-      <w:r>
-        <w:rPr>
-          <w:b w:val="0"/>
-        </w:rPr>
-        <w:t xml:space="preserve"> that supports it.. Return to this week and explain what you changed.</w:t>
-      </w:r>
-    </w:p>
-    <w:p>
-      <w:pPr>
-        <w:pStyle w:val="Heading3"/>
-      </w:pPr>
-      <w:r>
-        <w:t>Predict, run and debug</w:t>
-      </w:r>
-    </w:p>
-    <w:p>
-      <w:pPr>
-        <w:spacing w:line="336" w:lineRule="auto" w:after="180"/>
-      </w:pPr>
-      <w:r>
-        <w:rPr>
-          <w:b w:val="0"/>
-        </w:rPr>
-        <w:t xml:space="preserve">The browser lab lets you edit the supported Python examples already included in this lesson. Predict first, run, inspect the actual </w:t>
-      </w:r>
-      <w:r>
-        <w:rPr>
-          <w:b/>
-        </w:rPr>
-        <w:t>output</w:t>
-      </w:r>
-      <w:r>
-        <w:rPr>
-          <w:b w:val="0"/>
-        </w:rPr>
-        <w:t xml:space="preserve"> or error, change one </w:t>
-      </w:r>
-      <w:r>
-        <w:rPr>
-          <w:b/>
-        </w:rPr>
-        <w:t>input</w:t>
-      </w:r>
-      <w:r>
-        <w:rPr>
-          <w:b w:val="0"/>
-        </w:rPr>
-        <w:t>, then run again.</w:t>
-      </w:r>
-    </w:p>
-    <w:p>
-      <w:pPr>
-        <w:spacing w:line="336" w:lineRule="auto" w:after="180"/>
-      </w:pPr>
-      <w:r>
-        <w:rPr>
-          <w:b w:val="0"/>
-        </w:rPr>
-        <w:t xml:space="preserve">Keep code, </w:t>
-      </w:r>
-      <w:r>
-        <w:rPr>
-          <w:b/>
-        </w:rPr>
-        <w:t>prediction</w:t>
-      </w:r>
-      <w:r>
-        <w:rPr>
-          <w:b w:val="0"/>
-        </w:rPr>
-        <w:t>s, actual results and a reasoned revision together. On paper, label your result as a trace rather than an execution.</w:t>
-      </w:r>
-    </w:p>
-    <w:p>
-      <w:pPr>
-        <w:pStyle w:val="Heading3"/>
-      </w:pPr>
-      <w:r>
         <w:t>Keep your completed work</w:t>
       </w:r>
     </w:p>
     <w:p>
       <w:pPr>
-        <w:spacing w:line="336" w:lineRule="auto" w:after="180"/>
-      </w:pPr>
-      <w:r>
-        <w:rPr>
-          <w:b w:val="0"/>
-        </w:rPr>
-        <w:t xml:space="preserve">Use Download completed work in the hosted lesson to export your answers, reflections, practice feedback and code-run </w:t>
-      </w:r>
-      <w:r>
-        <w:rPr>
-          <w:b/>
-        </w:rPr>
-        <w:t>evidence</w:t>
-      </w:r>
-      <w:r>
-        <w:rPr>
-          <w:b w:val="0"/>
-        </w:rPr>
-        <w:t>. Open the HTML copy to read or print it.</w:t>
-      </w:r>
-    </w:p>
-    <w:p>
-      <w:pPr>
-        <w:spacing w:line="336" w:lineRule="auto" w:after="180"/>
-      </w:pPr>
-      <w:r>
-        <w:rPr>
-          <w:b w:val="0"/>
-        </w:rPr>
-        <w:t>Drafts stay in this browser when storage is available; clear drafts on a shared device.</w:t>
-      </w:r>
-    </w:p>
-    <w:p>
-      <w:pPr>
-        <w:pStyle w:val="Heading3"/>
-      </w:pPr>
-      <w:r>
-        <w:t>What I repaired, the evidence I kept and the next test</w:t>
-      </w:r>
-    </w:p>
-    <w:p>
-      <w:r>
-        <w:t>________________________________________________________________</w:t>
-      </w:r>
-    </w:p>
-    <w:p>
-      <w:r>
-        <w:t>________________________________________________________________</w:t>
-      </w:r>
-    </w:p>
-    <w:p>
-      <w:r>
-        <w:t>________________________________________________________________</w:t>
-      </w:r>
-    </w:p>
-    <w:p>
-      <w:r>
-        <w:t>________________________________________________________________</w:t>
-      </w:r>
-    </w:p>
-    <w:p>
-      <w:r>
-        <w:t>________________________________________________________________</w:t>
-      </w:r>
-    </w:p>
-    <w:p>
-      <w:pPr>
         <w:pStyle w:val="Heading1"/>
       </w:pPr>
       <w:r>
-        <w:t>26. Visual concept journey</w:t>
-      </w:r>
-    </w:p>
-    <w:p>
-      <w:r>
-        <w:t>Explain each Feature Engineering picture from its labels, then record a relevant limit.</w:t>
-      </w:r>
-    </w:p>
-    <w:p>
-      <w:pPr>
-        <w:pStyle w:val="Heading3"/>
+        <w:t>26. Reference · Six-picture response sheets</w:t>
+      </w:r>
+    </w:p>
+    <w:p>
+      <w:r>
+        <w:t>Choose the relevant picture instead of repeating every task.</w:t>
+      </w:r>
+    </w:p>
+    <w:p>
+      <w:pPr>
+        <w:pStyle w:val="Heading2"/>
       </w:pPr>
       <w:r>
         <w:t>01. Feature Engineering: the case</w:t>
@@ -3313,7 +3001,6 @@
     <w:p>
       <w:pPr>
         <w:spacing w:line="336" w:lineRule="auto" w:after="180"/>
-        <w:shd w:fill="F5F1FB"/>
       </w:pPr>
       <w:r>
         <w:rPr>
@@ -3352,7 +3039,7 @@
     </w:p>
     <w:p>
       <w:pPr>
-        <w:pStyle w:val="Heading3"/>
+        <w:pStyle w:val="Heading2"/>
       </w:pPr>
       <w:r>
         <w:t>02. Follow the deciding steps</w:t>
@@ -3420,7 +3107,6 @@
     <w:p>
       <w:pPr>
         <w:spacing w:line="336" w:lineRule="auto" w:after="180"/>
-        <w:shd w:fill="F5F1FB"/>
       </w:pPr>
       <w:r>
         <w:rPr>
@@ -3471,7 +3157,7 @@
     </w:p>
     <w:p>
       <w:pPr>
-        <w:pStyle w:val="Heading3"/>
+        <w:pStyle w:val="Heading2"/>
       </w:pPr>
       <w:r>
         <w:t>03. Follow the evidence</w:t>
@@ -3563,7 +3249,6 @@
     <w:p>
       <w:pPr>
         <w:spacing w:line="336" w:lineRule="auto" w:after="180"/>
-        <w:shd w:fill="F5F1FB"/>
       </w:pPr>
       <w:r>
         <w:rPr>
@@ -3602,7 +3287,7 @@
     </w:p>
     <w:p>
       <w:pPr>
-        <w:pStyle w:val="Heading3"/>
+        <w:pStyle w:val="Heading2"/>
       </w:pPr>
       <w:r>
         <w:t>04. Change one thing. Trace what follows.</w:t>
@@ -3717,7 +3402,6 @@
     <w:p>
       <w:pPr>
         <w:spacing w:line="336" w:lineRule="auto" w:after="180"/>
-        <w:shd w:fill="F5F1FB"/>
       </w:pPr>
       <w:r>
         <w:rPr>
@@ -3756,7 +3440,7 @@
     </w:p>
     <w:p>
       <w:pPr>
-        <w:pStyle w:val="Heading3"/>
+        <w:pStyle w:val="Heading2"/>
       </w:pPr>
       <w:r>
         <w:t>05. Connect the explanation to its limit</w:t>
@@ -3846,7 +3530,6 @@
     <w:p>
       <w:pPr>
         <w:spacing w:line="336" w:lineRule="auto" w:after="180"/>
-        <w:shd w:fill="F5F1FB"/>
       </w:pPr>
       <w:r>
         <w:rPr>
@@ -3885,7 +3568,7 @@
     </w:p>
     <w:p>
       <w:pPr>
-        <w:pStyle w:val="Heading3"/>
+        <w:pStyle w:val="Heading2"/>
       </w:pPr>
       <w:r>
         <w:t>06. Make the idea visible in your project</w:t>
@@ -3999,7 +3682,6 @@
     <w:p>
       <w:pPr>
         <w:spacing w:line="336" w:lineRule="auto" w:after="180"/>
-        <w:shd w:fill="F5F1FB"/>
       </w:pPr>
       <w:r>
         <w:rPr>
@@ -4046,6 +3728,62 @@
     <w:p>
       <w:r>
         <w:t>________________________________________________________________</w:t>
+      </w:r>
+    </w:p>
+    <w:p>
+      <w:pPr>
+        <w:pStyle w:val="Heading2"/>
+      </w:pPr>
+      <w:r>
+        <w:t>Earlier wording, alternatives and picture transcripts · reference / check after trying</w:t>
+      </w:r>
+    </w:p>
+    <w:p>
+      <w:pPr>
+        <w:pStyle w:val="Heading3"/>
+      </w:pPr>
+      <w:r>
+        <w:t>01. Feature Engineering: the case</w:t>
+      </w:r>
+    </w:p>
+    <w:p>
+      <w:pPr>
+        <w:pStyle w:val="Heading3"/>
+      </w:pPr>
+      <w:r>
+        <w:t>02. Follow the deciding steps</w:t>
+      </w:r>
+    </w:p>
+    <w:p>
+      <w:pPr>
+        <w:pStyle w:val="Heading3"/>
+      </w:pPr>
+      <w:r>
+        <w:t>03. Follow the evidence</w:t>
+      </w:r>
+    </w:p>
+    <w:p>
+      <w:pPr>
+        <w:pStyle w:val="Heading3"/>
+      </w:pPr>
+      <w:r>
+        <w:t>04. Change one thing. Trace what follows.</w:t>
+      </w:r>
+    </w:p>
+    <w:p>
+      <w:pPr>
+        <w:pStyle w:val="Heading3"/>
+      </w:pPr>
+      <w:r>
+        <w:t>05. Connect the explanation to its limit</w:t>
+      </w:r>
+    </w:p>
+    <w:p>
+      <w:pPr>
+        <w:pStyle w:val="Heading3"/>
+      </w:pPr>
+      <w:r>
+        <w:t>06. Make the idea visible in your project</w:t>
       </w:r>
     </w:p>
     <w:sectPr>
